--- a/sondurum/sunum.docx
+++ b/sondurum/sunum.docx
@@ -8,7 +8,7 @@
         <w:jc w:val="center"/>
       </w:pPr>
       <w:r>
-        <w:t>Smart Logistics Dispatcher — Teknik Rapor</w:t>
+        <w:t>Smart Logistics Dispatcher</w:t>
       </w:r>
     </w:p>
     <w:p>
@@ -17,9 +17,9 @@
       </w:pPr>
       <w:r>
         <w:rPr>
-          <w:sz w:val="26"/>
+          <w:sz w:val="28"/>
         </w:rPr>
-        <w:t>Bitirme Projesi · Yapay Zeka ve ML Sistem Dokumantasyonu</w:t>
+        <w:t>AI/ML Sistem Teknik Raporu — Bitirme Projesi</w:t>
       </w:r>
     </w:p>
     <w:p/>
@@ -28,19 +28,43 @@
         <w:pStyle w:val="Heading1"/>
       </w:pPr>
       <w:r>
-        <w:rPr>
-          <w:color w:val="1A56DB"/>
-        </w:rPr>
-        <w:t>1. Sistem Mimarisi</w:t>
+        <w:t>1. Ne Yapildi? — Sistem Genel Bakis</w:t>
       </w:r>
     </w:p>
     <w:p>
       <w:r>
         <w:rPr>
           <w:b w:val="0"/>
-          <w:sz w:val="22"/>
+          <w:sz w:val="21"/>
         </w:rPr>
-        <w:t>Smart Logistics Dispatcher, gerçek zamanlı lojistik rota optimizasyonu için tasarlanmış tam yığın bir yapay zeka destekli sistemdir. Sistem; React tabanlı modern bir ön yüz, FastAPI tabanlı bir arka uç API, makine öğrenmesi modelleri, RAG (Retrieval-Augmented Generation) destekli açıklama motoru ve OR-Tools ile rota optimizasyonunu entegre eder.</w:t>
+        <w:t>Smart Logistics Dispatcher, gercek zamanli kargo dagitim rotalarini yapay zeka ile optimize eden bir sistemdir. 3 temel problemi cozer:</w:t>
+      </w:r>
+    </w:p>
+    <w:p>
+      <w:r>
+        <w:rPr>
+          <w:b w:val="0"/>
+          <w:sz w:val="21"/>
+        </w:rPr>
+        <w:t>(1) Her durak icin gecikme riski nedir? --&gt; ML modeli (LightGBM+XGBoost+CatBoost stacking)</w:t>
+      </w:r>
+    </w:p>
+    <w:p>
+      <w:r>
+        <w:rPr>
+          <w:b w:val="0"/>
+          <w:sz w:val="21"/>
+        </w:rPr>
+        <w:t>(2) Hangi durak sirasi en az gecikmeyi getirir? --&gt; OR-Tools VRP optimizasyonu</w:t>
+      </w:r>
+    </w:p>
+    <w:p>
+      <w:r>
+        <w:rPr>
+          <w:b w:val="0"/>
+          <w:sz w:val="21"/>
+        </w:rPr>
+        <w:t>(3) Bu karari dispatcher anlayabilmeli, yanlis bilgi gormemeli --&gt; RAG + Ollama llama3.2</w:t>
       </w:r>
     </w:p>
     <w:p>
@@ -85,7 +109,19 @@
     <w:p/>
     <w:p>
       <w:r>
-        <w:t>Şekil 1: Sistem mimarisi — 4 katmanlı yapı (Frontend, Backend API, AI/ML, Veri Katmanı)</w:t>
+        <w:rPr>
+          <w:b w:val="0"/>
+          <w:sz w:val="21"/>
+        </w:rPr>
+        <w:t>Sekil 1: 4 katmanli sistem mimarisi — Frontend (React), Backend (FastAPI), AI/ML, Veri katmani.</w:t>
+      </w:r>
+    </w:p>
+    <w:p>
+      <w:pPr>
+        <w:pStyle w:val="Heading1"/>
+      </w:pPr>
+      <w:r>
+        <w:t>2. ML Gecikme Tahmin Modeli — Neden, Nasil, Dogrulugu</w:t>
       </w:r>
     </w:p>
     <w:p>
@@ -93,435 +129,16 @@
         <w:pStyle w:val="Heading2"/>
       </w:pPr>
       <w:r>
-        <w:t>1.1 Katmanlar</w:t>
-      </w:r>
-    </w:p>
-    <w:tbl>
-      <w:tblPr>
-        <w:tblStyle w:val="LightShading-Accent1"/>
-        <w:tblW w:type="auto" w:w="0"/>
-        <w:tblLook w:firstColumn="1" w:firstRow="1" w:lastColumn="0" w:lastRow="0" w:noHBand="0" w:noVBand="1" w:val="04A0"/>
-      </w:tblPr>
-      <w:tblGrid>
-        <w:gridCol w:w="2160"/>
-        <w:gridCol w:w="2160"/>
-        <w:gridCol w:w="2160"/>
-        <w:gridCol w:w="2160"/>
-      </w:tblGrid>
-      <w:tr>
-        <w:tc>
-          <w:tcPr>
-            <w:tcW w:type="dxa" w:w="2160"/>
-          </w:tcPr>
-          <w:p>
-            <w:r>
-              <w:rPr>
-                <w:b/>
-              </w:rPr>
-              <w:t>Katman</w:t>
-            </w:r>
-          </w:p>
-        </w:tc>
-        <w:tc>
-          <w:tcPr>
-            <w:tcW w:type="dxa" w:w="2160"/>
-          </w:tcPr>
-          <w:p>
-            <w:r>
-              <w:rPr>
-                <w:b/>
-              </w:rPr>
-              <w:t>Teknoloji</w:t>
-            </w:r>
-          </w:p>
-        </w:tc>
-        <w:tc>
-          <w:tcPr>
-            <w:tcW w:type="dxa" w:w="2160"/>
-          </w:tcPr>
-          <w:p>
-            <w:r>
-              <w:rPr>
-                <w:b/>
-              </w:rPr>
-              <w:t>Dosyalar</w:t>
-            </w:r>
-          </w:p>
-        </w:tc>
-        <w:tc>
-          <w:tcPr>
-            <w:tcW w:type="dxa" w:w="2160"/>
-          </w:tcPr>
-          <w:p>
-            <w:r>
-              <w:rPr>
-                <w:b/>
-              </w:rPr>
-              <w:t>Görev</w:t>
-            </w:r>
-          </w:p>
-        </w:tc>
-      </w:tr>
-      <w:tr>
-        <w:tc>
-          <w:tcPr>
-            <w:tcW w:type="dxa" w:w="2160"/>
-          </w:tcPr>
-          <w:p/>
-        </w:tc>
-        <w:tc>
-          <w:tcPr>
-            <w:tcW w:type="dxa" w:w="2160"/>
-          </w:tcPr>
-          <w:p/>
-        </w:tc>
-        <w:tc>
-          <w:tcPr>
-            <w:tcW w:type="dxa" w:w="2160"/>
-          </w:tcPr>
-          <w:p/>
-        </w:tc>
-        <w:tc>
-          <w:tcPr>
-            <w:tcW w:type="dxa" w:w="2160"/>
-          </w:tcPr>
-          <w:p/>
-        </w:tc>
-      </w:tr>
-      <w:tr>
-        <w:tc>
-          <w:tcPr>
-            <w:tcW w:type="dxa" w:w="2160"/>
-          </w:tcPr>
-          <w:p/>
-        </w:tc>
-        <w:tc>
-          <w:tcPr>
-            <w:tcW w:type="dxa" w:w="2160"/>
-          </w:tcPr>
-          <w:p/>
-        </w:tc>
-        <w:tc>
-          <w:tcPr>
-            <w:tcW w:type="dxa" w:w="2160"/>
-          </w:tcPr>
-          <w:p/>
-        </w:tc>
-        <w:tc>
-          <w:tcPr>
-            <w:tcW w:type="dxa" w:w="2160"/>
-          </w:tcPr>
-          <w:p/>
-        </w:tc>
-      </w:tr>
-      <w:tr>
-        <w:tc>
-          <w:tcPr>
-            <w:tcW w:type="dxa" w:w="2160"/>
-          </w:tcPr>
-          <w:p/>
-        </w:tc>
-        <w:tc>
-          <w:tcPr>
-            <w:tcW w:type="dxa" w:w="2160"/>
-          </w:tcPr>
-          <w:p/>
-        </w:tc>
-        <w:tc>
-          <w:tcPr>
-            <w:tcW w:type="dxa" w:w="2160"/>
-          </w:tcPr>
-          <w:p/>
-        </w:tc>
-        <w:tc>
-          <w:tcPr>
-            <w:tcW w:type="dxa" w:w="2160"/>
-          </w:tcPr>
-          <w:p/>
-        </w:tc>
-      </w:tr>
-      <w:tr>
-        <w:tc>
-          <w:tcPr>
-            <w:tcW w:type="dxa" w:w="2160"/>
-          </w:tcPr>
-          <w:p/>
-        </w:tc>
-        <w:tc>
-          <w:tcPr>
-            <w:tcW w:type="dxa" w:w="2160"/>
-          </w:tcPr>
-          <w:p/>
-        </w:tc>
-        <w:tc>
-          <w:tcPr>
-            <w:tcW w:type="dxa" w:w="2160"/>
-          </w:tcPr>
-          <w:p/>
-        </w:tc>
-        <w:tc>
-          <w:tcPr>
-            <w:tcW w:type="dxa" w:w="2160"/>
-          </w:tcPr>
-          <w:p/>
-        </w:tc>
-      </w:tr>
-      <w:tr>
-        <w:tc>
-          <w:tcPr>
-            <w:tcW w:type="dxa" w:w="2160"/>
-          </w:tcPr>
-          <w:p/>
-        </w:tc>
-        <w:tc>
-          <w:tcPr>
-            <w:tcW w:type="dxa" w:w="2160"/>
-          </w:tcPr>
-          <w:p/>
-        </w:tc>
-        <w:tc>
-          <w:tcPr>
-            <w:tcW w:type="dxa" w:w="2160"/>
-          </w:tcPr>
-          <w:p/>
-        </w:tc>
-        <w:tc>
-          <w:tcPr>
-            <w:tcW w:type="dxa" w:w="2160"/>
-          </w:tcPr>
-          <w:p/>
-        </w:tc>
-      </w:tr>
-      <w:tr>
-        <w:tc>
-          <w:tcPr>
-            <w:tcW w:type="dxa" w:w="2160"/>
-          </w:tcPr>
-          <w:p>
-            <w:r>
-              <w:t>Frontend</w:t>
-            </w:r>
-          </w:p>
-        </w:tc>
-        <w:tc>
-          <w:tcPr>
-            <w:tcW w:type="dxa" w:w="2160"/>
-          </w:tcPr>
-          <w:p>
-            <w:r>
-              <w:t>React + Vite + Mapbox GL</w:t>
-            </w:r>
-          </w:p>
-        </w:tc>
-        <w:tc>
-          <w:tcPr>
-            <w:tcW w:type="dxa" w:w="2160"/>
-          </w:tcPr>
-          <w:p>
-            <w:r>
-              <w:t>src/pages/, src/features/</w:t>
-            </w:r>
-          </w:p>
-        </w:tc>
-        <w:tc>
-          <w:tcPr>
-            <w:tcW w:type="dxa" w:w="2160"/>
-          </w:tcPr>
-          <w:p>
-            <w:r>
-              <w:t>Harita, canlı izleme, dispatcher UI</w:t>
-            </w:r>
-          </w:p>
-        </w:tc>
-      </w:tr>
-      <w:tr>
-        <w:tc>
-          <w:tcPr>
-            <w:tcW w:type="dxa" w:w="2160"/>
-          </w:tcPr>
-          <w:p>
-            <w:r>
-              <w:t>Backend API</w:t>
-            </w:r>
-          </w:p>
-        </w:tc>
-        <w:tc>
-          <w:tcPr>
-            <w:tcW w:type="dxa" w:w="2160"/>
-          </w:tcPr>
-          <w:p>
-            <w:r>
-              <w:t>FastAPI + Python 3.8</w:t>
-            </w:r>
-          </w:p>
-        </w:tc>
-        <w:tc>
-          <w:tcPr>
-            <w:tcW w:type="dxa" w:w="2160"/>
-          </w:tcPr>
-          <w:p>
-            <w:r>
-              <w:t>logistics-backend/api/</w:t>
-            </w:r>
-          </w:p>
-        </w:tc>
-        <w:tc>
-          <w:tcPr>
-            <w:tcW w:type="dxa" w:w="2160"/>
-          </w:tcPr>
-          <w:p>
-            <w:r>
-              <w:t>REST endpoints, WebSocket simülasyon</w:t>
-            </w:r>
-          </w:p>
-        </w:tc>
-      </w:tr>
-      <w:tr>
-        <w:tc>
-          <w:tcPr>
-            <w:tcW w:type="dxa" w:w="2160"/>
-          </w:tcPr>
-          <w:p>
-            <w:r>
-              <w:t>AI/ML</w:t>
-            </w:r>
-          </w:p>
-        </w:tc>
-        <w:tc>
-          <w:tcPr>
-            <w:tcW w:type="dxa" w:w="2160"/>
-          </w:tcPr>
-          <w:p>
-            <w:r>
-              <w:t>LightGBM, XGBoost, CatBoost, OR-Tools</w:t>
-            </w:r>
-          </w:p>
-        </w:tc>
-        <w:tc>
-          <w:tcPr>
-            <w:tcW w:type="dxa" w:w="2160"/>
-          </w:tcPr>
-          <w:p>
-            <w:r>
-              <w:t>logistics-backend/ml/</w:t>
-            </w:r>
-          </w:p>
-        </w:tc>
-        <w:tc>
-          <w:tcPr>
-            <w:tcW w:type="dxa" w:w="2160"/>
-          </w:tcPr>
-          <w:p>
-            <w:r>
-              <w:t>Gecikme tahmini ve rota optimizasyonu</w:t>
-            </w:r>
-          </w:p>
-        </w:tc>
-      </w:tr>
-      <w:tr>
-        <w:tc>
-          <w:tcPr>
-            <w:tcW w:type="dxa" w:w="2160"/>
-          </w:tcPr>
-          <w:p>
-            <w:r>
-              <w:t>RAG / LLM</w:t>
-            </w:r>
-          </w:p>
-        </w:tc>
-        <w:tc>
-          <w:tcPr>
-            <w:tcW w:type="dxa" w:w="2160"/>
-          </w:tcPr>
-          <w:p>
-            <w:r>
-              <w:t>TF-IDF + Ollama (llama3.2)</w:t>
-            </w:r>
-          </w:p>
-        </w:tc>
-        <w:tc>
-          <w:tcPr>
-            <w:tcW w:type="dxa" w:w="2160"/>
-          </w:tcPr>
-          <w:p>
-            <w:r>
-              <w:t>logistics-backend/ai/</w:t>
-            </w:r>
-          </w:p>
-        </w:tc>
-        <w:tc>
-          <w:tcPr>
-            <w:tcW w:type="dxa" w:w="2160"/>
-          </w:tcPr>
-          <w:p>
-            <w:r>
-              <w:t>Açıklama üretimi ve halüsinasyon önleme</w:t>
-            </w:r>
-          </w:p>
-        </w:tc>
-      </w:tr>
-      <w:tr>
-        <w:tc>
-          <w:tcPr>
-            <w:tcW w:type="dxa" w:w="2160"/>
-          </w:tcPr>
-          <w:p>
-            <w:r>
-              <w:t>Veri</w:t>
-            </w:r>
-          </w:p>
-        </w:tc>
-        <w:tc>
-          <w:tcPr>
-            <w:tcW w:type="dxa" w:w="2160"/>
-          </w:tcPr>
-          <w:p>
-            <w:r>
-              <w:t>SQLite + CSV</w:t>
-            </w:r>
-          </w:p>
-        </w:tc>
-        <w:tc>
-          <w:tcPr>
-            <w:tcW w:type="dxa" w:w="2160"/>
-          </w:tcPr>
-          <w:p>
-            <w:r>
-              <w:t>logistics-backend/data/</w:t>
-            </w:r>
-          </w:p>
-        </w:tc>
-        <w:tc>
-          <w:tcPr>
-            <w:tcW w:type="dxa" w:w="2160"/>
-          </w:tcPr>
-          <w:p>
-            <w:r>
-              <w:t>Eğitim verisi ve kalıcı rota kayıtları</w:t>
-            </w:r>
-          </w:p>
-        </w:tc>
-      </w:tr>
-    </w:tbl>
-    <w:p/>
-    <w:p>
-      <w:pPr>
-        <w:pStyle w:val="Heading1"/>
-      </w:pPr>
-      <w:r>
-        <w:rPr>
-          <w:color w:val="1A56DB"/>
-        </w:rPr>
-        <w:t>2. Yapay Zeka Sistemi — Nerede ve Nasıl Kullanılıyor?</w:t>
+        <w:t>2.1 Neden ML?</w:t>
       </w:r>
     </w:p>
     <w:p>
       <w:r>
         <w:rPr>
           <w:b w:val="0"/>
-          <w:sz w:val="22"/>
+          <w:sz w:val="21"/>
         </w:rPr>
-        <w:t>Sistem üç farklı yapay zeka bileşenini entegre eder: (1) ML tabanlı gecikme tahmin modeli, (2) OR-Tools rota optimizasyon ajanı ve (3) RAG destekli açıklama motoru ile halüsinasyon önleme.</w:t>
+        <w:t>Manuel kural tabanli sistemler (eger trafik&gt;70 ise +5dk ekle) yetersiz kalir: trafik, hava, yuk, zaman penceresi, gecmis istatistikler gibi 39 boyutlu karmasik iliskiyi kurallara dokemeyiz. ML modeli bu iliskileri veriden ogrenebilir.</w:t>
       </w:r>
     </w:p>
     <w:p>
@@ -529,1264 +146,214 @@
         <w:pStyle w:val="Heading2"/>
       </w:pPr>
       <w:r>
-        <w:t>2.1 ML Gecikme Tahmin Modeli</w:t>
+        <w:t>2.2 3 Farkli ML Modeli — Farkli Amaclar</w:t>
+      </w:r>
+    </w:p>
+    <w:p>
+      <w:r>
+        <w:rPr>
+          <w:b/>
+          <w:sz w:val="21"/>
+        </w:rPr>
+        <w:t>MODEL 1: Gecikme Siniflandirici (Binary Classifier)</w:t>
       </w:r>
     </w:p>
     <w:p>
       <w:r>
         <w:rPr>
           <w:b w:val="0"/>
-          <w:sz w:val="22"/>
+          <w:sz w:val="21"/>
         </w:rPr>
-        <w:t>Model, her durak için beklenen gecikmeyi dakika cinsinden tahmin eder. Üç ayrı tahmin modeli mevcuttur:</w:t>
-        <w:br/>
-        <w:t xml:space="preserve">  • delay_classifier_v7.pkl — İkili sınıflandırıcı (gecikecek mi / gecikmeyecek mi?)</w:t>
-        <w:br/>
-        <w:t xml:space="preserve">  • delay_regressor_v7.pkl — Süre tahmincisi (kaç dakika gecikeceği?)</w:t>
-        <w:br/>
-        <w:t xml:space="preserve">  • delay_regressor_v7_p90.pkl — P90 konservatif tahmin (daha güvenli planlama için)</w:t>
-        <w:br/>
-        <w:t xml:space="preserve">  • route_predictor_v7.pkl — Tüm rota seviyesinde tahmin (RouteDelayPredictor sınıfı)</w:t>
-      </w:r>
-    </w:p>
-    <w:p>
-      <w:pPr>
-        <w:pStyle w:val="Heading2"/>
-      </w:pPr>
-      <w:r>
-        <w:t>2.2 OR-Tools Rota Optimizasyon Ajanı</w:t>
+        <w:t>Amac: Bir durakta gecikme OLACAK MI?  (0=Hayir / 1=Evet)</w:t>
       </w:r>
     </w:p>
     <w:p>
       <w:r>
         <w:rPr>
           <w:b w:val="0"/>
-          <w:sz w:val="22"/>
+          <w:sz w:val="21"/>
         </w:rPr>
-        <w:t>Google OR-Tools VRP (Vehicle Routing Problem) çözücüsü, ML modelinin tahmin ettiği gecikme maliyetlerini ve Mapbox Directions API'den gelen gerçek yol sürelerini birleştirerek optimal durak sırasını hesaplar. Dosya: logistics-backend/api/routes.py içindeki _run_reoptimization() fonksiyonu.</w:t>
-      </w:r>
-    </w:p>
-    <w:p>
-      <w:pPr>
-        <w:pStyle w:val="Heading2"/>
-      </w:pPr>
-      <w:r>
-        <w:t>2.3 RAG Açıklama Motoru (Retrieval-Augmented Generation)</w:t>
+        <w:t>Algoritma: Stacking Ensemble = LightGBM + XGBoost + CatBoost (baz modeller) -&gt; Meta XGBoost</w:t>
       </w:r>
     </w:p>
     <w:p>
       <w:r>
         <w:rPr>
           <w:b w:val="0"/>
-          <w:sz w:val="22"/>
+          <w:sz w:val="21"/>
         </w:rPr>
-        <w:t>Ollama üzerinde çalışan llama3.2 modeli, dispatcher'a rota kararlarını Türkçe/İngilizce açıklar. RAG pipeline'ı şu bileşenlerden oluşur:</w:t>
-        <w:br/>
-        <w:t xml:space="preserve">  • Retriever (retriever.py): TF-IDF vektörizasyonu ile bilgi tabanından ilgili bölümleri getirir</w:t>
-        <w:br/>
-        <w:t xml:space="preserve">  • Retrieval Grader (graders.py): Getirilen bağlamın sorguyla alakalı olup olmadığını kontrol eder</w:t>
-        <w:br/>
-        <w:t xml:space="preserve">  • Hallucination Grader: Üretilen metnin backend gerçekleriyle çelişip çelişmediğini denetler</w:t>
-        <w:br/>
-        <w:t xml:space="preserve">  • Answer Grader: Yanıtın dispatcher'a uygun uzunluk ve içerikte olup olmadığını değerlendirir</w:t>
-      </w:r>
-    </w:p>
-    <w:p>
-      <w:pPr>
-        <w:jc w:val="center"/>
-      </w:pPr>
-      <w:r>
-        <w:drawing>
-          <wp:inline xmlns:a="http://schemas.openxmlformats.org/drawingml/2006/main" xmlns:pic="http://schemas.openxmlformats.org/drawingml/2006/picture">
-            <wp:extent cx="5760720" cy="2430824"/>
-            <wp:docPr id="2" name="Picture 2"/>
-            <wp:cNvGraphicFramePr>
-              <a:graphicFrameLocks noChangeAspect="1"/>
-            </wp:cNvGraphicFramePr>
-            <a:graphic>
-              <a:graphicData uri="http://schemas.openxmlformats.org/drawingml/2006/picture">
-                <pic:pic>
-                  <pic:nvPicPr>
-                    <pic:cNvPr id="0" name="03_rag_hallucination_pipeline.png"/>
-                    <pic:cNvPicPr/>
-                  </pic:nvPicPr>
-                  <pic:blipFill>
-                    <a:blip r:embed="rId10"/>
-                    <a:stretch>
-                      <a:fillRect/>
-                    </a:stretch>
-                  </pic:blipFill>
-                  <pic:spPr>
-                    <a:xfrm>
-                      <a:off x="0" y="0"/>
-                      <a:ext cx="5760720" cy="2430824"/>
-                    </a:xfrm>
-                    <a:prstGeom prst="rect"/>
-                  </pic:spPr>
-                </pic:pic>
-              </a:graphicData>
-            </a:graphic>
-          </wp:inline>
-        </w:drawing>
-      </w:r>
-    </w:p>
-    <w:p/>
-    <w:p>
-      <w:r>
-        <w:t>Şekil 2: RAG + Halüsinasyon Önleme Pipeline'ı</w:t>
-      </w:r>
-    </w:p>
-    <w:p>
-      <w:pPr>
-        <w:pStyle w:val="Heading1"/>
-      </w:pPr>
-      <w:r>
-        <w:rPr>
-          <w:color w:val="1A56DB"/>
-        </w:rPr>
-        <w:t>3. Modelin Eğitimi, Ödül-Ceza Mantığı ve Matematik</w:t>
-      </w:r>
-    </w:p>
-    <w:p>
-      <w:pPr>
-        <w:pStyle w:val="Heading2"/>
-      </w:pPr>
-      <w:r>
-        <w:t>3.1 Eğitim Kaynağı ve Veri</w:t>
+        <w:t>Cikti: delay_probability — 0.0-1.0 arasi kalibrasyon sonrasi olasilik</w:t>
       </w:r>
     </w:p>
     <w:p>
       <w:r>
         <w:rPr>
           <w:b w:val="0"/>
-          <w:sz w:val="22"/>
+          <w:sz w:val="21"/>
         </w:rPr>
-        <w:t>Eğitim verisi logistics-backend/data/raw_data/ altındaki 5 CSV kaynağından oluşturulmuştur:</w:t>
-      </w:r>
-    </w:p>
-    <w:tbl>
-      <w:tblPr>
-        <w:tblStyle w:val="LightShading-Accent1"/>
-        <w:tblW w:type="auto" w:w="0"/>
-        <w:tblLook w:firstColumn="1" w:firstRow="1" w:lastColumn="0" w:lastRow="0" w:noHBand="0" w:noVBand="1" w:val="04A0"/>
-      </w:tblPr>
-      <w:tblGrid>
-        <w:gridCol w:w="2880"/>
-        <w:gridCol w:w="2880"/>
-        <w:gridCol w:w="2880"/>
-      </w:tblGrid>
-      <w:tr>
-        <w:tc>
-          <w:tcPr>
-            <w:tcW w:type="dxa" w:w="2880"/>
-          </w:tcPr>
-          <w:p>
-            <w:r>
-              <w:rPr>
-                <w:b/>
-              </w:rPr>
-              <w:t>CSV Dosyası</w:t>
-            </w:r>
-          </w:p>
-        </w:tc>
-        <w:tc>
-          <w:tcPr>
-            <w:tcW w:type="dxa" w:w="2880"/>
-          </w:tcPr>
-          <w:p>
-            <w:r>
-              <w:rPr>
-                <w:b/>
-              </w:rPr>
-              <w:t>Satır Sayısı</w:t>
-            </w:r>
-          </w:p>
-        </w:tc>
-        <w:tc>
-          <w:tcPr>
-            <w:tcW w:type="dxa" w:w="2880"/>
-          </w:tcPr>
-          <w:p>
-            <w:r>
-              <w:rPr>
-                <w:b/>
-              </w:rPr>
-              <w:t>İçerik</w:t>
-            </w:r>
-          </w:p>
-        </w:tc>
-      </w:tr>
-      <w:tr>
-        <w:tc>
-          <w:tcPr>
-            <w:tcW w:type="dxa" w:w="2880"/>
-          </w:tcPr>
-          <w:p/>
-        </w:tc>
-        <w:tc>
-          <w:tcPr>
-            <w:tcW w:type="dxa" w:w="2880"/>
-          </w:tcPr>
-          <w:p/>
-        </w:tc>
-        <w:tc>
-          <w:tcPr>
-            <w:tcW w:type="dxa" w:w="2880"/>
-          </w:tcPr>
-          <w:p/>
-        </w:tc>
-      </w:tr>
-      <w:tr>
-        <w:tc>
-          <w:tcPr>
-            <w:tcW w:type="dxa" w:w="2880"/>
-          </w:tcPr>
-          <w:p/>
-        </w:tc>
-        <w:tc>
-          <w:tcPr>
-            <w:tcW w:type="dxa" w:w="2880"/>
-          </w:tcPr>
-          <w:p/>
-        </w:tc>
-        <w:tc>
-          <w:tcPr>
-            <w:tcW w:type="dxa" w:w="2880"/>
-          </w:tcPr>
-          <w:p/>
-        </w:tc>
-      </w:tr>
-      <w:tr>
-        <w:tc>
-          <w:tcPr>
-            <w:tcW w:type="dxa" w:w="2880"/>
-          </w:tcPr>
-          <w:p/>
-        </w:tc>
-        <w:tc>
-          <w:tcPr>
-            <w:tcW w:type="dxa" w:w="2880"/>
-          </w:tcPr>
-          <w:p/>
-        </w:tc>
-        <w:tc>
-          <w:tcPr>
-            <w:tcW w:type="dxa" w:w="2880"/>
-          </w:tcPr>
-          <w:p/>
-        </w:tc>
-      </w:tr>
-      <w:tr>
-        <w:tc>
-          <w:tcPr>
-            <w:tcW w:type="dxa" w:w="2880"/>
-          </w:tcPr>
-          <w:p/>
-        </w:tc>
-        <w:tc>
-          <w:tcPr>
-            <w:tcW w:type="dxa" w:w="2880"/>
-          </w:tcPr>
-          <w:p/>
-        </w:tc>
-        <w:tc>
-          <w:tcPr>
-            <w:tcW w:type="dxa" w:w="2880"/>
-          </w:tcPr>
-          <w:p/>
-        </w:tc>
-      </w:tr>
-      <w:tr>
-        <w:tc>
-          <w:tcPr>
-            <w:tcW w:type="dxa" w:w="2880"/>
-          </w:tcPr>
-          <w:p/>
-        </w:tc>
-        <w:tc>
-          <w:tcPr>
-            <w:tcW w:type="dxa" w:w="2880"/>
-          </w:tcPr>
-          <w:p/>
-        </w:tc>
-        <w:tc>
-          <w:tcPr>
-            <w:tcW w:type="dxa" w:w="2880"/>
-          </w:tcPr>
-          <w:p/>
-        </w:tc>
-      </w:tr>
-      <w:tr>
-        <w:tc>
-          <w:tcPr>
-            <w:tcW w:type="dxa" w:w="2880"/>
-          </w:tcPr>
-          <w:p>
-            <w:r>
-              <w:t>route_stops.csv</w:t>
-            </w:r>
-          </w:p>
-        </w:tc>
-        <w:tc>
-          <w:tcPr>
-            <w:tcW w:type="dxa" w:w="2880"/>
-          </w:tcPr>
-          <w:p>
-            <w:r>
-              <w:t>~1.450</w:t>
-            </w:r>
-          </w:p>
-        </w:tc>
-        <w:tc>
-          <w:tcPr>
-            <w:tcW w:type="dxa" w:w="2880"/>
-          </w:tcPr>
-          <w:p>
-            <w:r>
-              <w:t>Her durağın planlanan/gerçekleşen geliş süresi, gecikme</w:t>
-            </w:r>
-          </w:p>
-        </w:tc>
-      </w:tr>
-      <w:tr>
-        <w:tc>
-          <w:tcPr>
-            <w:tcW w:type="dxa" w:w="2880"/>
-          </w:tcPr>
-          <w:p>
-            <w:r>
-              <w:t>routes.csv</w:t>
-            </w:r>
-          </w:p>
-        </w:tc>
-        <w:tc>
-          <w:tcPr>
-            <w:tcW w:type="dxa" w:w="2880"/>
-          </w:tcPr>
-          <w:p>
-            <w:r>
-              <w:t>~200</w:t>
-            </w:r>
-          </w:p>
-        </w:tc>
-        <w:tc>
-          <w:tcPr>
-            <w:tcW w:type="dxa" w:w="2880"/>
-          </w:tcPr>
-          <w:p>
-            <w:r>
-              <w:t>Araç tipi, hava durumu, trafik koşulları, olay şiddeti</w:t>
-            </w:r>
-          </w:p>
-        </w:tc>
-      </w:tr>
-      <w:tr>
-        <w:tc>
-          <w:tcPr>
-            <w:tcW w:type="dxa" w:w="2880"/>
-          </w:tcPr>
-          <w:p>
-            <w:r>
-              <w:t>traffic_segments.csv</w:t>
-            </w:r>
-          </w:p>
-        </w:tc>
-        <w:tc>
-          <w:tcPr>
-            <w:tcW w:type="dxa" w:w="2880"/>
-          </w:tcPr>
-          <w:p>
-            <w:r>
-              <w:t>~500</w:t>
-            </w:r>
-          </w:p>
-        </w:tc>
-        <w:tc>
-          <w:tcPr>
-            <w:tcW w:type="dxa" w:w="2880"/>
-          </w:tcPr>
-          <w:p>
-            <w:r>
-              <w:t>Yol tipi × saat bazlı tıkanıklık oranı, olay sıklığı</w:t>
-            </w:r>
-          </w:p>
-        </w:tc>
-      </w:tr>
-      <w:tr>
-        <w:tc>
-          <w:tcPr>
-            <w:tcW w:type="dxa" w:w="2880"/>
-          </w:tcPr>
-          <w:p>
-            <w:r>
-              <w:t>weather_observations.csv</w:t>
-            </w:r>
-          </w:p>
-        </w:tc>
-        <w:tc>
-          <w:tcPr>
-            <w:tcW w:type="dxa" w:w="2880"/>
-          </w:tcPr>
-          <w:p>
-            <w:r>
-              <w:t>~300</w:t>
-            </w:r>
-          </w:p>
-        </w:tc>
-        <w:tc>
-          <w:tcPr>
-            <w:tcW w:type="dxa" w:w="2880"/>
-          </w:tcPr>
-          <w:p>
-            <w:r>
-              <w:t>Yol yüzey durumu, gecikme risk skoru</w:t>
-            </w:r>
-          </w:p>
-        </w:tc>
-      </w:tr>
-      <w:tr>
-        <w:tc>
-          <w:tcPr>
-            <w:tcW w:type="dxa" w:w="2880"/>
-          </w:tcPr>
-          <w:p>
-            <w:r>
-              <w:t>historical_delay_stats.csv</w:t>
-            </w:r>
-          </w:p>
-        </w:tc>
-        <w:tc>
-          <w:tcPr>
-            <w:tcW w:type="dxa" w:w="2880"/>
-          </w:tcPr>
-          <w:p>
-            <w:r>
-              <w:t>~800</w:t>
-            </w:r>
-          </w:p>
-        </w:tc>
-        <w:tc>
-          <w:tcPr>
-            <w:tcW w:type="dxa" w:w="2880"/>
-          </w:tcPr>
-          <w:p>
-            <w:r>
-              <w:t>Yol tipi × trafik × hava × saat dilimi bazlı geçmiş istatistikler</w:t>
-            </w:r>
-          </w:p>
-        </w:tc>
-      </w:tr>
-    </w:tbl>
-    <w:p/>
-    <w:p>
-      <w:pPr>
-        <w:pStyle w:val="Heading2"/>
-      </w:pPr>
-      <w:r>
-        <w:t>3.2 Feature Engineering — 39 Temel Özellik</w:t>
+        <w:t>Esik: Optuna ile optimize (genellikle ~0.47) — bu esik uzerindeyse "will_miss_window=True"</w:t>
       </w:r>
     </w:p>
     <w:p>
       <w:r>
         <w:rPr>
           <w:b w:val="0"/>
-          <w:sz w:val="22"/>
+          <w:sz w:val="21"/>
         </w:rPr>
-        <w:t>train_model_v7.py içindeki build_feature_matrix() fonksiyonu 5 kaynağı birleştirir ve 39 özellik üretir. Kritik özellikler:</w:t>
-      </w:r>
-    </w:p>
-    <w:tbl>
-      <w:tblPr>
-        <w:tblStyle w:val="LightShading-Accent1"/>
-        <w:tblW w:type="auto" w:w="0"/>
-        <w:tblLook w:firstColumn="1" w:firstRow="1" w:lastColumn="0" w:lastRow="0" w:noHBand="0" w:noVBand="1" w:val="04A0"/>
-      </w:tblPr>
-      <w:tblGrid>
-        <w:gridCol w:w="2880"/>
-        <w:gridCol w:w="2880"/>
-        <w:gridCol w:w="2880"/>
-      </w:tblGrid>
-      <w:tr>
-        <w:tc>
-          <w:tcPr>
-            <w:tcW w:type="dxa" w:w="2880"/>
-          </w:tcPr>
-          <w:p>
-            <w:r>
-              <w:rPr>
-                <w:b/>
-              </w:rPr>
-              <w:t>Özellik</w:t>
-            </w:r>
-          </w:p>
-        </w:tc>
-        <w:tc>
-          <w:tcPr>
-            <w:tcW w:type="dxa" w:w="2880"/>
-          </w:tcPr>
-          <w:p>
-            <w:r>
-              <w:rPr>
-                <w:b/>
-              </w:rPr>
-              <w:t>Hesaplama</w:t>
-            </w:r>
-          </w:p>
-        </w:tc>
-        <w:tc>
-          <w:tcPr>
-            <w:tcW w:type="dxa" w:w="2880"/>
-          </w:tcPr>
-          <w:p>
-            <w:r>
-              <w:rPr>
-                <w:b/>
-              </w:rPr>
-              <w:t>Rolü</w:t>
-            </w:r>
-          </w:p>
-        </w:tc>
-      </w:tr>
-      <w:tr>
-        <w:tc>
-          <w:tcPr>
-            <w:tcW w:type="dxa" w:w="2880"/>
-          </w:tcPr>
-          <w:p/>
-        </w:tc>
-        <w:tc>
-          <w:tcPr>
-            <w:tcW w:type="dxa" w:w="2880"/>
-          </w:tcPr>
-          <w:p/>
-        </w:tc>
-        <w:tc>
-          <w:tcPr>
-            <w:tcW w:type="dxa" w:w="2880"/>
-          </w:tcPr>
-          <w:p/>
-        </w:tc>
-      </w:tr>
-      <w:tr>
-        <w:tc>
-          <w:tcPr>
-            <w:tcW w:type="dxa" w:w="2880"/>
-          </w:tcPr>
-          <w:p/>
-        </w:tc>
-        <w:tc>
-          <w:tcPr>
-            <w:tcW w:type="dxa" w:w="2880"/>
-          </w:tcPr>
-          <w:p/>
-        </w:tc>
-        <w:tc>
-          <w:tcPr>
-            <w:tcW w:type="dxa" w:w="2880"/>
-          </w:tcPr>
-          <w:p/>
-        </w:tc>
-      </w:tr>
-      <w:tr>
-        <w:tc>
-          <w:tcPr>
-            <w:tcW w:type="dxa" w:w="2880"/>
-          </w:tcPr>
-          <w:p/>
-        </w:tc>
-        <w:tc>
-          <w:tcPr>
-            <w:tcW w:type="dxa" w:w="2880"/>
-          </w:tcPr>
-          <w:p/>
-        </w:tc>
-        <w:tc>
-          <w:tcPr>
-            <w:tcW w:type="dxa" w:w="2880"/>
-          </w:tcPr>
-          <w:p/>
-        </w:tc>
-      </w:tr>
-      <w:tr>
-        <w:tc>
-          <w:tcPr>
-            <w:tcW w:type="dxa" w:w="2880"/>
-          </w:tcPr>
-          <w:p/>
-        </w:tc>
-        <w:tc>
-          <w:tcPr>
-            <w:tcW w:type="dxa" w:w="2880"/>
-          </w:tcPr>
-          <w:p/>
-        </w:tc>
-        <w:tc>
-          <w:tcPr>
-            <w:tcW w:type="dxa" w:w="2880"/>
-          </w:tcPr>
-          <w:p/>
-        </w:tc>
-      </w:tr>
-      <w:tr>
-        <w:tc>
-          <w:tcPr>
-            <w:tcW w:type="dxa" w:w="2880"/>
-          </w:tcPr>
-          <w:p/>
-        </w:tc>
-        <w:tc>
-          <w:tcPr>
-            <w:tcW w:type="dxa" w:w="2880"/>
-          </w:tcPr>
-          <w:p/>
-        </w:tc>
-        <w:tc>
-          <w:tcPr>
-            <w:tcW w:type="dxa" w:w="2880"/>
-          </w:tcPr>
-          <w:p/>
-        </w:tc>
-      </w:tr>
-      <w:tr>
-        <w:tc>
-          <w:tcPr>
-            <w:tcW w:type="dxa" w:w="2880"/>
-          </w:tcPr>
-          <w:p/>
-        </w:tc>
-        <w:tc>
-          <w:tcPr>
-            <w:tcW w:type="dxa" w:w="2880"/>
-          </w:tcPr>
-          <w:p/>
-        </w:tc>
-        <w:tc>
-          <w:tcPr>
-            <w:tcW w:type="dxa" w:w="2880"/>
-          </w:tcPr>
-          <w:p/>
-        </w:tc>
-      </w:tr>
-      <w:tr>
-        <w:tc>
-          <w:tcPr>
-            <w:tcW w:type="dxa" w:w="2880"/>
-          </w:tcPr>
-          <w:p>
-            <w:r>
-              <w:t>cumulative_delay_min</w:t>
-            </w:r>
-          </w:p>
-        </w:tc>
-        <w:tc>
-          <w:tcPr>
-            <w:tcW w:type="dxa" w:w="2880"/>
-          </w:tcPr>
-          <w:p>
-            <w:r>
-              <w:t>önceki durakların kümülatif gecikmesi</w:t>
-            </w:r>
-          </w:p>
-        </w:tc>
-        <w:tc>
-          <w:tcPr>
-            <w:tcW w:type="dxa" w:w="2880"/>
-          </w:tcPr>
-          <w:p>
-            <w:r>
-              <w:t>Gecikmenin birikimine karşı hassasiyet</w:t>
-            </w:r>
-          </w:p>
-        </w:tc>
-      </w:tr>
-      <w:tr>
-        <w:tc>
-          <w:tcPr>
-            <w:tcW w:type="dxa" w:w="2880"/>
-          </w:tcPr>
-          <w:p>
-            <w:r>
-              <w:t>traffic_weather_risk</w:t>
-            </w:r>
-          </w:p>
-        </w:tc>
-        <w:tc>
-          <w:tcPr>
-            <w:tcW w:type="dxa" w:w="2880"/>
-          </w:tcPr>
-          <w:p>
-            <w:r>
-              <w:t>trafik_risk × hava_risk (çarpım)</w:t>
-            </w:r>
-          </w:p>
-        </w:tc>
-        <w:tc>
-          <w:tcPr>
-            <w:tcW w:type="dxa" w:w="2880"/>
-          </w:tcPr>
-          <w:p>
-            <w:r>
-              <w:t>Çift risk faktörü</w:t>
-            </w:r>
-          </w:p>
-        </w:tc>
-      </w:tr>
-      <w:tr>
-        <w:tc>
-          <w:tcPr>
-            <w:tcW w:type="dxa" w:w="2880"/>
-          </w:tcPr>
-          <w:p>
-            <w:r>
-              <w:t>vehicle_load_ratio</w:t>
-            </w:r>
-          </w:p>
-        </w:tc>
-        <w:tc>
-          <w:tcPr>
-            <w:tcW w:type="dxa" w:w="2880"/>
-          </w:tcPr>
-          <w:p>
-            <w:r>
-              <w:t>ağırlık / araç_kapasitesi</w:t>
-            </w:r>
-          </w:p>
-        </w:tc>
-        <w:tc>
-          <w:tcPr>
-            <w:tcW w:type="dxa" w:w="2880"/>
-          </w:tcPr>
-          <w:p>
-            <w:r>
-              <w:t>Yük ağırlığının hıza etkisi</w:t>
-            </w:r>
-          </w:p>
-        </w:tc>
-      </w:tr>
-      <w:tr>
-        <w:tc>
-          <w:tcPr>
-            <w:tcW w:type="dxa" w:w="2880"/>
-          </w:tcPr>
-          <w:p>
-            <w:r>
-              <w:t>hist_delay_probability</w:t>
-            </w:r>
-          </w:p>
-        </w:tc>
-        <w:tc>
-          <w:tcPr>
-            <w:tcW w:type="dxa" w:w="2880"/>
-          </w:tcPr>
-          <w:p>
-            <w:r>
-              <w:t>geçmiş istatistiklerden Bayesian prior</w:t>
-            </w:r>
-          </w:p>
-        </w:tc>
-        <w:tc>
-          <w:tcPr>
-            <w:tcW w:type="dxa" w:w="2880"/>
-          </w:tcPr>
-          <w:p>
-            <w:r>
-              <w:t>Tarihsel gecikme olasılığı</w:t>
-            </w:r>
-          </w:p>
-        </w:tc>
-      </w:tr>
-      <w:tr>
-        <w:tc>
-          <w:tcPr>
-            <w:tcW w:type="dxa" w:w="2880"/>
-          </w:tcPr>
-          <w:p>
-            <w:r>
-              <w:t>stop_progress_ratio</w:t>
-            </w:r>
-          </w:p>
-        </w:tc>
-        <w:tc>
-          <w:tcPr>
-            <w:tcW w:type="dxa" w:w="2880"/>
-          </w:tcPr>
-          <w:p>
-            <w:r>
-              <w:t>durak_sırası / toplam_durak</w:t>
-            </w:r>
-          </w:p>
-        </w:tc>
-        <w:tc>
-          <w:tcPr>
-            <w:tcW w:type="dxa" w:w="2880"/>
-          </w:tcPr>
-          <w:p>
-            <w:r>
-              <w:t>Rotadaki ilerleme durumu</w:t>
-            </w:r>
-          </w:p>
-        </w:tc>
-      </w:tr>
-      <w:tr>
-        <w:tc>
-          <w:tcPr>
-            <w:tcW w:type="dxa" w:w="2880"/>
-          </w:tcPr>
-          <w:p>
-            <w:r>
-              <w:t>travel_delay_ratio</w:t>
-            </w:r>
-          </w:p>
-        </w:tc>
-        <w:tc>
-          <w:tcPr>
-            <w:tcW w:type="dxa" w:w="2880"/>
-          </w:tcPr>
-          <w:p>
-            <w:r>
-              <w:t>(gerçek - planlanan) / planlanan</w:t>
-            </w:r>
-          </w:p>
-        </w:tc>
-        <w:tc>
-          <w:tcPr>
-            <w:tcW w:type="dxa" w:w="2880"/>
-          </w:tcPr>
-          <w:p>
-            <w:r>
-              <w:t>Seyahat süresi sapması</w:t>
-            </w:r>
-          </w:p>
-        </w:tc>
-      </w:tr>
-    </w:tbl>
-    <w:p/>
-    <w:p>
-      <w:pPr>
-        <w:pStyle w:val="Heading2"/>
-      </w:pPr>
-      <w:r>
-        <w:t>3.3 Model Mimarisi — Stacking Ensemble</w:t>
+        <w:t>Kayip Fonksiyonu: F2 Score (fbeta, beta=2) — kacirilmis gecikme, yanlis alarmdan 2x pahali</w:t>
       </w:r>
     </w:p>
     <w:p>
       <w:r>
         <w:rPr>
           <w:b w:val="0"/>
-          <w:sz w:val="22"/>
+          <w:sz w:val="21"/>
         </w:rPr>
-        <w:t>Her model (sınıflandırıcı ve bağlanım) için LightGBM + XGBoost + CatBoost baz modelleri, bir meta-model (XGBClassifier / RidgeCV) ile birleştirilir (StackingClassifier / StackingRegressor). Hiperparametreler Optuna TPE Sampler ile optimize edilir:</w:t>
-        <w:br/>
-        <w:t xml:space="preserve">  • Sınıflandırıcı için: 100 + 60 + 60 = 220 deneme</w:t>
-        <w:br/>
-        <w:t xml:space="preserve">  • Bağlanım için: 100 + 60 + 60 = 220 deneme</w:t>
-        <w:br/>
-        <w:t xml:space="preserve">  • P90 için: 40 deneme</w:t>
+        <w:t>Kalibrasyon: IsotonicRegression — ham olasiliklar gercek frekanslarla eslestiriliyor</w:t>
       </w:r>
     </w:p>
     <w:p>
-      <w:pPr>
-        <w:pStyle w:val="Heading2"/>
-      </w:pPr>
       <w:r>
-        <w:t>3.4 Ödül / Ceza Mantığı (Reward / Penalty)</w:t>
+        <w:rPr>
+          <w:b/>
+          <w:sz w:val="21"/>
+        </w:rPr>
+        <w:t>MODEL 2: Gecikme Suresi Regressor (P50 — Beklenen)</w:t>
       </w:r>
     </w:p>
     <w:p>
       <w:r>
         <w:rPr>
           <w:b w:val="0"/>
-          <w:sz w:val="22"/>
+          <w:sz w:val="21"/>
         </w:rPr>
-        <w:t>Modelin "doğruyu ödüllendirip, yanlışı cezalandırma" mekanizmaları:</w:t>
-      </w:r>
-    </w:p>
-    <w:tbl>
-      <w:tblPr>
-        <w:tblStyle w:val="LightShading-Accent1"/>
-        <w:tblW w:type="auto" w:w="0"/>
-        <w:tblLook w:firstColumn="1" w:firstRow="1" w:lastColumn="0" w:lastRow="0" w:noHBand="0" w:noVBand="1" w:val="04A0"/>
-      </w:tblPr>
-      <w:tblGrid>
-        <w:gridCol w:w="2880"/>
-        <w:gridCol w:w="2880"/>
-        <w:gridCol w:w="2880"/>
-      </w:tblGrid>
-      <w:tr>
-        <w:tc>
-          <w:tcPr>
-            <w:tcW w:type="dxa" w:w="2880"/>
-          </w:tcPr>
-          <w:p>
-            <w:r>
-              <w:rPr>
-                <w:b/>
-              </w:rPr>
-              <w:t>Mekanizma</w:t>
-            </w:r>
-          </w:p>
-        </w:tc>
-        <w:tc>
-          <w:tcPr>
-            <w:tcW w:type="dxa" w:w="2880"/>
-          </w:tcPr>
-          <w:p>
-            <w:r>
-              <w:rPr>
-                <w:b/>
-              </w:rPr>
-              <w:t>Kod (train_model_v7.py)</w:t>
-            </w:r>
-          </w:p>
-        </w:tc>
-        <w:tc>
-          <w:tcPr>
-            <w:tcW w:type="dxa" w:w="2880"/>
-          </w:tcPr>
-          <w:p>
-            <w:r>
-              <w:rPr>
-                <w:b/>
-              </w:rPr>
-              <w:t>Açıklama</w:t>
-            </w:r>
-          </w:p>
-        </w:tc>
-      </w:tr>
-      <w:tr>
-        <w:tc>
-          <w:tcPr>
-            <w:tcW w:type="dxa" w:w="2880"/>
-          </w:tcPr>
-          <w:p/>
-        </w:tc>
-        <w:tc>
-          <w:tcPr>
-            <w:tcW w:type="dxa" w:w="2880"/>
-          </w:tcPr>
-          <w:p/>
-        </w:tc>
-        <w:tc>
-          <w:tcPr>
-            <w:tcW w:type="dxa" w:w="2880"/>
-          </w:tcPr>
-          <w:p/>
-        </w:tc>
-      </w:tr>
-      <w:tr>
-        <w:tc>
-          <w:tcPr>
-            <w:tcW w:type="dxa" w:w="2880"/>
-          </w:tcPr>
-          <w:p/>
-        </w:tc>
-        <w:tc>
-          <w:tcPr>
-            <w:tcW w:type="dxa" w:w="2880"/>
-          </w:tcPr>
-          <w:p/>
-        </w:tc>
-        <w:tc>
-          <w:tcPr>
-            <w:tcW w:type="dxa" w:w="2880"/>
-          </w:tcPr>
-          <w:p/>
-        </w:tc>
-      </w:tr>
-      <w:tr>
-        <w:tc>
-          <w:tcPr>
-            <w:tcW w:type="dxa" w:w="2880"/>
-          </w:tcPr>
-          <w:p/>
-        </w:tc>
-        <w:tc>
-          <w:tcPr>
-            <w:tcW w:type="dxa" w:w="2880"/>
-          </w:tcPr>
-          <w:p/>
-        </w:tc>
-        <w:tc>
-          <w:tcPr>
-            <w:tcW w:type="dxa" w:w="2880"/>
-          </w:tcPr>
-          <w:p/>
-        </w:tc>
-      </w:tr>
-      <w:tr>
-        <w:tc>
-          <w:tcPr>
-            <w:tcW w:type="dxa" w:w="2880"/>
-          </w:tcPr>
-          <w:p/>
-        </w:tc>
-        <w:tc>
-          <w:tcPr>
-            <w:tcW w:type="dxa" w:w="2880"/>
-          </w:tcPr>
-          <w:p/>
-        </w:tc>
-        <w:tc>
-          <w:tcPr>
-            <w:tcW w:type="dxa" w:w="2880"/>
-          </w:tcPr>
-          <w:p/>
-        </w:tc>
-      </w:tr>
-      <w:tr>
-        <w:tc>
-          <w:tcPr>
-            <w:tcW w:type="dxa" w:w="2880"/>
-          </w:tcPr>
-          <w:p/>
-        </w:tc>
-        <w:tc>
-          <w:tcPr>
-            <w:tcW w:type="dxa" w:w="2880"/>
-          </w:tcPr>
-          <w:p/>
-        </w:tc>
-        <w:tc>
-          <w:tcPr>
-            <w:tcW w:type="dxa" w:w="2880"/>
-          </w:tcPr>
-          <w:p/>
-        </w:tc>
-      </w:tr>
-      <w:tr>
-        <w:tc>
-          <w:tcPr>
-            <w:tcW w:type="dxa" w:w="2880"/>
-          </w:tcPr>
-          <w:p/>
-        </w:tc>
-        <w:tc>
-          <w:tcPr>
-            <w:tcW w:type="dxa" w:w="2880"/>
-          </w:tcPr>
-          <w:p/>
-        </w:tc>
-        <w:tc>
-          <w:tcPr>
-            <w:tcW w:type="dxa" w:w="2880"/>
-          </w:tcPr>
-          <w:p/>
-        </w:tc>
-      </w:tr>
-      <w:tr>
-        <w:tc>
-          <w:tcPr>
-            <w:tcW w:type="dxa" w:w="2880"/>
-          </w:tcPr>
-          <w:p>
-            <w:r>
-              <w:t>Ciddi Gecikme Ağırlığı</w:t>
-            </w:r>
-          </w:p>
-        </w:tc>
-        <w:tc>
-          <w:tcPr>
-            <w:tcW w:type="dxa" w:w="2880"/>
-          </w:tcPr>
-          <w:p>
-            <w:r>
-              <w:t>sample_weight = 1.0 + (3.0-1.0) × severe_mask</w:t>
-            </w:r>
-          </w:p>
-        </w:tc>
-        <w:tc>
-          <w:tcPr>
-            <w:tcW w:type="dxa" w:w="2880"/>
-          </w:tcPr>
-          <w:p>
-            <w:r>
-              <w:t>&gt;=15 dk gecikmelere 3× ağırlık — yanlış tahmini daha çok cezalandırır</w:t>
-            </w:r>
-          </w:p>
-        </w:tc>
-      </w:tr>
-      <w:tr>
-        <w:tc>
-          <w:tcPr>
-            <w:tcW w:type="dxa" w:w="2880"/>
-          </w:tcPr>
-          <w:p>
-            <w:r>
-              <w:t>F2 Skoru Optimizasyonu</w:t>
-            </w:r>
-          </w:p>
-        </w:tc>
-        <w:tc>
-          <w:tcPr>
-            <w:tcW w:type="dxa" w:w="2880"/>
-          </w:tcPr>
-          <w:p>
-            <w:r>
-              <w:t>fbeta_score(beta=2.0)</w:t>
-            </w:r>
-          </w:p>
-        </w:tc>
-        <w:tc>
-          <w:tcPr>
-            <w:tcW w:type="dxa" w:w="2880"/>
-          </w:tcPr>
-          <w:p>
-            <w:r>
-              <w:t>Recall 2× önemli — kaçırılan gecikme, yanlış alarm'dan daha kötü</w:t>
-            </w:r>
-          </w:p>
-        </w:tc>
-      </w:tr>
-      <w:tr>
-        <w:tc>
-          <w:tcPr>
-            <w:tcW w:type="dxa" w:w="2880"/>
-          </w:tcPr>
-          <w:p>
-            <w:r>
-              <w:t>P90 Quantile Loss</w:t>
-            </w:r>
-          </w:p>
-        </w:tc>
-        <w:tc>
-          <w:tcPr>
-            <w:tcW w:type="dxa" w:w="2880"/>
-          </w:tcPr>
-          <w:p>
-            <w:r>
-              <w:t>mean_pinball_loss(alpha=0.90)</w:t>
-            </w:r>
-          </w:p>
-        </w:tc>
-        <w:tc>
-          <w:tcPr>
-            <w:tcW w:type="dxa" w:w="2880"/>
-          </w:tcPr>
-          <w:p>
-            <w:r>
-              <w:t>Gerçeğin %90'ını alttan kapsama garantisi</w:t>
-            </w:r>
-          </w:p>
-        </w:tc>
-      </w:tr>
-      <w:tr>
-        <w:tc>
-          <w:tcPr>
-            <w:tcW w:type="dxa" w:w="2880"/>
-          </w:tcPr>
-          <w:p>
-            <w:r>
-              <w:t>Severity Threshold Sweep</w:t>
-            </w:r>
-          </w:p>
-        </w:tc>
-        <w:tc>
-          <w:tcPr>
-            <w:tcW w:type="dxa" w:w="2880"/>
-          </w:tcPr>
-          <w:p>
-            <w:r>
-              <w:t>sweep 8–25 dk, maximize F1</w:t>
-            </w:r>
-          </w:p>
-        </w:tc>
-        <w:tc>
-          <w:tcPr>
-            <w:tcW w:type="dxa" w:w="2880"/>
-          </w:tcPr>
-          <w:p>
-            <w:r>
-              <w:t>Veri üzerinde en iyi eşik değeri otomatik seçilir</w:t>
-            </w:r>
-          </w:p>
-        </w:tc>
-      </w:tr>
-      <w:tr>
-        <w:tc>
-          <w:tcPr>
-            <w:tcW w:type="dxa" w:w="2880"/>
-          </w:tcPr>
-          <w:p>
-            <w:r>
-              <w:t>Calibration (isotonic)</w:t>
-            </w:r>
-          </w:p>
-        </w:tc>
-        <w:tc>
-          <w:tcPr>
-            <w:tcW w:type="dxa" w:w="2880"/>
-          </w:tcPr>
-          <w:p>
-            <w:r>
-              <w:t>_PreFitCalibrator.fit(X_calib)</w:t>
-            </w:r>
-          </w:p>
-        </w:tc>
-        <w:tc>
-          <w:tcPr>
-            <w:tcW w:type="dxa" w:w="2880"/>
-          </w:tcPr>
-          <w:p>
-            <w:r>
-              <w:t>Olasılık tahminlerinin gerçek frekanslarla uyumu</w:t>
-            </w:r>
-          </w:p>
-        </w:tc>
-      </w:tr>
-      <w:tr>
-        <w:tc>
-          <w:tcPr>
-            <w:tcW w:type="dxa" w:w="2880"/>
-          </w:tcPr>
-          <w:p>
-            <w:r>
-              <w:t>Arctsinh Transform</w:t>
-            </w:r>
-          </w:p>
-        </w:tc>
-        <w:tc>
-          <w:tcPr>
-            <w:tcW w:type="dxa" w:w="2880"/>
-          </w:tcPr>
-          <w:p>
-            <w:r>
-              <w:t>_ArcsinhRegressor</w:t>
-            </w:r>
-          </w:p>
-        </w:tc>
-        <w:tc>
-          <w:tcPr>
-            <w:tcW w:type="dxa" w:w="2880"/>
-          </w:tcPr>
-          <w:p>
-            <w:r>
-              <w:t>Hedef değişkendeki sağa çarpıklığı düzeltir</w:t>
-            </w:r>
-          </w:p>
-        </w:tc>
-      </w:tr>
-    </w:tbl>
-    <w:p/>
-    <w:p>
-      <w:pPr>
-        <w:pStyle w:val="Heading2"/>
-      </w:pPr>
-      <w:r>
-        <w:t>3.5 P90 Nedir?</w:t>
+        <w:t>Amac: Gecikme kac dakika surecek? (Sayisal)</w:t>
       </w:r>
     </w:p>
     <w:p>
       <w:r>
         <w:rPr>
           <w:b w:val="0"/>
-          <w:sz w:val="22"/>
+          <w:sz w:val="21"/>
         </w:rPr>
-        <w:t>P90 (90. Persentil) tahmini, "gerçek gecikmenin %90 olasılıkla bu değerin altında kalacağı" anlamına gelir. Standart (P50) tahmin ortalamayı verirken, P90 daha kötümser ve güvenli bir tampon sunar. Örneğin P50=8 dk, P90=15 dk ise dispatcher P90'ı seçerek müşteri şikayetlerini minimuma indirir.</w:t>
-        <w:br/>
-        <w:br/>
-        <w:t>Teknik olarak: LGBMRegressor(objective='quantile', alpha=0.90) — pinball loss ile eğitilir.</w:t>
-        <w:br/>
-        <w:t>Test setinde P90 coverage: 88.97% (hedef: &gt;=90%, ulaşılan: istatistiksel tolerans içinde)</w:t>
+        <w:t>Algoritma: Stacking = LightGBM + XGBoost + CatBoost -&gt; Meta RidgeCV</w:t>
+      </w:r>
+    </w:p>
+    <w:p>
+      <w:r>
+        <w:rPr>
+          <w:b w:val="0"/>
+          <w:sz w:val="21"/>
+        </w:rPr>
+        <w:t>Hedef Donusum: arcsinh(y) ile egitilir, sinh(pred) ile geri cevirilir (sag carpik dagilim normallestirilir)</w:t>
+      </w:r>
+    </w:p>
+    <w:p>
+      <w:r>
+        <w:rPr>
+          <w:b w:val="0"/>
+          <w:sz w:val="21"/>
+        </w:rPr>
+        <w:t>Cikti: expected_delay_min — en olasilik yuksek tahmin (P50/medyan)</w:t>
+      </w:r>
+    </w:p>
+    <w:p>
+      <w:r>
+        <w:rPr>
+          <w:b w:val="0"/>
+          <w:sz w:val="21"/>
+        </w:rPr>
+        <w:t>Kayip: MAE + sample_weight (gecikme&gt;=15dk olan orneklere 3x agirlik — ciddi durumlara duyarlilik)</w:t>
+      </w:r>
+    </w:p>
+    <w:p>
+      <w:r>
+        <w:rPr>
+          <w:b w:val="0"/>
+          <w:sz w:val="21"/>
+        </w:rPr>
+        <w:t>Ornek: expected_delay_min=8.4 dk =&gt; dispatcher "bu durakta 8 dakika gecikme bekleniyor" gorebilir</w:t>
+      </w:r>
+    </w:p>
+    <w:p>
+      <w:r>
+        <w:rPr>
+          <w:b/>
+          <w:sz w:val="21"/>
+        </w:rPr>
+        <w:t>MODEL 3: P90 Konservatif Regressor (En Kotu Senaryo)</w:t>
+      </w:r>
+    </w:p>
+    <w:p>
+      <w:r>
+        <w:rPr>
+          <w:b w:val="0"/>
+          <w:sz w:val="21"/>
+        </w:rPr>
+        <w:t>Amac: En kotu senaryo nedir? Guvenli tampon ne olmali?</w:t>
+      </w:r>
+    </w:p>
+    <w:p>
+      <w:r>
+        <w:rPr>
+          <w:b w:val="0"/>
+          <w:sz w:val="21"/>
+        </w:rPr>
+        <w:t>Algoritma: TEK LightGBM — quantile regression, alpha=0.90</w:t>
+      </w:r>
+    </w:p>
+    <w:p>
+      <w:r>
+        <w:rPr>
+          <w:b w:val="0"/>
+          <w:sz w:val="21"/>
+        </w:rPr>
+        <w:t>P90 Anlami: Tahmin edilen gecikmenin %90 olasilikla gercek bu rakamin altinda kalir.</w:t>
+      </w:r>
+    </w:p>
+    <w:p>
+      <w:r>
+        <w:rPr>
+          <w:b w:val="0"/>
+          <w:sz w:val="21"/>
+        </w:rPr>
+        <w:t>Kayip Fonksiyonu (Pinball/Quantile Loss):</w:t>
+      </w:r>
+    </w:p>
+    <w:p>
+      <w:r>
+        <w:rPr>
+          <w:b w:val="0"/>
+          <w:sz w:val="21"/>
+        </w:rPr>
+        <w:t xml:space="preserve">  - Tahmin &gt; Gercek: ceza = (1-0.90) x hata = 0.10 x hata (dusuk ceza — ihtiyatli olmak OK)</w:t>
+      </w:r>
+    </w:p>
+    <w:p>
+      <w:r>
+        <w:rPr>
+          <w:b w:val="0"/>
+          <w:sz w:val="21"/>
+        </w:rPr>
+        <w:t xml:space="preserve">  - Tahmin &lt; Gercek: ceza = 0.90 x hata (yuksek ceza — eksik tahmin TEHLIKELI)</w:t>
+      </w:r>
+    </w:p>
+    <w:p>
+      <w:r>
+        <w:rPr>
+          <w:b w:val="0"/>
+          <w:sz w:val="21"/>
+        </w:rPr>
+        <w:t>Cikti: delay_p90_min — "en kotu durum tampon suresi"</w:t>
+      </w:r>
+    </w:p>
+    <w:p>
+      <w:r>
+        <w:rPr>
+          <w:b w:val="0"/>
+          <w:sz w:val="21"/>
+        </w:rPr>
+        <w:t>Kullanim: Conservative mode acilinca OR-Tools P90 degerini kullanir — daha guvenli planlama</w:t>
       </w:r>
     </w:p>
     <w:p>
@@ -1797,7 +364,7 @@
         <w:drawing>
           <wp:inline xmlns:a="http://schemas.openxmlformats.org/drawingml/2006/main" xmlns:pic="http://schemas.openxmlformats.org/drawingml/2006/picture">
             <wp:extent cx="5760720" cy="2354889"/>
-            <wp:docPr id="3" name="Picture 3"/>
+            <wp:docPr id="2" name="Picture 2"/>
             <wp:cNvGraphicFramePr>
               <a:graphicFrameLocks noChangeAspect="1"/>
             </wp:cNvGraphicFramePr>
@@ -1809,7 +376,7 @@
                     <pic:cNvPicPr/>
                   </pic:nvPicPr>
                   <pic:blipFill>
-                    <a:blip r:embed="rId11"/>
+                    <a:blip r:embed="rId10"/>
                     <a:stretch>
                       <a:fillRect/>
                     </a:stretch>
@@ -1831,63 +398,11 @@
     <w:p/>
     <w:p>
       <w:r>
-        <w:t>Şekil 3: P50 vs P90 tahmin karşılaştırması ve güvenli tampon bölgesi</w:t>
-      </w:r>
-    </w:p>
-    <w:p>
-      <w:pPr>
-        <w:jc w:val="center"/>
-      </w:pPr>
-      <w:r>
-        <w:drawing>
-          <wp:inline xmlns:a="http://schemas.openxmlformats.org/drawingml/2006/main" xmlns:pic="http://schemas.openxmlformats.org/drawingml/2006/picture">
-            <wp:extent cx="5760720" cy="2014587"/>
-            <wp:docPr id="4" name="Picture 4"/>
-            <wp:cNvGraphicFramePr>
-              <a:graphicFrameLocks noChangeAspect="1"/>
-            </wp:cNvGraphicFramePr>
-            <a:graphic>
-              <a:graphicData uri="http://schemas.openxmlformats.org/drawingml/2006/picture">
-                <pic:pic>
-                  <pic:nvPicPr>
-                    <pic:cNvPr id="0" name="05_training_pipeline.png"/>
-                    <pic:cNvPicPr/>
-                  </pic:nvPicPr>
-                  <pic:blipFill>
-                    <a:blip r:embed="rId12"/>
-                    <a:stretch>
-                      <a:fillRect/>
-                    </a:stretch>
-                  </pic:blipFill>
-                  <pic:spPr>
-                    <a:xfrm>
-                      <a:off x="0" y="0"/>
-                      <a:ext cx="5760720" cy="2014587"/>
-                    </a:xfrm>
-                    <a:prstGeom prst="rect"/>
-                  </pic:spPr>
-                </pic:pic>
-              </a:graphicData>
-            </a:graphic>
-          </wp:inline>
-        </w:drawing>
-      </w:r>
-    </w:p>
-    <w:p/>
-    <w:p>
-      <w:r>
-        <w:t>Şekil 4: Eğitim pipeline'ı — veri kaynağından model artifacts'e</w:t>
-      </w:r>
-    </w:p>
-    <w:p>
-      <w:pPr>
-        <w:pStyle w:val="Heading1"/>
-      </w:pPr>
-      <w:r>
         <w:rPr>
-          <w:color w:val="1A56DB"/>
+          <w:b w:val="0"/>
+          <w:sz w:val="21"/>
         </w:rPr>
-        <w:t>4. Yapay Zeka Metrikleri ve Test Sonuçları</w:t>
+        <w:t>Sekil 2: P50 (beklenen gecikme) vs P90 (konservatif tampon). P90 her zaman P50 uzerindedir.</w:t>
       </w:r>
     </w:p>
     <w:p>
@@ -1895,16 +410,7 @@
         <w:pStyle w:val="Heading2"/>
       </w:pPr>
       <w:r>
-        <w:t>4.1 ML Model Test Sonuçları</w:t>
-      </w:r>
-    </w:p>
-    <w:p>
-      <w:r>
-        <w:rPr>
-          <w:b w:val="0"/>
-          <w:sz w:val="22"/>
-        </w:rPr>
-        <w:t>Değerlendirme yöntemi: GroupKFold (route_id bazlı) — 40 ayrı rota, 290 durak test seti</w:t>
+        <w:t>2.3 Feature Engineering — 39/43 Ozellik</w:t>
       </w:r>
     </w:p>
     <w:tbl>
@@ -1928,7 +434,7 @@
               <w:rPr>
                 <w:b/>
               </w:rPr>
-              <w:t>Metrik</w:t>
+              <w:t>Ozellik</w:t>
             </w:r>
           </w:p>
         </w:tc>
@@ -1941,7 +447,1024 @@
               <w:rPr>
                 <w:b/>
               </w:rPr>
-              <w:t>Değer</w:t>
+              <w:t>Hesaplama</w:t>
+            </w:r>
+          </w:p>
+        </w:tc>
+        <w:tc>
+          <w:tcPr>
+            <w:tcW w:type="dxa" w:w="2880"/>
+          </w:tcPr>
+          <w:p>
+            <w:r>
+              <w:rPr>
+                <w:b/>
+              </w:rPr>
+              <w:t>Korelasyon</w:t>
+            </w:r>
+          </w:p>
+        </w:tc>
+      </w:tr>
+      <w:tr>
+        <w:tc>
+          <w:tcPr>
+            <w:tcW w:type="dxa" w:w="2880"/>
+          </w:tcPr>
+          <w:p/>
+        </w:tc>
+        <w:tc>
+          <w:tcPr>
+            <w:tcW w:type="dxa" w:w="2880"/>
+          </w:tcPr>
+          <w:p/>
+        </w:tc>
+        <w:tc>
+          <w:tcPr>
+            <w:tcW w:type="dxa" w:w="2880"/>
+          </w:tcPr>
+          <w:p/>
+        </w:tc>
+      </w:tr>
+      <w:tr>
+        <w:tc>
+          <w:tcPr>
+            <w:tcW w:type="dxa" w:w="2880"/>
+          </w:tcPr>
+          <w:p/>
+        </w:tc>
+        <w:tc>
+          <w:tcPr>
+            <w:tcW w:type="dxa" w:w="2880"/>
+          </w:tcPr>
+          <w:p/>
+        </w:tc>
+        <w:tc>
+          <w:tcPr>
+            <w:tcW w:type="dxa" w:w="2880"/>
+          </w:tcPr>
+          <w:p/>
+        </w:tc>
+      </w:tr>
+      <w:tr>
+        <w:tc>
+          <w:tcPr>
+            <w:tcW w:type="dxa" w:w="2880"/>
+          </w:tcPr>
+          <w:p/>
+        </w:tc>
+        <w:tc>
+          <w:tcPr>
+            <w:tcW w:type="dxa" w:w="2880"/>
+          </w:tcPr>
+          <w:p/>
+        </w:tc>
+        <w:tc>
+          <w:tcPr>
+            <w:tcW w:type="dxa" w:w="2880"/>
+          </w:tcPr>
+          <w:p/>
+        </w:tc>
+      </w:tr>
+      <w:tr>
+        <w:tc>
+          <w:tcPr>
+            <w:tcW w:type="dxa" w:w="2880"/>
+          </w:tcPr>
+          <w:p/>
+        </w:tc>
+        <w:tc>
+          <w:tcPr>
+            <w:tcW w:type="dxa" w:w="2880"/>
+          </w:tcPr>
+          <w:p/>
+        </w:tc>
+        <w:tc>
+          <w:tcPr>
+            <w:tcW w:type="dxa" w:w="2880"/>
+          </w:tcPr>
+          <w:p/>
+        </w:tc>
+      </w:tr>
+      <w:tr>
+        <w:tc>
+          <w:tcPr>
+            <w:tcW w:type="dxa" w:w="2880"/>
+          </w:tcPr>
+          <w:p/>
+        </w:tc>
+        <w:tc>
+          <w:tcPr>
+            <w:tcW w:type="dxa" w:w="2880"/>
+          </w:tcPr>
+          <w:p/>
+        </w:tc>
+        <w:tc>
+          <w:tcPr>
+            <w:tcW w:type="dxa" w:w="2880"/>
+          </w:tcPr>
+          <w:p/>
+        </w:tc>
+      </w:tr>
+      <w:tr>
+        <w:tc>
+          <w:tcPr>
+            <w:tcW w:type="dxa" w:w="2880"/>
+          </w:tcPr>
+          <w:p/>
+        </w:tc>
+        <w:tc>
+          <w:tcPr>
+            <w:tcW w:type="dxa" w:w="2880"/>
+          </w:tcPr>
+          <w:p/>
+        </w:tc>
+        <w:tc>
+          <w:tcPr>
+            <w:tcW w:type="dxa" w:w="2880"/>
+          </w:tcPr>
+          <w:p/>
+        </w:tc>
+      </w:tr>
+      <w:tr>
+        <w:tc>
+          <w:tcPr>
+            <w:tcW w:type="dxa" w:w="2880"/>
+          </w:tcPr>
+          <w:p/>
+        </w:tc>
+        <w:tc>
+          <w:tcPr>
+            <w:tcW w:type="dxa" w:w="2880"/>
+          </w:tcPr>
+          <w:p/>
+        </w:tc>
+        <w:tc>
+          <w:tcPr>
+            <w:tcW w:type="dxa" w:w="2880"/>
+          </w:tcPr>
+          <w:p/>
+        </w:tc>
+      </w:tr>
+      <w:tr>
+        <w:tc>
+          <w:tcPr>
+            <w:tcW w:type="dxa" w:w="2880"/>
+          </w:tcPr>
+          <w:p/>
+        </w:tc>
+        <w:tc>
+          <w:tcPr>
+            <w:tcW w:type="dxa" w:w="2880"/>
+          </w:tcPr>
+          <w:p/>
+        </w:tc>
+        <w:tc>
+          <w:tcPr>
+            <w:tcW w:type="dxa" w:w="2880"/>
+          </w:tcPr>
+          <w:p/>
+        </w:tc>
+      </w:tr>
+      <w:tr>
+        <w:tc>
+          <w:tcPr>
+            <w:tcW w:type="dxa" w:w="2880"/>
+          </w:tcPr>
+          <w:p/>
+        </w:tc>
+        <w:tc>
+          <w:tcPr>
+            <w:tcW w:type="dxa" w:w="2880"/>
+          </w:tcPr>
+          <w:p/>
+        </w:tc>
+        <w:tc>
+          <w:tcPr>
+            <w:tcW w:type="dxa" w:w="2880"/>
+          </w:tcPr>
+          <w:p/>
+        </w:tc>
+      </w:tr>
+      <w:tr>
+        <w:tc>
+          <w:tcPr>
+            <w:tcW w:type="dxa" w:w="2880"/>
+          </w:tcPr>
+          <w:p/>
+        </w:tc>
+        <w:tc>
+          <w:tcPr>
+            <w:tcW w:type="dxa" w:w="2880"/>
+          </w:tcPr>
+          <w:p/>
+        </w:tc>
+        <w:tc>
+          <w:tcPr>
+            <w:tcW w:type="dxa" w:w="2880"/>
+          </w:tcPr>
+          <w:p/>
+        </w:tc>
+      </w:tr>
+      <w:tr>
+        <w:tc>
+          <w:tcPr>
+            <w:tcW w:type="dxa" w:w="2880"/>
+          </w:tcPr>
+          <w:p>
+            <w:r>
+              <w:t>cumulative_delay_min</w:t>
+            </w:r>
+          </w:p>
+        </w:tc>
+        <w:tc>
+          <w:tcPr>
+            <w:tcW w:type="dxa" w:w="2880"/>
+          </w:tcPr>
+          <w:p>
+            <w:r>
+              <w:t>Onceki duraklarin toplam gecikmesi</w:t>
+            </w:r>
+          </w:p>
+        </w:tc>
+        <w:tc>
+          <w:tcPr>
+            <w:tcW w:type="dxa" w:w="2880"/>
+          </w:tcPr>
+          <w:p>
+            <w:r>
+              <w:t>r=0.82 (en guclu sinyal)</w:t>
+            </w:r>
+          </w:p>
+        </w:tc>
+      </w:tr>
+      <w:tr>
+        <w:tc>
+          <w:tcPr>
+            <w:tcW w:type="dxa" w:w="2880"/>
+          </w:tcPr>
+          <w:p>
+            <w:r>
+              <w:t>is_already_critical</w:t>
+            </w:r>
+          </w:p>
+        </w:tc>
+        <w:tc>
+          <w:tcPr>
+            <w:tcW w:type="dxa" w:w="2880"/>
+          </w:tcPr>
+          <w:p>
+            <w:r>
+              <w:t>cumulative_delay &gt; hist_slack_min? (0/1)</w:t>
+            </w:r>
+          </w:p>
+        </w:tc>
+        <w:tc>
+          <w:tcPr>
+            <w:tcW w:type="dxa" w:w="2880"/>
+          </w:tcPr>
+          <w:p>
+            <w:r>
+              <w:t>r=0.87 (en guclu, siniflandirici)</w:t>
+            </w:r>
+          </w:p>
+        </w:tc>
+      </w:tr>
+      <w:tr>
+        <w:tc>
+          <w:tcPr>
+            <w:tcW w:type="dxa" w:w="2880"/>
+          </w:tcPr>
+          <w:p>
+            <w:r>
+              <w:t>remaining_slack_net</w:t>
+            </w:r>
+          </w:p>
+        </w:tc>
+        <w:tc>
+          <w:tcPr>
+            <w:tcW w:type="dxa" w:w="2880"/>
+          </w:tcPr>
+          <w:p>
+            <w:r>
+              <w:t>hist_slack_min - cumulative_delay</w:t>
+            </w:r>
+          </w:p>
+        </w:tc>
+        <w:tc>
+          <w:tcPr>
+            <w:tcW w:type="dxa" w:w="2880"/>
+          </w:tcPr>
+          <w:p>
+            <w:r>
+              <w:t>r=-0.76 (negatif ilisiki)</w:t>
+            </w:r>
+          </w:p>
+        </w:tc>
+      </w:tr>
+      <w:tr>
+        <w:tc>
+          <w:tcPr>
+            <w:tcW w:type="dxa" w:w="2880"/>
+          </w:tcPr>
+          <w:p>
+            <w:r>
+              <w:t>delay_to_slack_ratio</w:t>
+            </w:r>
+          </w:p>
+        </w:tc>
+        <w:tc>
+          <w:tcPr>
+            <w:tcW w:type="dxa" w:w="2880"/>
+          </w:tcPr>
+          <w:p>
+            <w:r>
+              <w:t>cumulative_delay / time_window_slack</w:t>
+            </w:r>
+          </w:p>
+        </w:tc>
+        <w:tc>
+          <w:tcPr>
+            <w:tcW w:type="dxa" w:w="2880"/>
+          </w:tcPr>
+          <w:p>
+            <w:r>
+              <w:t>r=0.74</w:t>
+            </w:r>
+          </w:p>
+        </w:tc>
+      </w:tr>
+      <w:tr>
+        <w:tc>
+          <w:tcPr>
+            <w:tcW w:type="dxa" w:w="2880"/>
+          </w:tcPr>
+          <w:p>
+            <w:r>
+              <w:t>stop_delay_momentum</w:t>
+            </w:r>
+          </w:p>
+        </w:tc>
+        <w:tc>
+          <w:tcPr>
+            <w:tcW w:type="dxa" w:w="2880"/>
+          </w:tcPr>
+          <w:p>
+            <w:r>
+              <w:t>prev_stop_delay - rolling_avg_delay</w:t>
+            </w:r>
+          </w:p>
+        </w:tc>
+        <w:tc>
+          <w:tcPr>
+            <w:tcW w:type="dxa" w:w="2880"/>
+          </w:tcPr>
+          <w:p>
+            <w:r>
+              <w:t>Trend sinyali</w:t>
+            </w:r>
+          </w:p>
+        </w:tc>
+      </w:tr>
+      <w:tr>
+        <w:tc>
+          <w:tcPr>
+            <w:tcW w:type="dxa" w:w="2880"/>
+          </w:tcPr>
+          <w:p>
+            <w:r>
+              <w:t>traffic_weather_risk</w:t>
+            </w:r>
+          </w:p>
+        </w:tc>
+        <w:tc>
+          <w:tcPr>
+            <w:tcW w:type="dxa" w:w="2880"/>
+          </w:tcPr>
+          <w:p>
+            <w:r>
+              <w:t>trafik_risk x hava_risk</w:t>
+            </w:r>
+          </w:p>
+        </w:tc>
+        <w:tc>
+          <w:tcPr>
+            <w:tcW w:type="dxa" w:w="2880"/>
+          </w:tcPr>
+          <w:p>
+            <w:r>
+              <w:t>Cift risk carpimi</w:t>
+            </w:r>
+          </w:p>
+        </w:tc>
+      </w:tr>
+      <w:tr>
+        <w:tc>
+          <w:tcPr>
+            <w:tcW w:type="dxa" w:w="2880"/>
+          </w:tcPr>
+          <w:p>
+            <w:r>
+              <w:t>vehicle_load_ratio</w:t>
+            </w:r>
+          </w:p>
+        </w:tc>
+        <w:tc>
+          <w:tcPr>
+            <w:tcW w:type="dxa" w:w="2880"/>
+          </w:tcPr>
+          <w:p>
+            <w:r>
+              <w:t>agirlik / arac_kapasitesi</w:t>
+            </w:r>
+          </w:p>
+        </w:tc>
+        <w:tc>
+          <w:tcPr>
+            <w:tcW w:type="dxa" w:w="2880"/>
+          </w:tcPr>
+          <w:p>
+            <w:r>
+              <w:t>Yuk hiza etkisi</w:t>
+            </w:r>
+          </w:p>
+        </w:tc>
+      </w:tr>
+      <w:tr>
+        <w:tc>
+          <w:tcPr>
+            <w:tcW w:type="dxa" w:w="2880"/>
+          </w:tcPr>
+          <w:p>
+            <w:r>
+              <w:t>congestion_ratio_mean</w:t>
+            </w:r>
+          </w:p>
+        </w:tc>
+        <w:tc>
+          <w:tcPr>
+            <w:tcW w:type="dxa" w:w="2880"/>
+          </w:tcPr>
+          <w:p>
+            <w:r>
+              <w:t>mevcut_hiz / serbest_akis_hizi</w:t>
+            </w:r>
+          </w:p>
+        </w:tc>
+        <w:tc>
+          <w:tcPr>
+            <w:tcW w:type="dxa" w:w="2880"/>
+          </w:tcPr>
+          <w:p>
+            <w:r>
+              <w:t>Tikaniklik yuzdesi</w:t>
+            </w:r>
+          </w:p>
+        </w:tc>
+      </w:tr>
+      <w:tr>
+        <w:tc>
+          <w:tcPr>
+            <w:tcW w:type="dxa" w:w="2880"/>
+          </w:tcPr>
+          <w:p>
+            <w:r>
+              <w:t>overall_delay_factor</w:t>
+            </w:r>
+          </w:p>
+        </w:tc>
+        <w:tc>
+          <w:tcPr>
+            <w:tcW w:type="dxa" w:w="2880"/>
+          </w:tcPr>
+          <w:p>
+            <w:r>
+              <w:t>trafik_faktor x hava_faktor</w:t>
+            </w:r>
+          </w:p>
+        </w:tc>
+        <w:tc>
+          <w:tcPr>
+            <w:tcW w:type="dxa" w:w="2880"/>
+          </w:tcPr>
+          <w:p>
+            <w:r>
+              <w:t>Bilesik gecikme katsayisi</w:t>
+            </w:r>
+          </w:p>
+        </w:tc>
+      </w:tr>
+      <w:tr>
+        <w:tc>
+          <w:tcPr>
+            <w:tcW w:type="dxa" w:w="2880"/>
+          </w:tcPr>
+          <w:p>
+            <w:r>
+              <w:t>incident_traffic_risk</w:t>
+            </w:r>
+          </w:p>
+        </w:tc>
+        <w:tc>
+          <w:tcPr>
+            <w:tcW w:type="dxa" w:w="2880"/>
+          </w:tcPr>
+          <w:p>
+            <w:r>
+              <w:t>kaza_varligi x (tikaniklik+1)</w:t>
+            </w:r>
+          </w:p>
+        </w:tc>
+        <w:tc>
+          <w:tcPr>
+            <w:tcW w:type="dxa" w:w="2880"/>
+          </w:tcPr>
+          <w:p>
+            <w:r>
+              <w:t>Kaza x trafik etkilesimi</w:t>
+            </w:r>
+          </w:p>
+        </w:tc>
+      </w:tr>
+    </w:tbl>
+    <w:p/>
+    <w:p>
+      <w:r>
+        <w:rPr>
+          <w:b w:val="0"/>
+          <w:sz w:val="21"/>
+        </w:rPr>
+        <w:t>NOT: Siniflandirici 43 ozellik kullanir (39 temel + 4 interaction). Regressor sadece 39 — interaction ozellikler regressor icin gurultu olusturabiliyor.</w:t>
+      </w:r>
+    </w:p>
+    <w:p>
+      <w:pPr>
+        <w:pStyle w:val="Heading2"/>
+      </w:pPr>
+      <w:r>
+        <w:t>2.4 Egitim Yontemi</w:t>
+      </w:r>
+    </w:p>
+    <w:tbl>
+      <w:tblPr>
+        <w:tblStyle w:val="LightShading-Accent1"/>
+        <w:tblW w:type="auto" w:w="0"/>
+        <w:tblLook w:firstColumn="1" w:firstRow="1" w:lastColumn="0" w:lastRow="0" w:noHBand="0" w:noVBand="1" w:val="04A0"/>
+      </w:tblPr>
+      <w:tblGrid>
+        <w:gridCol w:w="2880"/>
+        <w:gridCol w:w="2880"/>
+        <w:gridCol w:w="2880"/>
+      </w:tblGrid>
+      <w:tr>
+        <w:tc>
+          <w:tcPr>
+            <w:tcW w:type="dxa" w:w="2880"/>
+          </w:tcPr>
+          <w:p>
+            <w:r>
+              <w:rPr>
+                <w:b/>
+              </w:rPr>
+              <w:t>Adim</w:t>
+            </w:r>
+          </w:p>
+        </w:tc>
+        <w:tc>
+          <w:tcPr>
+            <w:tcW w:type="dxa" w:w="2880"/>
+          </w:tcPr>
+          <w:p>
+            <w:r>
+              <w:rPr>
+                <w:b/>
+              </w:rPr>
+              <w:t>Yontem</w:t>
+            </w:r>
+          </w:p>
+        </w:tc>
+        <w:tc>
+          <w:tcPr>
+            <w:tcW w:type="dxa" w:w="2880"/>
+          </w:tcPr>
+          <w:p>
+            <w:r>
+              <w:rPr>
+                <w:b/>
+              </w:rPr>
+              <w:t>Parametreler</w:t>
+            </w:r>
+          </w:p>
+        </w:tc>
+      </w:tr>
+      <w:tr>
+        <w:tc>
+          <w:tcPr>
+            <w:tcW w:type="dxa" w:w="2880"/>
+          </w:tcPr>
+          <w:p/>
+        </w:tc>
+        <w:tc>
+          <w:tcPr>
+            <w:tcW w:type="dxa" w:w="2880"/>
+          </w:tcPr>
+          <w:p/>
+        </w:tc>
+        <w:tc>
+          <w:tcPr>
+            <w:tcW w:type="dxa" w:w="2880"/>
+          </w:tcPr>
+          <w:p/>
+        </w:tc>
+      </w:tr>
+      <w:tr>
+        <w:tc>
+          <w:tcPr>
+            <w:tcW w:type="dxa" w:w="2880"/>
+          </w:tcPr>
+          <w:p/>
+        </w:tc>
+        <w:tc>
+          <w:tcPr>
+            <w:tcW w:type="dxa" w:w="2880"/>
+          </w:tcPr>
+          <w:p/>
+        </w:tc>
+        <w:tc>
+          <w:tcPr>
+            <w:tcW w:type="dxa" w:w="2880"/>
+          </w:tcPr>
+          <w:p/>
+        </w:tc>
+      </w:tr>
+      <w:tr>
+        <w:tc>
+          <w:tcPr>
+            <w:tcW w:type="dxa" w:w="2880"/>
+          </w:tcPr>
+          <w:p/>
+        </w:tc>
+        <w:tc>
+          <w:tcPr>
+            <w:tcW w:type="dxa" w:w="2880"/>
+          </w:tcPr>
+          <w:p/>
+        </w:tc>
+        <w:tc>
+          <w:tcPr>
+            <w:tcW w:type="dxa" w:w="2880"/>
+          </w:tcPr>
+          <w:p/>
+        </w:tc>
+      </w:tr>
+      <w:tr>
+        <w:tc>
+          <w:tcPr>
+            <w:tcW w:type="dxa" w:w="2880"/>
+          </w:tcPr>
+          <w:p/>
+        </w:tc>
+        <w:tc>
+          <w:tcPr>
+            <w:tcW w:type="dxa" w:w="2880"/>
+          </w:tcPr>
+          <w:p/>
+        </w:tc>
+        <w:tc>
+          <w:tcPr>
+            <w:tcW w:type="dxa" w:w="2880"/>
+          </w:tcPr>
+          <w:p/>
+        </w:tc>
+      </w:tr>
+      <w:tr>
+        <w:tc>
+          <w:tcPr>
+            <w:tcW w:type="dxa" w:w="2880"/>
+          </w:tcPr>
+          <w:p/>
+        </w:tc>
+        <w:tc>
+          <w:tcPr>
+            <w:tcW w:type="dxa" w:w="2880"/>
+          </w:tcPr>
+          <w:p/>
+        </w:tc>
+        <w:tc>
+          <w:tcPr>
+            <w:tcW w:type="dxa" w:w="2880"/>
+          </w:tcPr>
+          <w:p/>
+        </w:tc>
+      </w:tr>
+      <w:tr>
+        <w:tc>
+          <w:tcPr>
+            <w:tcW w:type="dxa" w:w="2880"/>
+          </w:tcPr>
+          <w:p/>
+        </w:tc>
+        <w:tc>
+          <w:tcPr>
+            <w:tcW w:type="dxa" w:w="2880"/>
+          </w:tcPr>
+          <w:p/>
+        </w:tc>
+        <w:tc>
+          <w:tcPr>
+            <w:tcW w:type="dxa" w:w="2880"/>
+          </w:tcPr>
+          <w:p/>
+        </w:tc>
+      </w:tr>
+      <w:tr>
+        <w:tc>
+          <w:tcPr>
+            <w:tcW w:type="dxa" w:w="2880"/>
+          </w:tcPr>
+          <w:p/>
+        </w:tc>
+        <w:tc>
+          <w:tcPr>
+            <w:tcW w:type="dxa" w:w="2880"/>
+          </w:tcPr>
+          <w:p/>
+        </w:tc>
+        <w:tc>
+          <w:tcPr>
+            <w:tcW w:type="dxa" w:w="2880"/>
+          </w:tcPr>
+          <w:p/>
+        </w:tc>
+      </w:tr>
+      <w:tr>
+        <w:tc>
+          <w:tcPr>
+            <w:tcW w:type="dxa" w:w="2880"/>
+          </w:tcPr>
+          <w:p>
+            <w:r>
+              <w:t>Veri Bolme</w:t>
+            </w:r>
+          </w:p>
+        </w:tc>
+        <w:tc>
+          <w:tcPr>
+            <w:tcW w:type="dxa" w:w="2880"/>
+          </w:tcPr>
+          <w:p>
+            <w:r>
+              <w:t>GroupKFold (k=5)</w:t>
+            </w:r>
+          </w:p>
+        </w:tc>
+        <w:tc>
+          <w:tcPr>
+            <w:tcW w:type="dxa" w:w="2880"/>
+          </w:tcPr>
+          <w:p>
+            <w:r>
+              <w:t>route_id bazli — ayni rotadan veri train+test'e girmiyor</w:t>
+            </w:r>
+          </w:p>
+        </w:tc>
+      </w:tr>
+      <w:tr>
+        <w:tc>
+          <w:tcPr>
+            <w:tcW w:type="dxa" w:w="2880"/>
+          </w:tcPr>
+          <w:p>
+            <w:r>
+              <w:t>Hiperparametre</w:t>
+            </w:r>
+          </w:p>
+        </w:tc>
+        <w:tc>
+          <w:tcPr>
+            <w:tcW w:type="dxa" w:w="2880"/>
+          </w:tcPr>
+          <w:p>
+            <w:r>
+              <w:t>Optuna TPE Sampler</w:t>
+            </w:r>
+          </w:p>
+        </w:tc>
+        <w:tc>
+          <w:tcPr>
+            <w:tcW w:type="dxa" w:w="2880"/>
+          </w:tcPr>
+          <w:p>
+            <w:r>
+              <w:t>Clf: 220 deneme, Reg: 220 deneme, P90: 40 deneme</w:t>
+            </w:r>
+          </w:p>
+        </w:tc>
+      </w:tr>
+      <w:tr>
+        <w:tc>
+          <w:tcPr>
+            <w:tcW w:type="dxa" w:w="2880"/>
+          </w:tcPr>
+          <w:p>
+            <w:r>
+              <w:t>Agirliklandirma</w:t>
+            </w:r>
+          </w:p>
+        </w:tc>
+        <w:tc>
+          <w:tcPr>
+            <w:tcW w:type="dxa" w:w="2880"/>
+          </w:tcPr>
+          <w:p>
+            <w:r>
+              <w:t>sample_weight</w:t>
+            </w:r>
+          </w:p>
+        </w:tc>
+        <w:tc>
+          <w:tcPr>
+            <w:tcW w:type="dxa" w:w="2880"/>
+          </w:tcPr>
+          <w:p>
+            <w:r>
+              <w:t>Gecikme&gt;=15dk: weight=3.0, diğerleri: weight=1.0</w:t>
+            </w:r>
+          </w:p>
+        </w:tc>
+      </w:tr>
+      <w:tr>
+        <w:tc>
+          <w:tcPr>
+            <w:tcW w:type="dxa" w:w="2880"/>
+          </w:tcPr>
+          <w:p>
+            <w:r>
+              <w:t>Clf Kayip</w:t>
+            </w:r>
+          </w:p>
+        </w:tc>
+        <w:tc>
+          <w:tcPr>
+            <w:tcW w:type="dxa" w:w="2880"/>
+          </w:tcPr>
+          <w:p>
+            <w:r>
+              <w:t>binary:logistic + F2 optimizasyon</w:t>
+            </w:r>
+          </w:p>
+        </w:tc>
+        <w:tc>
+          <w:tcPr>
+            <w:tcW w:type="dxa" w:w="2880"/>
+          </w:tcPr>
+          <w:p>
+            <w:r>
+              <w:t>recall 2x agirlikli</w:t>
+            </w:r>
+          </w:p>
+        </w:tc>
+      </w:tr>
+      <w:tr>
+        <w:tc>
+          <w:tcPr>
+            <w:tcW w:type="dxa" w:w="2880"/>
+          </w:tcPr>
+          <w:p>
+            <w:r>
+              <w:t>Reg Kayip</w:t>
+            </w:r>
+          </w:p>
+        </w:tc>
+        <w:tc>
+          <w:tcPr>
+            <w:tcW w:type="dxa" w:w="2880"/>
+          </w:tcPr>
+          <w:p>
+            <w:r>
+              <w:t>MAE (arcsinh uzayinda)</w:t>
+            </w:r>
+          </w:p>
+        </w:tc>
+        <w:tc>
+          <w:tcPr>
+            <w:tcW w:type="dxa" w:w="2880"/>
+          </w:tcPr>
+          <w:p>
+            <w:r>
+              <w:t>Arcsinh donusumu carpik dagilimi duzeltir</w:t>
+            </w:r>
+          </w:p>
+        </w:tc>
+      </w:tr>
+      <w:tr>
+        <w:tc>
+          <w:tcPr>
+            <w:tcW w:type="dxa" w:w="2880"/>
+          </w:tcPr>
+          <w:p>
+            <w:r>
+              <w:t>P90 Kayip</w:t>
+            </w:r>
+          </w:p>
+        </w:tc>
+        <w:tc>
+          <w:tcPr>
+            <w:tcW w:type="dxa" w:w="2880"/>
+          </w:tcPr>
+          <w:p>
+            <w:r>
+              <w:t>Pinball Loss alpha=0.90</w:t>
+            </w:r>
+          </w:p>
+        </w:tc>
+        <w:tc>
+          <w:tcPr>
+            <w:tcW w:type="dxa" w:w="2880"/>
+          </w:tcPr>
+          <w:p>
+            <w:r>
+              <w:t>Eksik tahmin 9x daha pahali</w:t>
+            </w:r>
+          </w:p>
+        </w:tc>
+      </w:tr>
+      <w:tr>
+        <w:tc>
+          <w:tcPr>
+            <w:tcW w:type="dxa" w:w="2880"/>
+          </w:tcPr>
+          <w:p>
+            <w:r>
+              <w:t>Kalibrasyon</w:t>
+            </w:r>
+          </w:p>
+        </w:tc>
+        <w:tc>
+          <w:tcPr>
+            <w:tcW w:type="dxa" w:w="2880"/>
+          </w:tcPr>
+          <w:p>
+            <w:r>
+              <w:t>IsotonicRegression prefit</w:t>
+            </w:r>
+          </w:p>
+        </w:tc>
+        <w:tc>
+          <w:tcPr>
+            <w:tcW w:type="dxa" w:w="2880"/>
+          </w:tcPr>
+          <w:p>
+            <w:r>
+              <w:t>Ham olasiliklar gercek frekanslara ayarlanir</w:t>
+            </w:r>
+          </w:p>
+        </w:tc>
+      </w:tr>
+    </w:tbl>
+    <w:p/>
+    <w:p>
+      <w:pPr>
+        <w:pStyle w:val="Heading2"/>
+      </w:pPr>
+      <w:r>
+        <w:t>2.5 Test Sonuclari</w:t>
+      </w:r>
+    </w:p>
+    <w:tbl>
+      <w:tblPr>
+        <w:tblStyle w:val="LightShading-Accent1"/>
+        <w:tblW w:type="auto" w:w="0"/>
+        <w:tblLook w:firstColumn="1" w:firstRow="1" w:lastColumn="0" w:lastRow="0" w:noHBand="0" w:noVBand="1" w:val="04A0"/>
+      </w:tblPr>
+      <w:tblGrid>
+        <w:gridCol w:w="2880"/>
+        <w:gridCol w:w="2880"/>
+        <w:gridCol w:w="2880"/>
+      </w:tblGrid>
+      <w:tr>
+        <w:tc>
+          <w:tcPr>
+            <w:tcW w:type="dxa" w:w="2880"/>
+          </w:tcPr>
+          <w:p>
+            <w:r>
+              <w:rPr>
+                <w:b/>
+              </w:rPr>
+              <w:t>Metrik</w:t>
+            </w:r>
+          </w:p>
+        </w:tc>
+        <w:tc>
+          <w:tcPr>
+            <w:tcW w:type="dxa" w:w="2880"/>
+          </w:tcPr>
+          <w:p>
+            <w:r>
+              <w:rPr>
+                <w:b/>
+              </w:rPr>
+              <w:t>Deger</w:t>
             </w:r>
           </w:p>
         </w:tc>
@@ -2104,29 +1627,9 @@
           <w:tcPr>
             <w:tcW w:type="dxa" w:w="2880"/>
           </w:tcPr>
-          <w:p/>
-        </w:tc>
-        <w:tc>
-          <w:tcPr>
-            <w:tcW w:type="dxa" w:w="2880"/>
-          </w:tcPr>
-          <w:p/>
-        </w:tc>
-        <w:tc>
-          <w:tcPr>
-            <w:tcW w:type="dxa" w:w="2880"/>
-          </w:tcPr>
-          <w:p/>
-        </w:tc>
-      </w:tr>
-      <w:tr>
-        <w:tc>
-          <w:tcPr>
-            <w:tcW w:type="dxa" w:w="2880"/>
-          </w:tcPr>
           <w:p>
             <w:r>
-              <w:t>MAE (Ortalama Mutlak Hata)</w:t>
+              <w:t>MAE (Reg)</w:t>
             </w:r>
           </w:p>
         </w:tc>
@@ -2146,7 +1649,7 @@
           </w:tcPr>
           <w:p>
             <w:r>
-              <w:t>Tahmin ile gerçek gecikme arasındaki ortalama fark</w:t>
+              <w:t>Tahmin ile gercek arasindaki ortalama fark</w:t>
             </w:r>
           </w:p>
         </w:tc>
@@ -2158,7 +1661,7 @@
           </w:tcPr>
           <w:p>
             <w:r>
-              <w:t>Median Absolute Error</w:t>
+              <w:t>Median AE (Reg)</w:t>
             </w:r>
           </w:p>
         </w:tc>
@@ -2178,7 +1681,7 @@
           </w:tcPr>
           <w:p>
             <w:r>
-              <w:t>Gürültüye dayanıklı merkezi hata — çok iyi</w:t>
+              <w:t>Gurultuye dayanikli merkezi hata</w:t>
             </w:r>
           </w:p>
         </w:tc>
@@ -2190,7 +1693,7 @@
           </w:tcPr>
           <w:p>
             <w:r>
-              <w:t>RMSE</w:t>
+              <w:t>R2 (Reg)</w:t>
             </w:r>
           </w:p>
         </w:tc>
@@ -2200,7 +1703,7 @@
           </w:tcPr>
           <w:p>
             <w:r>
-              <w:t>11.85 dk</w:t>
+              <w:t>0.921</w:t>
             </w:r>
           </w:p>
         </w:tc>
@@ -2210,7 +1713,7 @@
           </w:tcPr>
           <w:p>
             <w:r>
-              <w:t>Büyük hataları vurgular — yüksek gecikmelerden kaynaklanır</w:t>
+              <w:t>Varyansin %92si aciklaniyor</w:t>
             </w:r>
           </w:p>
         </w:tc>
@@ -2222,39 +1725,7 @@
           </w:tcPr>
           <w:p>
             <w:r>
-              <w:t>R² Skoru</w:t>
-            </w:r>
-          </w:p>
-        </w:tc>
-        <w:tc>
-          <w:tcPr>
-            <w:tcW w:type="dxa" w:w="2880"/>
-          </w:tcPr>
-          <w:p>
-            <w:r>
-              <w:t>0.9213</w:t>
-            </w:r>
-          </w:p>
-        </w:tc>
-        <w:tc>
-          <w:tcPr>
-            <w:tcW w:type="dxa" w:w="2880"/>
-          </w:tcPr>
-          <w:p>
-            <w:r>
-              <w:t>Varyansın %92'sini açıklar — mükemmel</w:t>
-            </w:r>
-          </w:p>
-        </w:tc>
-      </w:tr>
-      <w:tr>
-        <w:tc>
-          <w:tcPr>
-            <w:tcW w:type="dxa" w:w="2880"/>
-          </w:tcPr>
-          <w:p>
-            <w:r>
-              <w:t>Within 5 dk</w:t>
+              <w:t>Within 5dk</w:t>
             </w:r>
           </w:p>
         </w:tc>
@@ -2274,7 +1745,7 @@
           </w:tcPr>
           <w:p>
             <w:r>
-              <w:t>Tahminlerin %75.5'i gerçekten ±5 dk içinde</w:t>
+              <w:t>Tahminlerin %75.5i gercekten +/-5dk icinde</w:t>
             </w:r>
           </w:p>
         </w:tc>
@@ -2306,7 +1777,7 @@
           </w:tcPr>
           <w:p>
             <w:r>
-              <w:t>Gerçeklerin %89'u P90 tahminin altında kalıyor</w:t>
+              <w:t>Gerceklerin %89u P90 tahmininin altinda</w:t>
             </w:r>
           </w:p>
         </w:tc>
@@ -2318,7 +1789,7 @@
           </w:tcPr>
           <w:p>
             <w:r>
-              <w:t>AUC-ROC (Sınıflandırıcı)</w:t>
+              <w:t>AUC-ROC (Clf)</w:t>
             </w:r>
           </w:p>
         </w:tc>
@@ -2338,7 +1809,7 @@
           </w:tcPr>
           <w:p>
             <w:r>
-              <w:t>Geç/erken ayrımı çok başarılı</w:t>
+              <w:t>Gecme/gecmeme ayrimi cok basarili</w:t>
             </w:r>
           </w:p>
         </w:tc>
@@ -2350,7 +1821,7 @@
           </w:tcPr>
           <w:p>
             <w:r>
-              <w:t>F2 Skoru</w:t>
+              <w:t>F2 Score (Clf)</w:t>
             </w:r>
           </w:p>
         </w:tc>
@@ -2370,7 +1841,7 @@
           </w:tcPr>
           <w:p>
             <w:r>
-              <w:t>Recall ağırlıklı — kaçırılan gecikmeler minimize</w:t>
+              <w:t>Recall agirlikli — kacirilmis gecikmeler minimize</w:t>
             </w:r>
           </w:p>
         </w:tc>
@@ -2385,7 +1856,7 @@
         <w:drawing>
           <wp:inline xmlns:a="http://schemas.openxmlformats.org/drawingml/2006/main" xmlns:pic="http://schemas.openxmlformats.org/drawingml/2006/picture">
             <wp:extent cx="5760720" cy="1863620"/>
-            <wp:docPr id="5" name="Picture 5"/>
+            <wp:docPr id="3" name="Picture 3"/>
             <wp:cNvGraphicFramePr>
               <a:graphicFrameLocks noChangeAspect="1"/>
             </wp:cNvGraphicFramePr>
@@ -2397,7 +1868,7 @@
                     <pic:cNvPicPr/>
                   </pic:nvPicPr>
                   <pic:blipFill>
-                    <a:blip r:embed="rId13"/>
+                    <a:blip r:embed="rId11"/>
                     <a:stretch>
                       <a:fillRect/>
                     </a:stretch>
@@ -2419,15 +1890,31 @@
     <w:p/>
     <w:p>
       <w:r>
-        <w:t>Şekil 5: ML model metrik özeti — regresyon ve sınıflandırıcı</w:t>
+        <w:rPr>
+          <w:b w:val="0"/>
+          <w:sz w:val="21"/>
+        </w:rPr>
+        <w:t>Sekil 3: ML model metrik ozeti — regresyon ve siniflandirici karsilastirmali.</w:t>
       </w:r>
     </w:p>
+    <w:p/>
     <w:p>
-      <w:pPr>
-        <w:pStyle w:val="Heading2"/>
-      </w:pPr>
       <w:r>
-        <w:t>4.2 Model Sürüm Evrimi</w:t>
+        <w:rPr>
+          <w:b w:val="0"/>
+          <w:sz w:val="21"/>
+        </w:rPr>
+        <w:t>Sekil 4: LightGBM gain-bazli feature importance. cumulative_delay_min (%19.3) ve is_already_critical (%15.1) en guclu sinyaller.</w:t>
+      </w:r>
+    </w:p>
+    <w:p/>
+    <w:p>
+      <w:r>
+        <w:rPr>
+          <w:b w:val="0"/>
+          <w:sz w:val="21"/>
+        </w:rPr>
+        <w:t>Sekil 5: Stacking Ensemble mimarisi. Sol: Siniflandirici yigi (43 ozellik). Sag: Regressor yigi (39 ozellik). Her iki yigin da ayri Meta-modeli var.</w:t>
       </w:r>
     </w:p>
     <w:p>
@@ -2438,7 +1925,7 @@
         <w:drawing>
           <wp:inline xmlns:a="http://schemas.openxmlformats.org/drawingml/2006/main" xmlns:pic="http://schemas.openxmlformats.org/drawingml/2006/picture">
             <wp:extent cx="5760720" cy="2354889"/>
-            <wp:docPr id="6" name="Picture 6"/>
+            <wp:docPr id="4" name="Picture 4"/>
             <wp:cNvGraphicFramePr>
               <a:graphicFrameLocks noChangeAspect="1"/>
             </wp:cNvGraphicFramePr>
@@ -2450,7 +1937,7 @@
                     <pic:cNvPicPr/>
                   </pic:nvPicPr>
                   <pic:blipFill>
-                    <a:blip r:embed="rId14"/>
+                    <a:blip r:embed="rId12"/>
                     <a:stretch>
                       <a:fillRect/>
                     </a:stretch>
@@ -2472,7 +1959,44 @@
     <w:p/>
     <w:p>
       <w:r>
-        <w:t>Şekil 6: v3'ten v7'ye model iyileştirmesi — MAE %40 düştü, R² %16 arttı</w:t>
+        <w:rPr>
+          <w:b w:val="0"/>
+          <w:sz w:val="21"/>
+        </w:rPr>
+        <w:t>Sekil 6: v3'ten v7'ye model evrimi. MAE %40 azaldi (8.92 -&gt; 5.36 dk), R2 %16 artti.</w:t>
+      </w:r>
+    </w:p>
+    <w:p>
+      <w:pPr>
+        <w:pStyle w:val="Heading1"/>
+      </w:pPr>
+      <w:r>
+        <w:t>3. OR-Tools Rota Optimizasyon Ajani — Neden, Nasil, Dogrulugu</w:t>
+      </w:r>
+    </w:p>
+    <w:p>
+      <w:pPr>
+        <w:pStyle w:val="Heading2"/>
+      </w:pPr>
+      <w:r>
+        <w:t>3.1 Amac</w:t>
+      </w:r>
+    </w:p>
+    <w:p>
+      <w:r>
+        <w:rPr>
+          <w:b w:val="0"/>
+          <w:sz w:val="21"/>
+        </w:rPr>
+        <w:t>ML modeli her durak icin gecikme tahmin eder. Ama hangi sirayla gidilmeli? OR-Tools bu soruyu cozer: tum olasilik durak siralarini deneyip en dusuk maliyetli siray? bulur.</w:t>
+      </w:r>
+    </w:p>
+    <w:p>
+      <w:pPr>
+        <w:pStyle w:val="Heading2"/>
+      </w:pPr>
+      <w:r>
+        <w:t>3.2 Calisma Mekanizmasi</w:t>
       </w:r>
     </w:p>
     <w:tbl>
@@ -2482,411 +2006,249 @@
         <w:tblLook w:firstColumn="1" w:firstRow="1" w:lastColumn="0" w:lastRow="0" w:noHBand="0" w:noVBand="1" w:val="04A0"/>
       </w:tblPr>
       <w:tblGrid>
-        <w:gridCol w:w="1728"/>
-        <w:gridCol w:w="1728"/>
-        <w:gridCol w:w="1728"/>
-        <w:gridCol w:w="1728"/>
-        <w:gridCol w:w="1728"/>
+        <w:gridCol w:w="4320"/>
+        <w:gridCol w:w="4320"/>
       </w:tblGrid>
       <w:tr>
         <w:tc>
           <w:tcPr>
-            <w:tcW w:type="dxa" w:w="1728"/>
+            <w:tcW w:type="dxa" w:w="4320"/>
           </w:tcPr>
           <w:p>
             <w:r>
               <w:rPr>
                 <w:b/>
               </w:rPr>
-              <w:t>Sürüm</w:t>
+              <w:t>Adim</w:t>
             </w:r>
           </w:p>
         </w:tc>
         <w:tc>
           <w:tcPr>
-            <w:tcW w:type="dxa" w:w="1728"/>
+            <w:tcW w:type="dxa" w:w="4320"/>
           </w:tcPr>
           <w:p>
             <w:r>
               <w:rPr>
                 <w:b/>
               </w:rPr>
-              <w:t>Yenilik</w:t>
+              <w:t>Detay</w:t>
             </w:r>
           </w:p>
         </w:tc>
-        <w:tc>
-          <w:tcPr>
-            <w:tcW w:type="dxa" w:w="1728"/>
+      </w:tr>
+      <w:tr>
+        <w:tc>
+          <w:tcPr>
+            <w:tcW w:type="dxa" w:w="4320"/>
+          </w:tcPr>
+          <w:p/>
+        </w:tc>
+        <w:tc>
+          <w:tcPr>
+            <w:tcW w:type="dxa" w:w="4320"/>
+          </w:tcPr>
+          <w:p/>
+        </w:tc>
+      </w:tr>
+      <w:tr>
+        <w:tc>
+          <w:tcPr>
+            <w:tcW w:type="dxa" w:w="4320"/>
+          </w:tcPr>
+          <w:p/>
+        </w:tc>
+        <w:tc>
+          <w:tcPr>
+            <w:tcW w:type="dxa" w:w="4320"/>
+          </w:tcPr>
+          <w:p/>
+        </w:tc>
+      </w:tr>
+      <w:tr>
+        <w:tc>
+          <w:tcPr>
+            <w:tcW w:type="dxa" w:w="4320"/>
+          </w:tcPr>
+          <w:p/>
+        </w:tc>
+        <w:tc>
+          <w:tcPr>
+            <w:tcW w:type="dxa" w:w="4320"/>
+          </w:tcPr>
+          <w:p/>
+        </w:tc>
+      </w:tr>
+      <w:tr>
+        <w:tc>
+          <w:tcPr>
+            <w:tcW w:type="dxa" w:w="4320"/>
+          </w:tcPr>
+          <w:p/>
+        </w:tc>
+        <w:tc>
+          <w:tcPr>
+            <w:tcW w:type="dxa" w:w="4320"/>
+          </w:tcPr>
+          <w:p/>
+        </w:tc>
+      </w:tr>
+      <w:tr>
+        <w:tc>
+          <w:tcPr>
+            <w:tcW w:type="dxa" w:w="4320"/>
+          </w:tcPr>
+          <w:p/>
+        </w:tc>
+        <w:tc>
+          <w:tcPr>
+            <w:tcW w:type="dxa" w:w="4320"/>
+          </w:tcPr>
+          <w:p/>
+        </w:tc>
+      </w:tr>
+      <w:tr>
+        <w:tc>
+          <w:tcPr>
+            <w:tcW w:type="dxa" w:w="4320"/>
+          </w:tcPr>
+          <w:p/>
+        </w:tc>
+        <w:tc>
+          <w:tcPr>
+            <w:tcW w:type="dxa" w:w="4320"/>
+          </w:tcPr>
+          <w:p/>
+        </w:tc>
+      </w:tr>
+      <w:tr>
+        <w:tc>
+          <w:tcPr>
+            <w:tcW w:type="dxa" w:w="4320"/>
           </w:tcPr>
           <w:p>
             <w:r>
-              <w:rPr>
-                <w:b/>
-              </w:rPr>
-              <w:t>MAE</w:t>
+              <w:t>Maliyet Matrisi</w:t>
             </w:r>
           </w:p>
         </w:tc>
         <w:tc>
           <w:tcPr>
-            <w:tcW w:type="dxa" w:w="1728"/>
+            <w:tcW w:type="dxa" w:w="4320"/>
           </w:tcPr>
           <w:p>
             <w:r>
-              <w:rPr>
-                <w:b/>
-              </w:rPr>
-              <w:t>R²</w:t>
+              <w:t>maliyet(i,j) = Mapbox_yol_suresi(i,j) + ML_gecikme(j) * agirlik</w:t>
             </w:r>
           </w:p>
         </w:tc>
-        <w:tc>
-          <w:tcPr>
-            <w:tcW w:type="dxa" w:w="1728"/>
+      </w:tr>
+      <w:tr>
+        <w:tc>
+          <w:tcPr>
+            <w:tcW w:type="dxa" w:w="4320"/>
           </w:tcPr>
           <w:p>
             <w:r>
-              <w:rPr>
-                <w:b/>
-              </w:rPr>
-              <w:t>AUC-ROC</w:t>
+              <w:t>VRP Kurulum</w:t>
             </w:r>
           </w:p>
         </w:tc>
+        <w:tc>
+          <w:tcPr>
+            <w:tcW w:type="dxa" w:w="4320"/>
+          </w:tcPr>
+          <w:p>
+            <w:r>
+              <w:t>Google OR-Tools RoutingModel — courier ve durak kisitlari</w:t>
+            </w:r>
+          </w:p>
+        </w:tc>
       </w:tr>
       <w:tr>
         <w:tc>
           <w:tcPr>
-            <w:tcW w:type="dxa" w:w="1728"/>
-          </w:tcPr>
-          <w:p/>
-        </w:tc>
-        <w:tc>
-          <w:tcPr>
-            <w:tcW w:type="dxa" w:w="1728"/>
-          </w:tcPr>
-          <w:p/>
-        </w:tc>
-        <w:tc>
-          <w:tcPr>
-            <w:tcW w:type="dxa" w:w="1728"/>
-          </w:tcPr>
-          <w:p/>
-        </w:tc>
-        <w:tc>
-          <w:tcPr>
-            <w:tcW w:type="dxa" w:w="1728"/>
-          </w:tcPr>
-          <w:p/>
-        </w:tc>
-        <w:tc>
-          <w:tcPr>
-            <w:tcW w:type="dxa" w:w="1728"/>
-          </w:tcPr>
-          <w:p/>
+            <w:tcW w:type="dxa" w:w="4320"/>
+          </w:tcPr>
+          <w:p>
+            <w:r>
+              <w:t>Zaman Penceresi</w:t>
+            </w:r>
+          </w:p>
+        </w:tc>
+        <w:tc>
+          <w:tcPr>
+            <w:tcW w:type="dxa" w:w="4320"/>
+          </w:tcPr>
+          <w:p>
+            <w:r>
+              <w:t>Her duragin planned_arrival +/- slack biciminde hard constraint</w:t>
+            </w:r>
+          </w:p>
         </w:tc>
       </w:tr>
       <w:tr>
         <w:tc>
           <w:tcPr>
-            <w:tcW w:type="dxa" w:w="1728"/>
-          </w:tcPr>
-          <w:p/>
-        </w:tc>
-        <w:tc>
-          <w:tcPr>
-            <w:tcW w:type="dxa" w:w="1728"/>
-          </w:tcPr>
-          <w:p/>
-        </w:tc>
-        <w:tc>
-          <w:tcPr>
-            <w:tcW w:type="dxa" w:w="1728"/>
-          </w:tcPr>
-          <w:p/>
-        </w:tc>
-        <w:tc>
-          <w:tcPr>
-            <w:tcW w:type="dxa" w:w="1728"/>
-          </w:tcPr>
-          <w:p/>
-        </w:tc>
-        <w:tc>
-          <w:tcPr>
-            <w:tcW w:type="dxa" w:w="1728"/>
-          </w:tcPr>
-          <w:p/>
+            <w:tcW w:type="dxa" w:w="4320"/>
+          </w:tcPr>
+          <w:p>
+            <w:r>
+              <w:t>Cozme</w:t>
+            </w:r>
+          </w:p>
+        </w:tc>
+        <w:tc>
+          <w:tcPr>
+            <w:tcW w:type="dxa" w:w="4320"/>
+          </w:tcPr>
+          <w:p>
+            <w:r>
+              <w:t>PATH_CHEAPEST_ARC baslangic + GUIDED_LOCAL_SEARCH meta-heristigi</w:t>
+            </w:r>
+          </w:p>
         </w:tc>
       </w:tr>
       <w:tr>
         <w:tc>
           <w:tcPr>
-            <w:tcW w:type="dxa" w:w="1728"/>
-          </w:tcPr>
-          <w:p/>
-        </w:tc>
-        <w:tc>
-          <w:tcPr>
-            <w:tcW w:type="dxa" w:w="1728"/>
-          </w:tcPr>
-          <w:p/>
-        </w:tc>
-        <w:tc>
-          <w:tcPr>
-            <w:tcW w:type="dxa" w:w="1728"/>
-          </w:tcPr>
-          <w:p/>
-        </w:tc>
-        <w:tc>
-          <w:tcPr>
-            <w:tcW w:type="dxa" w:w="1728"/>
-          </w:tcPr>
-          <w:p/>
-        </w:tc>
-        <w:tc>
-          <w:tcPr>
-            <w:tcW w:type="dxa" w:w="1728"/>
-          </w:tcPr>
-          <w:p/>
+            <w:tcW w:type="dxa" w:w="4320"/>
+          </w:tcPr>
+          <w:p>
+            <w:r>
+              <w:t>Karsilastirma</w:t>
+            </w:r>
+          </w:p>
+        </w:tc>
+        <w:tc>
+          <w:tcPr>
+            <w:tcW w:type="dxa" w:w="4320"/>
+          </w:tcPr>
+          <w:p>
+            <w:r>
+              <w:t>Mevcut vs optimize sira: route_cost_saved_min hesaplama</w:t>
+            </w:r>
+          </w:p>
         </w:tc>
       </w:tr>
       <w:tr>
         <w:tc>
           <w:tcPr>
-            <w:tcW w:type="dxa" w:w="1728"/>
-          </w:tcPr>
-          <w:p/>
-        </w:tc>
-        <w:tc>
-          <w:tcPr>
-            <w:tcW w:type="dxa" w:w="1728"/>
-          </w:tcPr>
-          <w:p/>
-        </w:tc>
-        <w:tc>
-          <w:tcPr>
-            <w:tcW w:type="dxa" w:w="1728"/>
-          </w:tcPr>
-          <w:p/>
-        </w:tc>
-        <w:tc>
-          <w:tcPr>
-            <w:tcW w:type="dxa" w:w="1728"/>
-          </w:tcPr>
-          <w:p/>
-        </w:tc>
-        <w:tc>
-          <w:tcPr>
-            <w:tcW w:type="dxa" w:w="1728"/>
-          </w:tcPr>
-          <w:p/>
-        </w:tc>
-      </w:tr>
-      <w:tr>
-        <w:tc>
-          <w:tcPr>
-            <w:tcW w:type="dxa" w:w="1728"/>
+            <w:tcW w:type="dxa" w:w="4320"/>
           </w:tcPr>
           <w:p>
             <w:r>
-              <w:t>v3 (Baseline)</w:t>
+              <w:t>Karar</w:t>
             </w:r>
           </w:p>
         </w:tc>
         <w:tc>
           <w:tcPr>
-            <w:tcW w:type="dxa" w:w="1728"/>
+            <w:tcW w:type="dxa" w:w="4320"/>
           </w:tcPr>
           <w:p>
             <w:r>
-              <w:t>Tek model, 20 özellik</w:t>
-            </w:r>
-          </w:p>
-        </w:tc>
-        <w:tc>
-          <w:tcPr>
-            <w:tcW w:type="dxa" w:w="1728"/>
-          </w:tcPr>
-          <w:p>
-            <w:r>
-              <w:t>8.92 dk</w:t>
-            </w:r>
-          </w:p>
-        </w:tc>
-        <w:tc>
-          <w:tcPr>
-            <w:tcW w:type="dxa" w:w="1728"/>
-          </w:tcPr>
-          <w:p>
-            <w:r>
-              <w:t>0.79</w:t>
-            </w:r>
-          </w:p>
-        </w:tc>
-        <w:tc>
-          <w:tcPr>
-            <w:tcW w:type="dxa" w:w="1728"/>
-          </w:tcPr>
-          <w:p>
-            <w:r>
-              <w:t>0.81</w:t>
-            </w:r>
-          </w:p>
-        </w:tc>
-      </w:tr>
-      <w:tr>
-        <w:tc>
-          <w:tcPr>
-            <w:tcW w:type="dxa" w:w="1728"/>
-          </w:tcPr>
-          <w:p>
-            <w:r>
-              <w:t>v5</w:t>
-            </w:r>
-          </w:p>
-        </w:tc>
-        <w:tc>
-          <w:tcPr>
-            <w:tcW w:type="dxa" w:w="1728"/>
-          </w:tcPr>
-          <w:p>
-            <w:r>
-              <w:t>+Feature augmentation, ciddi ağırlık</w:t>
-            </w:r>
-          </w:p>
-        </w:tc>
-        <w:tc>
-          <w:tcPr>
-            <w:tcW w:type="dxa" w:w="1728"/>
-          </w:tcPr>
-          <w:p>
-            <w:r>
-              <w:t>7.41 dk</w:t>
-            </w:r>
-          </w:p>
-        </w:tc>
-        <w:tc>
-          <w:tcPr>
-            <w:tcW w:type="dxa" w:w="1728"/>
-          </w:tcPr>
-          <w:p>
-            <w:r>
-              <w:t>0.84</w:t>
-            </w:r>
-          </w:p>
-        </w:tc>
-        <w:tc>
-          <w:tcPr>
-            <w:tcW w:type="dxa" w:w="1728"/>
-          </w:tcPr>
-          <w:p>
-            <w:r>
-              <w:t>0.85</w:t>
-            </w:r>
-          </w:p>
-        </w:tc>
-      </w:tr>
-      <w:tr>
-        <w:tc>
-          <w:tcPr>
-            <w:tcW w:type="dxa" w:w="1728"/>
-          </w:tcPr>
-          <w:p>
-            <w:r>
-              <w:t>v6</w:t>
-            </w:r>
-          </w:p>
-        </w:tc>
-        <w:tc>
-          <w:tcPr>
-            <w:tcW w:type="dxa" w:w="1728"/>
-          </w:tcPr>
-          <w:p>
-            <w:r>
-              <w:t>+P90 Quantile Regressor</w:t>
-            </w:r>
-          </w:p>
-        </w:tc>
-        <w:tc>
-          <w:tcPr>
-            <w:tcW w:type="dxa" w:w="1728"/>
-          </w:tcPr>
-          <w:p>
-            <w:r>
-              <w:t>6.83 dk</w:t>
-            </w:r>
-          </w:p>
-        </w:tc>
-        <w:tc>
-          <w:tcPr>
-            <w:tcW w:type="dxa" w:w="1728"/>
-          </w:tcPr>
-          <w:p>
-            <w:r>
-              <w:t>0.88</w:t>
-            </w:r>
-          </w:p>
-        </w:tc>
-        <w:tc>
-          <w:tcPr>
-            <w:tcW w:type="dxa" w:w="1728"/>
-          </w:tcPr>
-          <w:p>
-            <w:r>
-              <w:t>0.88</w:t>
-            </w:r>
-          </w:p>
-        </w:tc>
-      </w:tr>
-      <w:tr>
-        <w:tc>
-          <w:tcPr>
-            <w:tcW w:type="dxa" w:w="1728"/>
-          </w:tcPr>
-          <w:p>
-            <w:r>
-              <w:t>v7 (Üretim)</w:t>
-            </w:r>
-          </w:p>
-        </w:tc>
-        <w:tc>
-          <w:tcPr>
-            <w:tcW w:type="dxa" w:w="1728"/>
-          </w:tcPr>
-          <w:p>
-            <w:r>
-              <w:t>+Stacking Ensemble, Optuna HPO, 39 özellik</w:t>
-            </w:r>
-          </w:p>
-        </w:tc>
-        <w:tc>
-          <w:tcPr>
-            <w:tcW w:type="dxa" w:w="1728"/>
-          </w:tcPr>
-          <w:p>
-            <w:r>
-              <w:t>5.36 dk</w:t>
-            </w:r>
-          </w:p>
-        </w:tc>
-        <w:tc>
-          <w:tcPr>
-            <w:tcW w:type="dxa" w:w="1728"/>
-          </w:tcPr>
-          <w:p>
-            <w:r>
-              <w:t>0.921</w:t>
-            </w:r>
-          </w:p>
-        </w:tc>
-        <w:tc>
-          <w:tcPr>
-            <w:tcW w:type="dxa" w:w="1728"/>
-          </w:tcPr>
-          <w:p>
-            <w:r>
-              <w:t>0.91</w:t>
+              <w:t>cost_saved &gt; 0.1 dk ise recommendation_allowed=True</w:t>
             </w:r>
           </w:p>
         </w:tc>
@@ -2894,366 +2256,12 @@
     </w:tbl>
     <w:p/>
     <w:p>
-      <w:pPr>
-        <w:pStyle w:val="Heading1"/>
-      </w:pPr>
-      <w:r>
-        <w:rPr>
-          <w:color w:val="1A56DB"/>
-        </w:rPr>
-        <w:t>5. RAG ve Halüsinasyon Önleme Sistemi</w:t>
-      </w:r>
-    </w:p>
-    <w:p>
       <w:r>
         <w:rPr>
           <w:b w:val="0"/>
-          <w:sz w:val="22"/>
+          <w:sz w:val="21"/>
         </w:rPr>
-        <w:t>RAG sistemi, Ollama'nın llama3.2 modelini logistics-backend/ai/ dizinindeki 4 bileşenle kontrol altında tutar. Sistem, LLM'in "uydurmasını" (hallucination) backend gerçekleriyle karşılaştırarak engeller.</w:t>
-      </w:r>
-    </w:p>
-    <w:p>
-      <w:pPr>
-        <w:pStyle w:val="Heading2"/>
-      </w:pPr>
-      <w:r>
-        <w:t>5.1 Halüsinasyon Grader Mantığı (graders.py)</w:t>
-      </w:r>
-    </w:p>
-    <w:tbl>
-      <w:tblPr>
-        <w:tblStyle w:val="LightShading-Accent1"/>
-        <w:tblW w:type="auto" w:w="0"/>
-        <w:tblLook w:firstColumn="1" w:firstRow="1" w:lastColumn="0" w:lastRow="0" w:noHBand="0" w:noVBand="1" w:val="04A0"/>
-      </w:tblPr>
-      <w:tblGrid>
-        <w:gridCol w:w="2880"/>
-        <w:gridCol w:w="2880"/>
-        <w:gridCol w:w="2880"/>
-      </w:tblGrid>
-      <w:tr>
-        <w:tc>
-          <w:tcPr>
-            <w:tcW w:type="dxa" w:w="2880"/>
-          </w:tcPr>
-          <w:p>
-            <w:r>
-              <w:rPr>
-                <w:b/>
-              </w:rPr>
-              <w:t>Kontrol</w:t>
-            </w:r>
-          </w:p>
-        </w:tc>
-        <w:tc>
-          <w:tcPr>
-            <w:tcW w:type="dxa" w:w="2880"/>
-          </w:tcPr>
-          <w:p>
-            <w:r>
-              <w:rPr>
-                <w:b/>
-              </w:rPr>
-              <w:t>Mantık</w:t>
-            </w:r>
-          </w:p>
-        </w:tc>
-        <w:tc>
-          <w:tcPr>
-            <w:tcW w:type="dxa" w:w="2880"/>
-          </w:tcPr>
-          <w:p>
-            <w:r>
-              <w:rPr>
-                <w:b/>
-              </w:rPr>
-              <w:t>Sonuç</w:t>
-            </w:r>
-          </w:p>
-        </w:tc>
-      </w:tr>
-      <w:tr>
-        <w:tc>
-          <w:tcPr>
-            <w:tcW w:type="dxa" w:w="2880"/>
-          </w:tcPr>
-          <w:p/>
-        </w:tc>
-        <w:tc>
-          <w:tcPr>
-            <w:tcW w:type="dxa" w:w="2880"/>
-          </w:tcPr>
-          <w:p/>
-        </w:tc>
-        <w:tc>
-          <w:tcPr>
-            <w:tcW w:type="dxa" w:w="2880"/>
-          </w:tcPr>
-          <w:p/>
-        </w:tc>
-      </w:tr>
-      <w:tr>
-        <w:tc>
-          <w:tcPr>
-            <w:tcW w:type="dxa" w:w="2880"/>
-          </w:tcPr>
-          <w:p/>
-        </w:tc>
-        <w:tc>
-          <w:tcPr>
-            <w:tcW w:type="dxa" w:w="2880"/>
-          </w:tcPr>
-          <w:p/>
-        </w:tc>
-        <w:tc>
-          <w:tcPr>
-            <w:tcW w:type="dxa" w:w="2880"/>
-          </w:tcPr>
-          <w:p/>
-        </w:tc>
-      </w:tr>
-      <w:tr>
-        <w:tc>
-          <w:tcPr>
-            <w:tcW w:type="dxa" w:w="2880"/>
-          </w:tcPr>
-          <w:p/>
-        </w:tc>
-        <w:tc>
-          <w:tcPr>
-            <w:tcW w:type="dxa" w:w="2880"/>
-          </w:tcPr>
-          <w:p/>
-        </w:tc>
-        <w:tc>
-          <w:tcPr>
-            <w:tcW w:type="dxa" w:w="2880"/>
-          </w:tcPr>
-          <w:p/>
-        </w:tc>
-      </w:tr>
-      <w:tr>
-        <w:tc>
-          <w:tcPr>
-            <w:tcW w:type="dxa" w:w="2880"/>
-          </w:tcPr>
-          <w:p/>
-        </w:tc>
-        <w:tc>
-          <w:tcPr>
-            <w:tcW w:type="dxa" w:w="2880"/>
-          </w:tcPr>
-          <w:p/>
-        </w:tc>
-        <w:tc>
-          <w:tcPr>
-            <w:tcW w:type="dxa" w:w="2880"/>
-          </w:tcPr>
-          <w:p/>
-        </w:tc>
-      </w:tr>
-      <w:tr>
-        <w:tc>
-          <w:tcPr>
-            <w:tcW w:type="dxa" w:w="2880"/>
-          </w:tcPr>
-          <w:p>
-            <w:r>
-              <w:t>Gecikme yönü çelişkisi</w:t>
-            </w:r>
-          </w:p>
-        </w:tc>
-        <w:tc>
-          <w:tcPr>
-            <w:tcW w:type="dxa" w:w="2880"/>
-          </w:tcPr>
-          <w:p>
-            <w:r>
-              <w:t>delay_delta&gt;0 ama AI "azaldı" diyorsa</w:t>
-            </w:r>
-          </w:p>
-        </w:tc>
-        <w:tc>
-          <w:tcPr>
-            <w:tcW w:type="dxa" w:w="2880"/>
-          </w:tcPr>
-          <w:p>
-            <w:r>
-              <w:t>risk="high" → LLM yanıtı engellenir</w:t>
-            </w:r>
-          </w:p>
-        </w:tc>
-      </w:tr>
-      <w:tr>
-        <w:tc>
-          <w:tcPr>
-            <w:tcW w:type="dxa" w:w="2880"/>
-          </w:tcPr>
-          <w:p>
-            <w:r>
-              <w:t>Sıra değişimi çelişkisi</w:t>
-            </w:r>
-          </w:p>
-        </w:tc>
-        <w:tc>
-          <w:tcPr>
-            <w:tcW w:type="dxa" w:w="2880"/>
-          </w:tcPr>
-          <w:p>
-            <w:r>
-              <w:t>order_changed=False ama AI "sıra değişti" diyorsa</w:t>
-            </w:r>
-          </w:p>
-        </w:tc>
-        <w:tc>
-          <w:tcPr>
-            <w:tcW w:type="dxa" w:w="2880"/>
-          </w:tcPr>
-          <w:p>
-            <w:r>
-              <w:t>risk="high" → güvenli deterministik yanıt</w:t>
-            </w:r>
-          </w:p>
-        </w:tc>
-      </w:tr>
-      <w:tr>
-        <w:tc>
-          <w:tcPr>
-            <w:tcW w:type="dxa" w:w="2880"/>
-          </w:tcPr>
-          <w:p>
-            <w:r>
-              <w:t>Yanıt uzunluğu</w:t>
-            </w:r>
-          </w:p>
-        </w:tc>
-        <w:tc>
-          <w:tcPr>
-            <w:tcW w:type="dxa" w:w="2880"/>
-          </w:tcPr>
-          <w:p>
-            <w:r>
-              <w:t>&lt;5 veya &gt;100 kelime</w:t>
-            </w:r>
-          </w:p>
-        </w:tc>
-        <w:tc>
-          <w:tcPr>
-            <w:tcW w:type="dxa" w:w="2880"/>
-          </w:tcPr>
-          <w:p>
-            <w:r>
-              <w:t>grade_answer() ile işaretlenir</w:t>
-            </w:r>
-          </w:p>
-        </w:tc>
-      </w:tr>
-      <w:tr>
-        <w:tc>
-          <w:tcPr>
-            <w:tcW w:type="dxa" w:w="2880"/>
-          </w:tcPr>
-          <w:p>
-            <w:r>
-              <w:t>Anahtar kelime eksikliği</w:t>
-            </w:r>
-          </w:p>
-        </w:tc>
-        <w:tc>
-          <w:tcPr>
-            <w:tcW w:type="dxa" w:w="2880"/>
-          </w:tcPr>
-          <w:p>
-            <w:r>
-              <w:t>"delay/order/stop" geçmiyorsa</w:t>
-            </w:r>
-          </w:p>
-        </w:tc>
-        <w:tc>
-          <w:tcPr>
-            <w:tcW w:type="dxa" w:w="2880"/>
-          </w:tcPr>
-          <w:p>
-            <w:r>
-              <w:t>Yanıt kalitesi düşük kabul edilir</w:t>
-            </w:r>
-          </w:p>
-        </w:tc>
-      </w:tr>
-    </w:tbl>
-    <w:p/>
-    <w:p>
-      <w:pPr>
-        <w:jc w:val="center"/>
-      </w:pPr>
-      <w:r>
-        <w:drawing>
-          <wp:inline xmlns:a="http://schemas.openxmlformats.org/drawingml/2006/main" xmlns:pic="http://schemas.openxmlformats.org/drawingml/2006/picture">
-            <wp:extent cx="5760720" cy="2360584"/>
-            <wp:docPr id="7" name="Picture 7"/>
-            <wp:cNvGraphicFramePr>
-              <a:graphicFrameLocks noChangeAspect="1"/>
-            </wp:cNvGraphicFramePr>
-            <a:graphic>
-              <a:graphicData uri="http://schemas.openxmlformats.org/drawingml/2006/picture">
-                <pic:pic>
-                  <pic:nvPicPr>
-                    <pic:cNvPr id="0" name="06_rag_evaluation.png"/>
-                    <pic:cNvPicPr/>
-                  </pic:nvPicPr>
-                  <pic:blipFill>
-                    <a:blip r:embed="rId15"/>
-                    <a:stretch>
-                      <a:fillRect/>
-                    </a:stretch>
-                  </pic:blipFill>
-                  <pic:spPr>
-                    <a:xfrm>
-                      <a:off x="0" y="0"/>
-                      <a:ext cx="5760720" cy="2360584"/>
-                    </a:xfrm>
-                    <a:prstGeom prst="rect"/>
-                  </pic:spPr>
-                </pic:pic>
-              </a:graphicData>
-            </a:graphic>
-          </wp:inline>
-        </w:drawing>
-      </w:r>
-    </w:p>
-    <w:p/>
-    <w:p>
-      <w:r>
-        <w:t>Şekil 7: RAG değerlendirme sonuçları — grader skorları ve halüsinasyon risk dağılımı</w:t>
-      </w:r>
-    </w:p>
-    <w:p>
-      <w:pPr>
-        <w:pStyle w:val="Heading2"/>
-      </w:pPr>
-      <w:r>
-        <w:t>5.2 Güvenli Geri Dönüş (Safe Fallback)</w:t>
-      </w:r>
-    </w:p>
-    <w:p>
-      <w:r>
-        <w:rPr>
-          <w:b w:val="0"/>
-          <w:sz w:val="22"/>
-        </w:rPr>
-        <w:t>Halüsinasyon tespitinde sistem Ollama'nın yanıtını tamamen devre dışı bırakır ve generate_deterministic_explanation() fonksiyonunun (agent.py) ürettiği %100 doğru, matematiksel açıklamayı kullanır. Bu sayede hiçbir zaman yanlış bilgi gösterilmez.</w:t>
-      </w:r>
-    </w:p>
-    <w:p>
-      <w:pPr>
-        <w:pStyle w:val="Heading1"/>
-      </w:pPr>
-      <w:r>
-        <w:rPr>
-          <w:color w:val="1A56DB"/>
-        </w:rPr>
-        <w:t>6. OR-Tools Rota Optimizasyonu — Test Sonuçları</w:t>
+        <w:t>Dosya: logistics-backend/api/routes.py — _run_reoptimization() ve _build_route_candidate()</w:t>
       </w:r>
     </w:p>
     <w:p>
@@ -3264,7 +2272,7 @@
         <w:drawing>
           <wp:inline xmlns:a="http://schemas.openxmlformats.org/drawingml/2006/main" xmlns:pic="http://schemas.openxmlformats.org/drawingml/2006/picture">
             <wp:extent cx="5760720" cy="2207379"/>
-            <wp:docPr id="8" name="Picture 8"/>
+            <wp:docPr id="5" name="Picture 5"/>
             <wp:cNvGraphicFramePr>
               <a:graphicFrameLocks noChangeAspect="1"/>
             </wp:cNvGraphicFramePr>
@@ -3276,7 +2284,7 @@
                     <pic:cNvPicPr/>
                   </pic:nvPicPr>
                   <pic:blipFill>
-                    <a:blip r:embed="rId16"/>
+                    <a:blip r:embed="rId13"/>
                     <a:stretch>
                       <a:fillRect/>
                     </a:stretch>
@@ -3298,16 +2306,71 @@
     <w:p/>
     <w:p>
       <w:r>
-        <w:t>Şekil 8: 5 farklı senaryo için mevcut vs optimize edilmiş rota maliyet karşılaştırması</w:t>
+        <w:rPr>
+          <w:b w:val="0"/>
+          <w:sz w:val="21"/>
+        </w:rPr>
+        <w:t>Sekil 7: 5 farkli senaryoda OR-Tools sonuclari. Ortalama %15.6 rota maliyeti azaltimi.</w:t>
+      </w:r>
+    </w:p>
+    <w:p>
+      <w:pPr>
+        <w:pStyle w:val="Heading1"/>
+      </w:pPr>
+      <w:r>
+        <w:t>4. RAG + LLM Aciklama Motoru — Detayli Analiz</w:t>
+      </w:r>
+    </w:p>
+    <w:p>
+      <w:pPr>
+        <w:pStyle w:val="Heading2"/>
+      </w:pPr>
+      <w:r>
+        <w:t>4.1 Amac ve Neden RAG?</w:t>
       </w:r>
     </w:p>
     <w:p>
       <w:r>
         <w:rPr>
           <w:b w:val="0"/>
-          <w:sz w:val="22"/>
+          <w:sz w:val="21"/>
         </w:rPr>
-        <w:t>OR-Tools VRP çözücüsü her senaryoda ortalama %13-18 maliyet azaltımı sağlamaktadır. Optimizasyon kriteri: toplam_maliyet = Mapbox_yol_süresi + ML_gecikme_tahmini × ağırlık</w:t>
+        <w:t>Optimizer karar verdi. Ama dispatcher neden bu kararIN verildigini anlayabilmeli.</w:t>
+      </w:r>
+    </w:p>
+    <w:p>
+      <w:r>
+        <w:rPr>
+          <w:b w:val="0"/>
+          <w:sz w:val="21"/>
+        </w:rPr>
+        <w:t>Saf LLM problemi: Ollama ya da herhangi bir LLM, sistemin IC matematigini bilmeden "uydurma" aciklama uretebilir (halusinasyon). Ornek: "Trafik azaldiginda rota degistirildi" — ama gercekte trafik artmis olabilir.</w:t>
+      </w:r>
+    </w:p>
+    <w:p>
+      <w:r>
+        <w:rPr>
+          <w:b w:val="0"/>
+          <w:sz w:val="21"/>
+        </w:rPr>
+        <w:t>RAG cozumu: Bilgi tabanından ilgili parcayi getir -&gt; LLM'e GERCEK verilerle birlikte ver -&gt; Halusinasyonu kontrol et.</w:t>
+      </w:r>
+    </w:p>
+    <w:p>
+      <w:pPr>
+        <w:pStyle w:val="Heading2"/>
+      </w:pPr>
+      <w:r>
+        <w:t>4.2 Retrieval Yontemi: TF-IDF + Cosine Similarity</w:t>
+      </w:r>
+    </w:p>
+    <w:p>
+      <w:r>
+        <w:rPr>
+          <w:b/>
+          <w:sz w:val="21"/>
+        </w:rPr>
+        <w:t>ONEMLI: Sistemimiz embedding model (BERT, sentence-transformers) degil TF-IDF kullanmaktadir.</w:t>
       </w:r>
     </w:p>
     <w:tbl>
@@ -3317,495 +2380,359 @@
         <w:tblLook w:firstColumn="1" w:firstRow="1" w:lastColumn="0" w:lastRow="0" w:noHBand="0" w:noVBand="1" w:val="04A0"/>
       </w:tblPr>
       <w:tblGrid>
-        <w:gridCol w:w="1728"/>
-        <w:gridCol w:w="1728"/>
-        <w:gridCol w:w="1728"/>
-        <w:gridCol w:w="1728"/>
-        <w:gridCol w:w="1728"/>
+        <w:gridCol w:w="2880"/>
+        <w:gridCol w:w="2880"/>
+        <w:gridCol w:w="2880"/>
       </w:tblGrid>
       <w:tr>
         <w:tc>
           <w:tcPr>
-            <w:tcW w:type="dxa" w:w="1728"/>
+            <w:tcW w:type="dxa" w:w="2880"/>
           </w:tcPr>
           <w:p>
             <w:r>
               <w:rPr>
                 <w:b/>
               </w:rPr>
-              <w:t>Senaryo</w:t>
+              <w:t>Kriter</w:t>
             </w:r>
           </w:p>
         </w:tc>
         <w:tc>
           <w:tcPr>
-            <w:tcW w:type="dxa" w:w="1728"/>
+            <w:tcW w:type="dxa" w:w="2880"/>
           </w:tcPr>
           <w:p>
             <w:r>
               <w:rPr>
                 <w:b/>
               </w:rPr>
-              <w:t>Mevcut Maliyet (dk)</w:t>
+              <w:t>Bizim Yontemimiz</w:t>
             </w:r>
           </w:p>
         </w:tc>
         <w:tc>
           <w:tcPr>
-            <w:tcW w:type="dxa" w:w="1728"/>
+            <w:tcW w:type="dxa" w:w="2880"/>
           </w:tcPr>
           <w:p>
             <w:r>
               <w:rPr>
                 <w:b/>
               </w:rPr>
-              <w:t>Optimize (dk)</w:t>
+              <w:t>Alternatif (Embedding)</w:t>
             </w:r>
           </w:p>
         </w:tc>
-        <w:tc>
-          <w:tcPr>
-            <w:tcW w:type="dxa" w:w="1728"/>
+      </w:tr>
+      <w:tr>
+        <w:tc>
+          <w:tcPr>
+            <w:tcW w:type="dxa" w:w="2880"/>
+          </w:tcPr>
+          <w:p/>
+        </w:tc>
+        <w:tc>
+          <w:tcPr>
+            <w:tcW w:type="dxa" w:w="2880"/>
+          </w:tcPr>
+          <w:p/>
+        </w:tc>
+        <w:tc>
+          <w:tcPr>
+            <w:tcW w:type="dxa" w:w="2880"/>
+          </w:tcPr>
+          <w:p/>
+        </w:tc>
+      </w:tr>
+      <w:tr>
+        <w:tc>
+          <w:tcPr>
+            <w:tcW w:type="dxa" w:w="2880"/>
+          </w:tcPr>
+          <w:p/>
+        </w:tc>
+        <w:tc>
+          <w:tcPr>
+            <w:tcW w:type="dxa" w:w="2880"/>
+          </w:tcPr>
+          <w:p/>
+        </w:tc>
+        <w:tc>
+          <w:tcPr>
+            <w:tcW w:type="dxa" w:w="2880"/>
+          </w:tcPr>
+          <w:p/>
+        </w:tc>
+      </w:tr>
+      <w:tr>
+        <w:tc>
+          <w:tcPr>
+            <w:tcW w:type="dxa" w:w="2880"/>
+          </w:tcPr>
+          <w:p/>
+        </w:tc>
+        <w:tc>
+          <w:tcPr>
+            <w:tcW w:type="dxa" w:w="2880"/>
+          </w:tcPr>
+          <w:p/>
+        </w:tc>
+        <w:tc>
+          <w:tcPr>
+            <w:tcW w:type="dxa" w:w="2880"/>
+          </w:tcPr>
+          <w:p/>
+        </w:tc>
+      </w:tr>
+      <w:tr>
+        <w:tc>
+          <w:tcPr>
+            <w:tcW w:type="dxa" w:w="2880"/>
+          </w:tcPr>
+          <w:p/>
+        </w:tc>
+        <w:tc>
+          <w:tcPr>
+            <w:tcW w:type="dxa" w:w="2880"/>
+          </w:tcPr>
+          <w:p/>
+        </w:tc>
+        <w:tc>
+          <w:tcPr>
+            <w:tcW w:type="dxa" w:w="2880"/>
+          </w:tcPr>
+          <w:p/>
+        </w:tc>
+      </w:tr>
+      <w:tr>
+        <w:tc>
+          <w:tcPr>
+            <w:tcW w:type="dxa" w:w="2880"/>
+          </w:tcPr>
+          <w:p/>
+        </w:tc>
+        <w:tc>
+          <w:tcPr>
+            <w:tcW w:type="dxa" w:w="2880"/>
+          </w:tcPr>
+          <w:p/>
+        </w:tc>
+        <w:tc>
+          <w:tcPr>
+            <w:tcW w:type="dxa" w:w="2880"/>
+          </w:tcPr>
+          <w:p/>
+        </w:tc>
+      </w:tr>
+      <w:tr>
+        <w:tc>
+          <w:tcPr>
+            <w:tcW w:type="dxa" w:w="2880"/>
+          </w:tcPr>
+          <w:p/>
+        </w:tc>
+        <w:tc>
+          <w:tcPr>
+            <w:tcW w:type="dxa" w:w="2880"/>
+          </w:tcPr>
+          <w:p/>
+        </w:tc>
+        <w:tc>
+          <w:tcPr>
+            <w:tcW w:type="dxa" w:w="2880"/>
+          </w:tcPr>
+          <w:p/>
+        </w:tc>
+      </w:tr>
+      <w:tr>
+        <w:tc>
+          <w:tcPr>
+            <w:tcW w:type="dxa" w:w="2880"/>
           </w:tcPr>
           <w:p>
             <w:r>
-              <w:rPr>
-                <w:b/>
-              </w:rPr>
-              <w:t>Tasarruf</w:t>
+              <w:t>Temsil</w:t>
             </w:r>
           </w:p>
         </w:tc>
         <w:tc>
           <w:tcPr>
-            <w:tcW w:type="dxa" w:w="1728"/>
+            <w:tcW w:type="dxa" w:w="2880"/>
           </w:tcPr>
           <w:p>
             <w:r>
-              <w:rPr>
-                <w:b/>
-              </w:rPr>
-              <w:t>Tasarruf %</w:t>
+              <w:t>TF-IDF sparse vektor</w:t>
             </w:r>
           </w:p>
         </w:tc>
+        <w:tc>
+          <w:tcPr>
+            <w:tcW w:type="dxa" w:w="2880"/>
+          </w:tcPr>
+          <w:p>
+            <w:r>
+              <w:t>Dense embedding vektor (768 boyut)</w:t>
+            </w:r>
+          </w:p>
+        </w:tc>
       </w:tr>
       <w:tr>
         <w:tc>
           <w:tcPr>
-            <w:tcW w:type="dxa" w:w="1728"/>
-          </w:tcPr>
-          <w:p/>
-        </w:tc>
-        <w:tc>
-          <w:tcPr>
-            <w:tcW w:type="dxa" w:w="1728"/>
-          </w:tcPr>
-          <w:p/>
-        </w:tc>
-        <w:tc>
-          <w:tcPr>
-            <w:tcW w:type="dxa" w:w="1728"/>
-          </w:tcPr>
-          <w:p/>
-        </w:tc>
-        <w:tc>
-          <w:tcPr>
-            <w:tcW w:type="dxa" w:w="1728"/>
-          </w:tcPr>
-          <w:p/>
-        </w:tc>
-        <w:tc>
-          <w:tcPr>
-            <w:tcW w:type="dxa" w:w="1728"/>
-          </w:tcPr>
-          <w:p/>
+            <w:tcW w:type="dxa" w:w="2880"/>
+          </w:tcPr>
+          <w:p>
+            <w:r>
+              <w:t>Benzerlik</w:t>
+            </w:r>
+          </w:p>
+        </w:tc>
+        <w:tc>
+          <w:tcPr>
+            <w:tcW w:type="dxa" w:w="2880"/>
+          </w:tcPr>
+          <w:p>
+            <w:r>
+              <w:t>Cosine similarity (TF-IDF uzayinda)</w:t>
+            </w:r>
+          </w:p>
+        </w:tc>
+        <w:tc>
+          <w:tcPr>
+            <w:tcW w:type="dxa" w:w="2880"/>
+          </w:tcPr>
+          <w:p>
+            <w:r>
+              <w:t>Cosine similarity (embedding uzayinda)</w:t>
+            </w:r>
+          </w:p>
         </w:tc>
       </w:tr>
       <w:tr>
         <w:tc>
           <w:tcPr>
-            <w:tcW w:type="dxa" w:w="1728"/>
-          </w:tcPr>
-          <w:p/>
-        </w:tc>
-        <w:tc>
-          <w:tcPr>
-            <w:tcW w:type="dxa" w:w="1728"/>
-          </w:tcPr>
-          <w:p/>
-        </w:tc>
-        <w:tc>
-          <w:tcPr>
-            <w:tcW w:type="dxa" w:w="1728"/>
-          </w:tcPr>
-          <w:p/>
-        </w:tc>
-        <w:tc>
-          <w:tcPr>
-            <w:tcW w:type="dxa" w:w="1728"/>
-          </w:tcPr>
-          <w:p/>
-        </w:tc>
-        <w:tc>
-          <w:tcPr>
-            <w:tcW w:type="dxa" w:w="1728"/>
-          </w:tcPr>
-          <w:p/>
+            <w:tcW w:type="dxa" w:w="2880"/>
+          </w:tcPr>
+          <w:p>
+            <w:r>
+              <w:t>Kutuphane</w:t>
+            </w:r>
+          </w:p>
+        </w:tc>
+        <w:tc>
+          <w:tcPr>
+            <w:tcW w:type="dxa" w:w="2880"/>
+          </w:tcPr>
+          <w:p>
+            <w:r>
+              <w:t>sklearn.TfidfVectorizer</w:t>
+            </w:r>
+          </w:p>
+        </w:tc>
+        <w:tc>
+          <w:tcPr>
+            <w:tcW w:type="dxa" w:w="2880"/>
+          </w:tcPr>
+          <w:p>
+            <w:r>
+              <w:t>sentence-transformers, FAISS, ChromaDB</w:t>
+            </w:r>
+          </w:p>
         </w:tc>
       </w:tr>
       <w:tr>
         <w:tc>
           <w:tcPr>
-            <w:tcW w:type="dxa" w:w="1728"/>
-          </w:tcPr>
-          <w:p/>
-        </w:tc>
-        <w:tc>
-          <w:tcPr>
-            <w:tcW w:type="dxa" w:w="1728"/>
-          </w:tcPr>
-          <w:p/>
-        </w:tc>
-        <w:tc>
-          <w:tcPr>
-            <w:tcW w:type="dxa" w:w="1728"/>
-          </w:tcPr>
-          <w:p/>
-        </w:tc>
-        <w:tc>
-          <w:tcPr>
-            <w:tcW w:type="dxa" w:w="1728"/>
-          </w:tcPr>
-          <w:p/>
-        </w:tc>
-        <w:tc>
-          <w:tcPr>
-            <w:tcW w:type="dxa" w:w="1728"/>
-          </w:tcPr>
-          <w:p/>
+            <w:tcW w:type="dxa" w:w="2880"/>
+          </w:tcPr>
+          <w:p>
+            <w:r>
+              <w:t>Avantaj</w:t>
+            </w:r>
+          </w:p>
+        </w:tc>
+        <w:tc>
+          <w:tcPr>
+            <w:tcW w:type="dxa" w:w="2880"/>
+          </w:tcPr>
+          <w:p>
+            <w:r>
+              <w:t>CPU'da anlik, yerel, hafif, kurulum yok</w:t>
+            </w:r>
+          </w:p>
+        </w:tc>
+        <w:tc>
+          <w:tcPr>
+            <w:tcW w:type="dxa" w:w="2880"/>
+          </w:tcPr>
+          <w:p>
+            <w:r>
+              <w:t>Semantik anlam, daha iyi recall</w:t>
+            </w:r>
+          </w:p>
         </w:tc>
       </w:tr>
       <w:tr>
         <w:tc>
           <w:tcPr>
-            <w:tcW w:type="dxa" w:w="1728"/>
-          </w:tcPr>
-          <w:p/>
-        </w:tc>
-        <w:tc>
-          <w:tcPr>
-            <w:tcW w:type="dxa" w:w="1728"/>
-          </w:tcPr>
-          <w:p/>
-        </w:tc>
-        <w:tc>
-          <w:tcPr>
-            <w:tcW w:type="dxa" w:w="1728"/>
-          </w:tcPr>
-          <w:p/>
-        </w:tc>
-        <w:tc>
-          <w:tcPr>
-            <w:tcW w:type="dxa" w:w="1728"/>
-          </w:tcPr>
-          <w:p/>
-        </w:tc>
-        <w:tc>
-          <w:tcPr>
-            <w:tcW w:type="dxa" w:w="1728"/>
-          </w:tcPr>
-          <w:p/>
+            <w:tcW w:type="dxa" w:w="2880"/>
+          </w:tcPr>
+          <w:p>
+            <w:r>
+              <w:t>Dezavantaj</w:t>
+            </w:r>
+          </w:p>
+        </w:tc>
+        <w:tc>
+          <w:tcPr>
+            <w:tcW w:type="dxa" w:w="2880"/>
+          </w:tcPr>
+          <w:p>
+            <w:r>
+              <w:t>Kelime eslesmesi bazli, sinonim/anlam kaybi</w:t>
+            </w:r>
+          </w:p>
+        </w:tc>
+        <w:tc>
+          <w:tcPr>
+            <w:tcW w:type="dxa" w:w="2880"/>
+          </w:tcPr>
+          <w:p>
+            <w:r>
+              <w:t>GPU tercihli, agir model, kurulum</w:t>
+            </w:r>
+          </w:p>
         </w:tc>
       </w:tr>
       <w:tr>
         <w:tc>
           <w:tcPr>
-            <w:tcW w:type="dxa" w:w="1728"/>
-          </w:tcPr>
-          <w:p/>
-        </w:tc>
-        <w:tc>
-          <w:tcPr>
-            <w:tcW w:type="dxa" w:w="1728"/>
-          </w:tcPr>
-          <w:p/>
-        </w:tc>
-        <w:tc>
-          <w:tcPr>
-            <w:tcW w:type="dxa" w:w="1728"/>
-          </w:tcPr>
-          <w:p/>
-        </w:tc>
-        <w:tc>
-          <w:tcPr>
-            <w:tcW w:type="dxa" w:w="1728"/>
-          </w:tcPr>
-          <w:p/>
-        </w:tc>
-        <w:tc>
-          <w:tcPr>
-            <w:tcW w:type="dxa" w:w="1728"/>
-          </w:tcPr>
-          <w:p/>
-        </w:tc>
-      </w:tr>
-      <w:tr>
-        <w:tc>
-          <w:tcPr>
-            <w:tcW w:type="dxa" w:w="1728"/>
+            <w:tcW w:type="dxa" w:w="2880"/>
           </w:tcPr>
           <w:p>
             <w:r>
-              <w:t>Urban Rush Hour</w:t>
+              <w:t>Uygun mu?</w:t>
             </w:r>
           </w:p>
         </w:tc>
         <w:tc>
           <w:tcPr>
-            <w:tcW w:type="dxa" w:w="1728"/>
+            <w:tcW w:type="dxa" w:w="2880"/>
           </w:tcPr>
           <w:p>
             <w:r>
-              <w:t>45.2</w:t>
+              <w:t>Lojistik teknik terimler icin evet</w:t>
             </w:r>
           </w:p>
         </w:tc>
         <w:tc>
           <w:tcPr>
-            <w:tcW w:type="dxa" w:w="1728"/>
+            <w:tcW w:type="dxa" w:w="2880"/>
           </w:tcPr>
           <w:p>
             <w:r>
-              <w:t>38.1</w:t>
-            </w:r>
-          </w:p>
-        </w:tc>
-        <w:tc>
-          <w:tcPr>
-            <w:tcW w:type="dxa" w:w="1728"/>
-          </w:tcPr>
-          <w:p>
-            <w:r>
-              <w:t>7.1</w:t>
-            </w:r>
-          </w:p>
-        </w:tc>
-        <w:tc>
-          <w:tcPr>
-            <w:tcW w:type="dxa" w:w="1728"/>
-          </w:tcPr>
-          <w:p>
-            <w:r>
-              <w:t>%15.7</w:t>
-            </w:r>
-          </w:p>
-        </w:tc>
-      </w:tr>
-      <w:tr>
-        <w:tc>
-          <w:tcPr>
-            <w:tcW w:type="dxa" w:w="1728"/>
-          </w:tcPr>
-          <w:p>
-            <w:r>
-              <w:t>Highway</w:t>
-            </w:r>
-          </w:p>
-        </w:tc>
-        <w:tc>
-          <w:tcPr>
-            <w:tcW w:type="dxa" w:w="1728"/>
-          </w:tcPr>
-          <w:p>
-            <w:r>
-              <w:t>38.7</w:t>
-            </w:r>
-          </w:p>
-        </w:tc>
-        <w:tc>
-          <w:tcPr>
-            <w:tcW w:type="dxa" w:w="1728"/>
-          </w:tcPr>
-          <w:p>
-            <w:r>
-              <w:t>33.2</w:t>
-            </w:r>
-          </w:p>
-        </w:tc>
-        <w:tc>
-          <w:tcPr>
-            <w:tcW w:type="dxa" w:w="1728"/>
-          </w:tcPr>
-          <w:p>
-            <w:r>
-              <w:t>5.5</w:t>
-            </w:r>
-          </w:p>
-        </w:tc>
-        <w:tc>
-          <w:tcPr>
-            <w:tcW w:type="dxa" w:w="1728"/>
-          </w:tcPr>
-          <w:p>
-            <w:r>
-              <w:t>%14.2</w:t>
-            </w:r>
-          </w:p>
-        </w:tc>
-      </w:tr>
-      <w:tr>
-        <w:tc>
-          <w:tcPr>
-            <w:tcW w:type="dxa" w:w="1728"/>
-          </w:tcPr>
-          <w:p>
-            <w:r>
-              <w:t>Mixed</w:t>
-            </w:r>
-          </w:p>
-        </w:tc>
-        <w:tc>
-          <w:tcPr>
-            <w:tcW w:type="dxa" w:w="1728"/>
-          </w:tcPr>
-          <w:p>
-            <w:r>
-              <w:t>52.1</w:t>
-            </w:r>
-          </w:p>
-        </w:tc>
-        <w:tc>
-          <w:tcPr>
-            <w:tcW w:type="dxa" w:w="1728"/>
-          </w:tcPr>
-          <w:p>
-            <w:r>
-              <w:t>44.5</w:t>
-            </w:r>
-          </w:p>
-        </w:tc>
-        <w:tc>
-          <w:tcPr>
-            <w:tcW w:type="dxa" w:w="1728"/>
-          </w:tcPr>
-          <w:p>
-            <w:r>
-              <w:t>7.6</w:t>
-            </w:r>
-          </w:p>
-        </w:tc>
-        <w:tc>
-          <w:tcPr>
-            <w:tcW w:type="dxa" w:w="1728"/>
-          </w:tcPr>
-          <w:p>
-            <w:r>
-              <w:t>%14.6</w:t>
-            </w:r>
-          </w:p>
-        </w:tc>
-      </w:tr>
-      <w:tr>
-        <w:tc>
-          <w:tcPr>
-            <w:tcW w:type="dxa" w:w="1728"/>
-          </w:tcPr>
-          <w:p>
-            <w:r>
-              <w:t>Rain + Traffic</w:t>
-            </w:r>
-          </w:p>
-        </w:tc>
-        <w:tc>
-          <w:tcPr>
-            <w:tcW w:type="dxa" w:w="1728"/>
-          </w:tcPr>
-          <w:p>
-            <w:r>
-              <w:t>61.4</w:t>
-            </w:r>
-          </w:p>
-        </w:tc>
-        <w:tc>
-          <w:tcPr>
-            <w:tcW w:type="dxa" w:w="1728"/>
-          </w:tcPr>
-          <w:p>
-            <w:r>
-              <w:t>51.2</w:t>
-            </w:r>
-          </w:p>
-        </w:tc>
-        <w:tc>
-          <w:tcPr>
-            <w:tcW w:type="dxa" w:w="1728"/>
-          </w:tcPr>
-          <w:p>
-            <w:r>
-              <w:t>10.2</w:t>
-            </w:r>
-          </w:p>
-        </w:tc>
-        <w:tc>
-          <w:tcPr>
-            <w:tcW w:type="dxa" w:w="1728"/>
-          </w:tcPr>
-          <w:p>
-            <w:r>
-              <w:t>%16.6</w:t>
-            </w:r>
-          </w:p>
-        </w:tc>
-      </w:tr>
-      <w:tr>
-        <w:tc>
-          <w:tcPr>
-            <w:tcW w:type="dxa" w:w="1728"/>
-          </w:tcPr>
-          <w:p>
-            <w:r>
-              <w:t>Congestion</w:t>
-            </w:r>
-          </w:p>
-        </w:tc>
-        <w:tc>
-          <w:tcPr>
-            <w:tcW w:type="dxa" w:w="1728"/>
-          </w:tcPr>
-          <w:p>
-            <w:r>
-              <w:t>49.8</w:t>
-            </w:r>
-          </w:p>
-        </w:tc>
-        <w:tc>
-          <w:tcPr>
-            <w:tcW w:type="dxa" w:w="1728"/>
-          </w:tcPr>
-          <w:p>
-            <w:r>
-              <w:t>41.3</w:t>
-            </w:r>
-          </w:p>
-        </w:tc>
-        <w:tc>
-          <w:tcPr>
-            <w:tcW w:type="dxa" w:w="1728"/>
-          </w:tcPr>
-          <w:p>
-            <w:r>
-              <w:t>8.5</w:t>
-            </w:r>
-          </w:p>
-        </w:tc>
-        <w:tc>
-          <w:tcPr>
-            <w:tcW w:type="dxa" w:w="1728"/>
-          </w:tcPr>
-          <w:p>
-            <w:r>
-              <w:t>%17.1</w:t>
+              <w:t>Genel dil anlama icin daha iyi</w:t>
             </w:r>
           </w:p>
         </w:tc>
@@ -3813,23 +2740,56 @@
     </w:tbl>
     <w:p/>
     <w:p>
-      <w:pPr>
-        <w:pStyle w:val="Heading1"/>
-      </w:pPr>
       <w:r>
         <w:rPr>
-          <w:color w:val="1A56DB"/>
+          <w:b w:val="0"/>
+          <w:sz w:val="21"/>
         </w:rPr>
-        <w:t>7. Sistemin Çalışma Akışı</w:t>
+        <w:t>TF-IDF Formulu: TF(t,d) = t'nin d'deki frekansi / d'deki toplam kelime sayisi</w:t>
       </w:r>
     </w:p>
     <w:p>
       <w:r>
         <w:rPr>
           <w:b w:val="0"/>
-          <w:sz w:val="22"/>
+          <w:sz w:val="21"/>
         </w:rPr>
-        <w:t>Bir dispatcher senaryo çalıştırdığında sistem şu adımları izler:</w:t>
+        <w:t>IDF(t) = log(toplam belge sayisi / t iceren belge sayisi)</w:t>
+      </w:r>
+    </w:p>
+    <w:p>
+      <w:r>
+        <w:rPr>
+          <w:b w:val="0"/>
+          <w:sz w:val="21"/>
+        </w:rPr>
+        <w:t>TF-IDF(t,d) = TF(t,d) x IDF(t)</w:t>
+      </w:r>
+    </w:p>
+    <w:p>
+      <w:r>
+        <w:rPr>
+          <w:b w:val="0"/>
+          <w:sz w:val="21"/>
+        </w:rPr>
+        <w:t>Cosine Similarity: sim(sorgu, belge) = (sorgu . belge) / (||sorgu|| x ||belge||)</w:t>
+      </w:r>
+    </w:p>
+    <w:p>
+      <w:r>
+        <w:rPr>
+          <w:b w:val="0"/>
+          <w:sz w:val="21"/>
+        </w:rPr>
+        <w:t>Sonuc: En yuksek cosine similarity skorlu top_k=2 belge alimlanir.</w:t>
+      </w:r>
+    </w:p>
+    <w:p>
+      <w:pPr>
+        <w:pStyle w:val="Heading2"/>
+      </w:pPr>
+      <w:r>
+        <w:t>4.3 RAG Pipeline — 5 Adim</w:t>
       </w:r>
     </w:p>
     <w:tbl>
@@ -3854,7 +2814,7 @@
               <w:rPr>
                 <w:b/>
               </w:rPr>
-              <w:t>Adım</w:t>
+              <w:t>Adim</w:t>
             </w:r>
           </w:p>
         </w:tc>
@@ -3867,7 +2827,7 @@
               <w:rPr>
                 <w:b/>
               </w:rPr>
-              <w:t>Bileşen</w:t>
+              <w:t>Bilesik</w:t>
             </w:r>
           </w:p>
         </w:tc>
@@ -3893,7 +2853,7 @@
               <w:rPr>
                 <w:b/>
               </w:rPr>
-              <w:t>Açıklama</w:t>
+              <w:t>Ne Yapar</w:t>
             </w:r>
           </w:p>
         </w:tc>
@@ -4059,25 +3019,41 @@
           <w:tcPr>
             <w:tcW w:type="dxa" w:w="2160"/>
           </w:tcPr>
-          <w:p/>
+          <w:p>
+            <w:r>
+              <w:t>1. Retrieval</w:t>
+            </w:r>
+          </w:p>
         </w:tc>
         <w:tc>
           <w:tcPr>
             <w:tcW w:type="dxa" w:w="2160"/>
           </w:tcPr>
-          <w:p/>
+          <w:p>
+            <w:r>
+              <w:t>MinimalRetriever</w:t>
+            </w:r>
+          </w:p>
         </w:tc>
         <w:tc>
           <w:tcPr>
             <w:tcW w:type="dxa" w:w="2160"/>
           </w:tcPr>
-          <w:p/>
+          <w:p>
+            <w:r>
+              <w:t>ai/retriever.py</w:t>
+            </w:r>
+          </w:p>
         </w:tc>
         <w:tc>
           <w:tcPr>
             <w:tcW w:type="dxa" w:w="2160"/>
           </w:tcPr>
-          <w:p/>
+          <w:p>
+            <w:r>
+              <w:t>TF-IDF cosine ile top 2 belge getirilir</w:t>
+            </w:r>
+          </w:p>
         </w:tc>
       </w:tr>
       <w:tr>
@@ -4085,25 +3061,41 @@
           <w:tcPr>
             <w:tcW w:type="dxa" w:w="2160"/>
           </w:tcPr>
-          <w:p/>
+          <w:p>
+            <w:r>
+              <w:t>2. Retrieval Grade</w:t>
+            </w:r>
+          </w:p>
         </w:tc>
         <w:tc>
           <w:tcPr>
             <w:tcW w:type="dxa" w:w="2160"/>
           </w:tcPr>
-          <w:p/>
+          <w:p>
+            <w:r>
+              <w:t>grade_retrieval()</w:t>
+            </w:r>
+          </w:p>
         </w:tc>
         <w:tc>
           <w:tcPr>
             <w:tcW w:type="dxa" w:w="2160"/>
           </w:tcPr>
-          <w:p/>
+          <w:p>
+            <w:r>
+              <w:t>ai/graders.py</w:t>
+            </w:r>
+          </w:p>
         </w:tc>
         <w:tc>
           <w:tcPr>
             <w:tcW w:type="dxa" w:w="2160"/>
           </w:tcPr>
-          <w:p/>
+          <w:p>
+            <w:r>
+              <w:t>Belge kalitesi kontrol: keyword overlap &gt;= 2 veya similarity &gt;= 0.3</w:t>
+            </w:r>
+          </w:p>
         </w:tc>
       </w:tr>
       <w:tr>
@@ -4113,7 +3105,7 @@
           </w:tcPr>
           <w:p>
             <w:r>
-              <w:t>1</w:t>
+              <w:t>3. Generation</w:t>
             </w:r>
           </w:p>
         </w:tc>
@@ -4123,217 +3115,7 @@
           </w:tcPr>
           <w:p>
             <w:r>
-              <w:t>Frontend</w:t>
-            </w:r>
-          </w:p>
-        </w:tc>
-        <w:tc>
-          <w:tcPr>
-            <w:tcW w:type="dxa" w:w="2160"/>
-          </w:tcPr>
-          <w:p>
-            <w:r>
-              <w:t>ScenarioPage.jsx</w:t>
-            </w:r>
-          </w:p>
-        </w:tc>
-        <w:tc>
-          <w:tcPr>
-            <w:tcW w:type="dxa" w:w="2160"/>
-          </w:tcPr>
-          <w:p>
-            <w:r>
-              <w:t>Dispatcher koşulları (trafik, hava vb.) girer, "Recalculate" basar</w:t>
-            </w:r>
-          </w:p>
-        </w:tc>
-      </w:tr>
-      <w:tr>
-        <w:tc>
-          <w:tcPr>
-            <w:tcW w:type="dxa" w:w="2160"/>
-          </w:tcPr>
-          <w:p>
-            <w:r>
-              <w:t>2</w:t>
-            </w:r>
-          </w:p>
-        </w:tc>
-        <w:tc>
-          <w:tcPr>
-            <w:tcW w:type="dxa" w:w="2160"/>
-          </w:tcPr>
-          <w:p>
-            <w:r>
-              <w:t>FastAPI</w:t>
-            </w:r>
-          </w:p>
-        </w:tc>
-        <w:tc>
-          <w:tcPr>
-            <w:tcW w:type="dxa" w:w="2160"/>
-          </w:tcPr>
-          <w:p>
-            <w:r>
-              <w:t>api/routes.py</w:t>
-            </w:r>
-          </w:p>
-        </w:tc>
-        <w:tc>
-          <w:tcPr>
-            <w:tcW w:type="dxa" w:w="2160"/>
-          </w:tcPr>
-          <w:p>
-            <w:r>
-              <w:t>POST /api/v1/scenarios/{id}/reoptimize çağrısı alınır</w:t>
-            </w:r>
-          </w:p>
-        </w:tc>
-      </w:tr>
-      <w:tr>
-        <w:tc>
-          <w:tcPr>
-            <w:tcW w:type="dxa" w:w="2160"/>
-          </w:tcPr>
-          <w:p>
-            <w:r>
-              <w:t>3</w:t>
-            </w:r>
-          </w:p>
-        </w:tc>
-        <w:tc>
-          <w:tcPr>
-            <w:tcW w:type="dxa" w:w="2160"/>
-          </w:tcPr>
-          <w:p>
-            <w:r>
-              <w:t>ML Inference</w:t>
-            </w:r>
-          </w:p>
-        </w:tc>
-        <w:tc>
-          <w:tcPr>
-            <w:tcW w:type="dxa" w:w="2160"/>
-          </w:tcPr>
-          <w:p>
-            <w:r>
-              <w:t>ml/inference.py</w:t>
-            </w:r>
-          </w:p>
-        </w:tc>
-        <w:tc>
-          <w:tcPr>
-            <w:tcW w:type="dxa" w:w="2160"/>
-          </w:tcPr>
-          <w:p>
-            <w:r>
-              <w:t>RouteDelayPredictor.predict() — her durak için delay_min tahmin edilir</w:t>
-            </w:r>
-          </w:p>
-        </w:tc>
-      </w:tr>
-      <w:tr>
-        <w:tc>
-          <w:tcPr>
-            <w:tcW w:type="dxa" w:w="2160"/>
-          </w:tcPr>
-          <w:p>
-            <w:r>
-              <w:t>4</w:t>
-            </w:r>
-          </w:p>
-        </w:tc>
-        <w:tc>
-          <w:tcPr>
-            <w:tcW w:type="dxa" w:w="2160"/>
-          </w:tcPr>
-          <w:p>
-            <w:r>
-              <w:t>OR-Tools</w:t>
-            </w:r>
-          </w:p>
-        </w:tc>
-        <w:tc>
-          <w:tcPr>
-            <w:tcW w:type="dxa" w:w="2160"/>
-          </w:tcPr>
-          <w:p>
-            <w:r>
-              <w:t>api/routes.py</w:t>
-            </w:r>
-          </w:p>
-        </w:tc>
-        <w:tc>
-          <w:tcPr>
-            <w:tcW w:type="dxa" w:w="2160"/>
-          </w:tcPr>
-          <w:p>
-            <w:r>
-              <w:t>_run_reoptimization() — VRP çözücüsü optimal sırayı bulur</w:t>
-            </w:r>
-          </w:p>
-        </w:tc>
-      </w:tr>
-      <w:tr>
-        <w:tc>
-          <w:tcPr>
-            <w:tcW w:type="dxa" w:w="2160"/>
-          </w:tcPr>
-          <w:p>
-            <w:r>
-              <w:t>5</w:t>
-            </w:r>
-          </w:p>
-        </w:tc>
-        <w:tc>
-          <w:tcPr>
-            <w:tcW w:type="dxa" w:w="2160"/>
-          </w:tcPr>
-          <w:p>
-            <w:r>
-              <w:t>Mapbox API</w:t>
-            </w:r>
-          </w:p>
-        </w:tc>
-        <w:tc>
-          <w:tcPr>
-            <w:tcW w:type="dxa" w:w="2160"/>
-          </w:tcPr>
-          <w:p>
-            <w:r>
-              <w:t>api/routes.py</w:t>
-            </w:r>
-          </w:p>
-        </w:tc>
-        <w:tc>
-          <w:tcPr>
-            <w:tcW w:type="dxa" w:w="2160"/>
-          </w:tcPr>
-          <w:p>
-            <w:r>
-              <w:t>Gerçek yol mesafeleri ve süreleri çekilir</w:t>
-            </w:r>
-          </w:p>
-        </w:tc>
-      </w:tr>
-      <w:tr>
-        <w:tc>
-          <w:tcPr>
-            <w:tcW w:type="dxa" w:w="2160"/>
-          </w:tcPr>
-          <w:p>
-            <w:r>
-              <w:t>6</w:t>
-            </w:r>
-          </w:p>
-        </w:tc>
-        <w:tc>
-          <w:tcPr>
-            <w:tcW w:type="dxa" w:w="2160"/>
-          </w:tcPr>
-          <w:p>
-            <w:r>
-              <w:t>RAG Agent</w:t>
+              <w:t>generate_ai_explanation()</w:t>
             </w:r>
           </w:p>
         </w:tc>
@@ -4353,7 +3135,7 @@
           </w:tcPr>
           <w:p>
             <w:r>
-              <w:t>Kararın Türkçe/İngilizce açıklaması üretilir</w:t>
+              <w:t>Ollama llama3.2 prompt ile aciklama uretir (temp=0.3)</w:t>
             </w:r>
           </w:p>
         </w:tc>
@@ -4365,7 +3147,7 @@
           </w:tcPr>
           <w:p>
             <w:r>
-              <w:t>7</w:t>
+              <w:t>4a. Halusinasyon</w:t>
             </w:r>
           </w:p>
         </w:tc>
@@ -4375,7 +3157,7 @@
           </w:tcPr>
           <w:p>
             <w:r>
-              <w:t>Graders</w:t>
+              <w:t>grade_hallucination()</w:t>
             </w:r>
           </w:p>
         </w:tc>
@@ -4395,7 +3177,7 @@
           </w:tcPr>
           <w:p>
             <w:r>
-              <w:t>Halüsinasyon ve kalite kontrolü yapılır</w:t>
+              <w:t>LLM metni backend gercekleriyle celisiyor mu?</w:t>
             </w:r>
           </w:p>
         </w:tc>
@@ -4407,7 +3189,7 @@
           </w:tcPr>
           <w:p>
             <w:r>
-              <w:t>8</w:t>
+              <w:t>4b. Cevap</w:t>
             </w:r>
           </w:p>
         </w:tc>
@@ -4417,7 +3199,7 @@
           </w:tcPr>
           <w:p>
             <w:r>
-              <w:t>Frontend</w:t>
+              <w:t>grade_answer()</w:t>
             </w:r>
           </w:p>
         </w:tc>
@@ -4427,7 +3209,7 @@
           </w:tcPr>
           <w:p>
             <w:r>
-              <w:t>RecommendationChangeDetails.jsx</w:t>
+              <w:t>ai/graders.py</w:t>
             </w:r>
           </w:p>
         </w:tc>
@@ -4437,7 +3219,49 @@
           </w:tcPr>
           <w:p>
             <w:r>
-              <w:t>Tüm detaylar (durak sırası, yol değişimi, kanıt) gösterilir</w:t>
+              <w:t>Yeterli uzunluk ve alakalilik kontrolu</w:t>
+            </w:r>
+          </w:p>
+        </w:tc>
+      </w:tr>
+      <w:tr>
+        <w:tc>
+          <w:tcPr>
+            <w:tcW w:type="dxa" w:w="2160"/>
+          </w:tcPr>
+          <w:p>
+            <w:r>
+              <w:t>5. Fallback</w:t>
+            </w:r>
+          </w:p>
+        </w:tc>
+        <w:tc>
+          <w:tcPr>
+            <w:tcW w:type="dxa" w:w="2160"/>
+          </w:tcPr>
+          <w:p>
+            <w:r>
+              <w:t>generate_deterministic()</w:t>
+            </w:r>
+          </w:p>
+        </w:tc>
+        <w:tc>
+          <w:tcPr>
+            <w:tcW w:type="dxa" w:w="2160"/>
+          </w:tcPr>
+          <w:p>
+            <w:r>
+              <w:t>ai/agent.py</w:t>
+            </w:r>
+          </w:p>
+        </w:tc>
+        <w:tc>
+          <w:tcPr>
+            <w:tcW w:type="dxa" w:w="2160"/>
+          </w:tcPr>
+          <w:p>
+            <w:r>
+              <w:t>Hata varsa %100 dogru deterministik yanit</w:t>
             </w:r>
           </w:p>
         </w:tc>
@@ -4446,13 +3270,10 @@
     <w:p/>
     <w:p>
       <w:pPr>
-        <w:pStyle w:val="Heading1"/>
+        <w:pStyle w:val="Heading2"/>
       </w:pPr>
       <w:r>
-        <w:rPr>
-          <w:color w:val="1A56DB"/>
-        </w:rPr>
-        <w:t>8. Kritik Dosyalar ve Kodun Nerede Olduğu</w:t>
+        <w:t>4.4 Halusinasyon Onleme Kurallari</w:t>
       </w:r>
     </w:p>
     <w:tbl>
@@ -4476,7 +3297,7 @@
               <w:rPr>
                 <w:b/>
               </w:rPr>
-              <w:t>Dosya / Dizin</w:t>
+              <w:t>Kural</w:t>
             </w:r>
           </w:p>
         </w:tc>
@@ -4489,7 +3310,7 @@
               <w:rPr>
                 <w:b/>
               </w:rPr>
-              <w:t>Görev</w:t>
+              <w:t>Kontrol</w:t>
             </w:r>
           </w:p>
         </w:tc>
@@ -4502,7 +3323,7 @@
               <w:rPr>
                 <w:b/>
               </w:rPr>
-              <w:t>Önemli Fonksiyon</w:t>
+              <w:t>Sonuc</w:t>
             </w:r>
           </w:p>
         </w:tc>
@@ -4592,19 +3413,31 @@
           <w:tcPr>
             <w:tcW w:type="dxa" w:w="2880"/>
           </w:tcPr>
-          <w:p/>
+          <w:p>
+            <w:r>
+              <w:t>Gecikme yonu</w:t>
+            </w:r>
+          </w:p>
         </w:tc>
         <w:tc>
           <w:tcPr>
             <w:tcW w:type="dxa" w:w="2880"/>
           </w:tcPr>
-          <w:p/>
+          <w:p>
+            <w:r>
+              <w:t>delay_delta&gt;0 ama AI "gecikme azaldi" dedi mi?</w:t>
+            </w:r>
+          </w:p>
         </w:tc>
         <w:tc>
           <w:tcPr>
             <w:tcW w:type="dxa" w:w="2880"/>
           </w:tcPr>
-          <w:p/>
+          <w:p>
+            <w:r>
+              <w:t>risk=HIGH -&gt; fallback</w:t>
+            </w:r>
+          </w:p>
         </w:tc>
       </w:tr>
       <w:tr>
@@ -4612,19 +3445,31 @@
           <w:tcPr>
             <w:tcW w:type="dxa" w:w="2880"/>
           </w:tcPr>
-          <w:p/>
+          <w:p>
+            <w:r>
+              <w:t>Sira degisimi</w:t>
+            </w:r>
+          </w:p>
         </w:tc>
         <w:tc>
           <w:tcPr>
             <w:tcW w:type="dxa" w:w="2880"/>
           </w:tcPr>
-          <w:p/>
+          <w:p>
+            <w:r>
+              <w:t>order_changed=False ama AI "sira degisti" dedi mi?</w:t>
+            </w:r>
+          </w:p>
         </w:tc>
         <w:tc>
           <w:tcPr>
             <w:tcW w:type="dxa" w:w="2880"/>
           </w:tcPr>
-          <w:p/>
+          <w:p>
+            <w:r>
+              <w:t>risk=HIGH -&gt; fallback</w:t>
+            </w:r>
+          </w:p>
         </w:tc>
       </w:tr>
       <w:tr>
@@ -4632,19 +3477,31 @@
           <w:tcPr>
             <w:tcW w:type="dxa" w:w="2880"/>
           </w:tcPr>
-          <w:p/>
+          <w:p>
+            <w:r>
+              <w:t>Uzunluk</w:t>
+            </w:r>
+          </w:p>
         </w:tc>
         <w:tc>
           <w:tcPr>
             <w:tcW w:type="dxa" w:w="2880"/>
           </w:tcPr>
-          <w:p/>
+          <w:p>
+            <w:r>
+              <w:t>&lt;5 kelime veya &gt;200 kelime</w:t>
+            </w:r>
+          </w:p>
         </w:tc>
         <w:tc>
           <w:tcPr>
             <w:tcW w:type="dxa" w:w="2880"/>
           </w:tcPr>
-          <w:p/>
+          <w:p>
+            <w:r>
+              <w:t>answer_grade=FAIL</w:t>
+            </w:r>
+          </w:p>
         </w:tc>
       </w:tr>
       <w:tr>
@@ -4652,19 +3509,102 @@
           <w:tcPr>
             <w:tcW w:type="dxa" w:w="2880"/>
           </w:tcPr>
-          <w:p/>
+          <w:p>
+            <w:r>
+              <w:t>Anahtar kelime</w:t>
+            </w:r>
+          </w:p>
         </w:tc>
         <w:tc>
           <w:tcPr>
             <w:tcW w:type="dxa" w:w="2880"/>
           </w:tcPr>
-          <w:p/>
+          <w:p>
+            <w:r>
+              <w:t>"delay/order/stop" metinde gecmiyor</w:t>
+            </w:r>
+          </w:p>
         </w:tc>
         <w:tc>
           <w:tcPr>
             <w:tcW w:type="dxa" w:w="2880"/>
           </w:tcPr>
-          <w:p/>
+          <w:p>
+            <w:r>
+              <w:t>Kalite dusuk</w:t>
+            </w:r>
+          </w:p>
+        </w:tc>
+      </w:tr>
+    </w:tbl>
+    <w:p/>
+    <w:p>
+      <w:r>
+        <w:rPr>
+          <w:b w:val="0"/>
+          <w:sz w:val="21"/>
+        </w:rPr>
+        <w:t>SAFE FALLBACK: Herhangi bir grade basarisiz -&gt; Ollama yaniti KULLANILMAZ -&gt; deterministik aciklama.</w:t>
+      </w:r>
+    </w:p>
+    <w:p>
+      <w:pPr>
+        <w:pStyle w:val="Heading2"/>
+      </w:pPr>
+      <w:r>
+        <w:t>4.5 LLM Parametreleri</w:t>
+      </w:r>
+    </w:p>
+    <w:tbl>
+      <w:tblPr>
+        <w:tblStyle w:val="LightShading-Accent1"/>
+        <w:tblW w:type="auto" w:w="0"/>
+        <w:tblLook w:firstColumn="1" w:firstRow="1" w:lastColumn="0" w:lastRow="0" w:noHBand="0" w:noVBand="1" w:val="04A0"/>
+      </w:tblPr>
+      <w:tblGrid>
+        <w:gridCol w:w="2880"/>
+        <w:gridCol w:w="2880"/>
+        <w:gridCol w:w="2880"/>
+      </w:tblGrid>
+      <w:tr>
+        <w:tc>
+          <w:tcPr>
+            <w:tcW w:type="dxa" w:w="2880"/>
+          </w:tcPr>
+          <w:p>
+            <w:r>
+              <w:rPr>
+                <w:b/>
+              </w:rPr>
+              <w:t>Parametre</w:t>
+            </w:r>
+          </w:p>
+        </w:tc>
+        <w:tc>
+          <w:tcPr>
+            <w:tcW w:type="dxa" w:w="2880"/>
+          </w:tcPr>
+          <w:p>
+            <w:r>
+              <w:rPr>
+                <w:b/>
+              </w:rPr>
+              <w:t>Deger</w:t>
+            </w:r>
+          </w:p>
+        </w:tc>
+        <w:tc>
+          <w:tcPr>
+            <w:tcW w:type="dxa" w:w="2880"/>
+          </w:tcPr>
+          <w:p>
+            <w:r>
+              <w:rPr>
+                <w:b/>
+              </w:rPr>
+              <w:t>Aciklama</w:t>
+            </w:r>
+          </w:p>
         </w:tc>
       </w:tr>
       <w:tr>
@@ -4712,9 +3652,89 @@
           <w:tcPr>
             <w:tcW w:type="dxa" w:w="2880"/>
           </w:tcPr>
+          <w:p/>
+        </w:tc>
+        <w:tc>
+          <w:tcPr>
+            <w:tcW w:type="dxa" w:w="2880"/>
+          </w:tcPr>
+          <w:p/>
+        </w:tc>
+        <w:tc>
+          <w:tcPr>
+            <w:tcW w:type="dxa" w:w="2880"/>
+          </w:tcPr>
+          <w:p/>
+        </w:tc>
+      </w:tr>
+      <w:tr>
+        <w:tc>
+          <w:tcPr>
+            <w:tcW w:type="dxa" w:w="2880"/>
+          </w:tcPr>
+          <w:p/>
+        </w:tc>
+        <w:tc>
+          <w:tcPr>
+            <w:tcW w:type="dxa" w:w="2880"/>
+          </w:tcPr>
+          <w:p/>
+        </w:tc>
+        <w:tc>
+          <w:tcPr>
+            <w:tcW w:type="dxa" w:w="2880"/>
+          </w:tcPr>
+          <w:p/>
+        </w:tc>
+      </w:tr>
+      <w:tr>
+        <w:tc>
+          <w:tcPr>
+            <w:tcW w:type="dxa" w:w="2880"/>
+          </w:tcPr>
+          <w:p/>
+        </w:tc>
+        <w:tc>
+          <w:tcPr>
+            <w:tcW w:type="dxa" w:w="2880"/>
+          </w:tcPr>
+          <w:p/>
+        </w:tc>
+        <w:tc>
+          <w:tcPr>
+            <w:tcW w:type="dxa" w:w="2880"/>
+          </w:tcPr>
+          <w:p/>
+        </w:tc>
+      </w:tr>
+      <w:tr>
+        <w:tc>
+          <w:tcPr>
+            <w:tcW w:type="dxa" w:w="2880"/>
+          </w:tcPr>
+          <w:p/>
+        </w:tc>
+        <w:tc>
+          <w:tcPr>
+            <w:tcW w:type="dxa" w:w="2880"/>
+          </w:tcPr>
+          <w:p/>
+        </w:tc>
+        <w:tc>
+          <w:tcPr>
+            <w:tcW w:type="dxa" w:w="2880"/>
+          </w:tcPr>
+          <w:p/>
+        </w:tc>
+      </w:tr>
+      <w:tr>
+        <w:tc>
+          <w:tcPr>
+            <w:tcW w:type="dxa" w:w="2880"/>
+          </w:tcPr>
           <w:p>
             <w:r>
-              <w:t>logistics-backend/ml/train_model_v7.py</w:t>
+              <w:t>Model</w:t>
             </w:r>
           </w:p>
         </w:tc>
@@ -4724,7 +3744,7 @@
           </w:tcPr>
           <w:p>
             <w:r>
-              <w:t>Ana eğitim scripti (1200 satır)</w:t>
+              <w:t>llama3.2</w:t>
             </w:r>
           </w:p>
         </w:tc>
@@ -4734,7 +3754,7 @@
           </w:tcPr>
           <w:p>
             <w:r>
-              <w:t>build_feature_matrix(), train_classifier(), train_regressor(), train_p90_regressor()</w:t>
+              <w:t>Meta 3.2B parametre, acik kaynak</w:t>
             </w:r>
           </w:p>
         </w:tc>
@@ -4746,7 +3766,7 @@
           </w:tcPr>
           <w:p>
             <w:r>
-              <w:t>logistics-backend/ml/model_classes.py</w:t>
+              <w:t>Temperature</w:t>
             </w:r>
           </w:p>
         </w:tc>
@@ -4756,7 +3776,7 @@
           </w:tcPr>
           <w:p>
             <w:r>
-              <w:t>Model sarmalayıcı sınıflar</w:t>
+              <w:t>0.3</w:t>
             </w:r>
           </w:p>
         </w:tc>
@@ -4766,7 +3786,7 @@
           </w:tcPr>
           <w:p>
             <w:r>
-              <w:t>RouteDelayPredictor, _ArcsinhRegressor, _PreFitCalibrator, _augment_features()</w:t>
+              <w:t>Dusuk = deterministik, yaniltici degil</w:t>
             </w:r>
           </w:p>
         </w:tc>
@@ -4778,7 +3798,7 @@
           </w:tcPr>
           <w:p>
             <w:r>
-              <w:t>logistics-backend/ml/inference.py</w:t>
+              <w:t>num_ctx</w:t>
             </w:r>
           </w:p>
         </w:tc>
@@ -4788,7 +3808,7 @@
           </w:tcPr>
           <w:p>
             <w:r>
-              <w:t>Canlı tahmin motoru</w:t>
+              <w:t>4096</w:t>
             </w:r>
           </w:p>
         </w:tc>
@@ -4798,7 +3818,7 @@
           </w:tcPr>
           <w:p>
             <w:r>
-              <w:t>predict_stop_delays(), apply_scenario_conditions()</w:t>
+              <w:t>Maksimum giris token penceresi</w:t>
             </w:r>
           </w:p>
         </w:tc>
@@ -4810,7 +3830,7 @@
           </w:tcPr>
           <w:p>
             <w:r>
-              <w:t>logistics-backend/ai/agent.py</w:t>
+              <w:t>keep_alive</w:t>
             </w:r>
           </w:p>
         </w:tc>
@@ -4820,7 +3840,7 @@
           </w:tcPr>
           <w:p>
             <w:r>
-              <w:t>Ollama entegrasyonu + deterministik fallback</w:t>
+              <w:t>30m</w:t>
             </w:r>
           </w:p>
         </w:tc>
@@ -4830,7 +3850,7 @@
           </w:tcPr>
           <w:p>
             <w:r>
-              <w:t>generate_ai_explanation(), generate_deterministic_explanation()</w:t>
+              <w:t>Model sicak tutuluyor, yeniden yukleme yok</w:t>
             </w:r>
           </w:p>
         </w:tc>
@@ -4842,7 +3862,7 @@
           </w:tcPr>
           <w:p>
             <w:r>
-              <w:t>logistics-backend/ai/graders.py</w:t>
+              <w:t>Timeout</w:t>
             </w:r>
           </w:p>
         </w:tc>
@@ -4852,7 +3872,7 @@
           </w:tcPr>
           <w:p>
             <w:r>
-              <w:t>Halüsinasyon + kalite graders</w:t>
+              <w:t>8 sn</w:t>
             </w:r>
           </w:p>
         </w:tc>
@@ -4862,7 +3882,7 @@
           </w:tcPr>
           <w:p>
             <w:r>
-              <w:t>grade_retrieval(), grade_hallucination(), grade_answer()</w:t>
+              <w:t>Asim halinde fallback devreye girer</w:t>
             </w:r>
           </w:p>
         </w:tc>
@@ -4874,7 +3894,7 @@
           </w:tcPr>
           <w:p>
             <w:r>
-              <w:t>logistics-backend/ai/retriever.py</w:t>
+              <w:t>URL</w:t>
             </w:r>
           </w:p>
         </w:tc>
@@ -4884,7 +3904,7 @@
           </w:tcPr>
           <w:p>
             <w:r>
-              <w:t>TF-IDF tabanlı RAG retriever</w:t>
+              <w:t>localhost:11434</w:t>
             </w:r>
           </w:p>
         </w:tc>
@@ -4894,135 +3914,7 @@
           </w:tcPr>
           <w:p>
             <w:r>
-              <w:t>MinimalRetriever.retrieve(), retrieve_context()</w:t>
-            </w:r>
-          </w:p>
-        </w:tc>
-      </w:tr>
-      <w:tr>
-        <w:tc>
-          <w:tcPr>
-            <w:tcW w:type="dxa" w:w="2880"/>
-          </w:tcPr>
-          <w:p>
-            <w:r>
-              <w:t>logistics-backend/api/routes.py</w:t>
-            </w:r>
-          </w:p>
-        </w:tc>
-        <w:tc>
-          <w:tcPr>
-            <w:tcW w:type="dxa" w:w="2880"/>
-          </w:tcPr>
-          <w:p>
-            <w:r>
-              <w:t>Tüm API endpoint'leri ve optimizasyon</w:t>
-            </w:r>
-          </w:p>
-        </w:tc>
-        <w:tc>
-          <w:tcPr>
-            <w:tcW w:type="dxa" w:w="2880"/>
-          </w:tcPr>
-          <w:p>
-            <w:r>
-              <w:t>_run_reoptimization(), _run_controlled_ai_decision_agent()</w:t>
-            </w:r>
-          </w:p>
-        </w:tc>
-      </w:tr>
-      <w:tr>
-        <w:tc>
-          <w:tcPr>
-            <w:tcW w:type="dxa" w:w="2880"/>
-          </w:tcPr>
-          <w:p>
-            <w:r>
-              <w:t>logistics-backend/data/raw_data/</w:t>
-            </w:r>
-          </w:p>
-        </w:tc>
-        <w:tc>
-          <w:tcPr>
-            <w:tcW w:type="dxa" w:w="2880"/>
-          </w:tcPr>
-          <w:p>
-            <w:r>
-              <w:t>5 ham CSV eğitim kaynağı</w:t>
-            </w:r>
-          </w:p>
-        </w:tc>
-        <w:tc>
-          <w:tcPr>
-            <w:tcW w:type="dxa" w:w="2880"/>
-          </w:tcPr>
-          <w:p>
-            <w:r>
-              <w:t>routes.csv, route_stops.csv, traffic_segments.csv, ...</w:t>
-            </w:r>
-          </w:p>
-        </w:tc>
-      </w:tr>
-      <w:tr>
-        <w:tc>
-          <w:tcPr>
-            <w:tcW w:type="dxa" w:w="2880"/>
-          </w:tcPr>
-          <w:p>
-            <w:r>
-              <w:t>logistics-frontend/src/pages/ScenarioPage.jsx</w:t>
-            </w:r>
-          </w:p>
-        </w:tc>
-        <w:tc>
-          <w:tcPr>
-            <w:tcW w:type="dxa" w:w="2880"/>
-          </w:tcPr>
-          <w:p>
-            <w:r>
-              <w:t>Live Monitor ana sayfası</w:t>
-            </w:r>
-          </w:p>
-        </w:tc>
-        <w:tc>
-          <w:tcPr>
-            <w:tcW w:type="dxa" w:w="2880"/>
-          </w:tcPr>
-          <w:p>
-            <w:r>
-              <w:t>Öneri paneli, metrik kartları</w:t>
-            </w:r>
-          </w:p>
-        </w:tc>
-      </w:tr>
-      <w:tr>
-        <w:tc>
-          <w:tcPr>
-            <w:tcW w:type="dxa" w:w="2880"/>
-          </w:tcPr>
-          <w:p>
-            <w:r>
-              <w:t>logistics-frontend/src/components/shared/RecommendationChangeDetails.jsx</w:t>
-            </w:r>
-          </w:p>
-        </w:tc>
-        <w:tc>
-          <w:tcPr>
-            <w:tcW w:type="dxa" w:w="2880"/>
-          </w:tcPr>
-          <w:p>
-            <w:r>
-              <w:t>AI karar açıklama bileşeni</w:t>
-            </w:r>
-          </w:p>
-        </w:tc>
-        <w:tc>
-          <w:tcPr>
-            <w:tcW w:type="dxa" w:w="2880"/>
-          </w:tcPr>
-          <w:p>
-            <w:r>
-              <w:t>StopOrderRow, LegRow, DecisionProof</w:t>
+              <w:t>Yerel Ollama, internet gerektirmez</w:t>
             </w:r>
           </w:p>
         </w:tc>
@@ -5034,46 +3926,1223 @@
         <w:pStyle w:val="Heading1"/>
       </w:pPr>
       <w:r>
-        <w:rPr>
-          <w:color w:val="1A56DB"/>
-        </w:rPr>
-        <w:t>9. Sonuç ve Özet</w:t>
+        <w:t>5. RAG Sistem Degerlendirmesi — Gercek Test Sonuclari</w:t>
+      </w:r>
+    </w:p>
+    <w:p>
+      <w:pPr>
+        <w:pStyle w:val="Heading2"/>
+      </w:pPr>
+      <w:r>
+        <w:t>5.1 Degerlendirme Metodolojisi</w:t>
       </w:r>
     </w:p>
     <w:p>
       <w:r>
         <w:rPr>
           <w:b w:val="0"/>
-          <w:sz w:val="22"/>
+          <w:sz w:val="21"/>
         </w:rPr>
-        <w:t>Smart Logistics Dispatcher sistemi, aşağıdaki yapay zeka bileşenlerini başarıyla entegre etmiştir:</w:t>
-        <w:br/>
-        <w:br/>
-        <w:t xml:space="preserve">  1. ML Stacking Ensemble (LightGBM + XGBoost + CatBoost) — durak bazlı gecikme tahmini</w:t>
-        <w:br/>
-        <w:t xml:space="preserve">     → MAE: 5.36 dk, R²: 0.921, AUC-ROC: 0.91</w:t>
-        <w:br/>
-        <w:br/>
-        <w:t xml:space="preserve">  2. P90 Quantile Regressor (LightGBM quantile) — konservatif güvenli tampon</w:t>
-        <w:br/>
-        <w:t xml:space="preserve">     → P90 Coverage: %88.97 (gerçeklerin %89'u tahminin altında)</w:t>
-        <w:br/>
-        <w:br/>
-        <w:t xml:space="preserve">  3. OR-Tools VRP Rota Optimizasyonu — ML maliyetleri + Mapbox gerçek yollarla</w:t>
-        <w:br/>
-        <w:t xml:space="preserve">     → Ortalama %15.6 maliyet azaltımı</w:t>
-        <w:br/>
-        <w:br/>
-        <w:t xml:space="preserve">  4. RAG + Ollama llama3.2 Açıklama Motoru — TF-IDF retriever + 3 aşamalı grader</w:t>
-        <w:br/>
-        <w:t xml:space="preserve">     → Halüsinasyon engelleme oranı: %94, güvenli fallback her zaman aktif</w:t>
-        <w:br/>
-        <w:br/>
-        <w:t xml:space="preserve">  5. Halüsinasyon Önleme Pipeline — backend gerçekleriyle karşılaştırma</w:t>
-        <w:br/>
-        <w:t xml:space="preserve">     → Yanlış bilgi gösterilme riski: SIFIR (fallback mekanizması ile)</w:t>
+        <w:t>Script: logistics-backend/reports/evaluate_agent_rag.py</w:t>
       </w:r>
     </w:p>
+    <w:p>
+      <w:r>
+        <w:rPr>
+          <w:b w:val="0"/>
+          <w:sz w:val="21"/>
+        </w:rPr>
+        <w:t>Test seti: data/rag_evaluation_dataset.csv — 7 sorgu, 4 metrik</w:t>
+      </w:r>
+    </w:p>
+    <w:p>
+      <w:r>
+        <w:rPr>
+          <w:b w:val="0"/>
+          <w:sz w:val="21"/>
+        </w:rPr>
+        <w:t>Tum sorgular Ollama llama3.2 ile gercek zamanli test edildi. Generation Success: 7/7</w:t>
+      </w:r>
+    </w:p>
+    <w:p>
+      <w:pPr>
+        <w:pStyle w:val="Heading2"/>
+      </w:pPr>
+      <w:r>
+        <w:t>5.2 Metrik Tanimlari</w:t>
+      </w:r>
+    </w:p>
+    <w:tbl>
+      <w:tblPr>
+        <w:tblStyle w:val="LightShading-Accent1"/>
+        <w:tblW w:type="auto" w:w="0"/>
+        <w:tblLook w:firstColumn="1" w:firstRow="1" w:lastColumn="0" w:lastRow="0" w:noHBand="0" w:noVBand="1" w:val="04A0"/>
+      </w:tblPr>
+      <w:tblGrid>
+        <w:gridCol w:w="2160"/>
+        <w:gridCol w:w="2160"/>
+        <w:gridCol w:w="2160"/>
+        <w:gridCol w:w="2160"/>
+      </w:tblGrid>
+      <w:tr>
+        <w:tc>
+          <w:tcPr>
+            <w:tcW w:type="dxa" w:w="2160"/>
+          </w:tcPr>
+          <w:p>
+            <w:r>
+              <w:rPr>
+                <w:b/>
+              </w:rPr>
+              <w:t>Metrik</w:t>
+            </w:r>
+          </w:p>
+        </w:tc>
+        <w:tc>
+          <w:tcPr>
+            <w:tcW w:type="dxa" w:w="2160"/>
+          </w:tcPr>
+          <w:p>
+            <w:r>
+              <w:rPr>
+                <w:b/>
+              </w:rPr>
+              <w:t>Tanim</w:t>
+            </w:r>
+          </w:p>
+        </w:tc>
+        <w:tc>
+          <w:tcPr>
+            <w:tcW w:type="dxa" w:w="2160"/>
+          </w:tcPr>
+          <w:p>
+            <w:r>
+              <w:rPr>
+                <w:b/>
+              </w:rPr>
+              <w:t>Formul</w:t>
+            </w:r>
+          </w:p>
+        </w:tc>
+        <w:tc>
+          <w:tcPr>
+            <w:tcW w:type="dxa" w:w="2160"/>
+          </w:tcPr>
+          <w:p>
+            <w:r>
+              <w:rPr>
+                <w:b/>
+              </w:rPr>
+              <w:t>Bizim Skor</w:t>
+            </w:r>
+          </w:p>
+        </w:tc>
+      </w:tr>
+      <w:tr>
+        <w:tc>
+          <w:tcPr>
+            <w:tcW w:type="dxa" w:w="2160"/>
+          </w:tcPr>
+          <w:p/>
+        </w:tc>
+        <w:tc>
+          <w:tcPr>
+            <w:tcW w:type="dxa" w:w="2160"/>
+          </w:tcPr>
+          <w:p/>
+        </w:tc>
+        <w:tc>
+          <w:tcPr>
+            <w:tcW w:type="dxa" w:w="2160"/>
+          </w:tcPr>
+          <w:p/>
+        </w:tc>
+        <w:tc>
+          <w:tcPr>
+            <w:tcW w:type="dxa" w:w="2160"/>
+          </w:tcPr>
+          <w:p/>
+        </w:tc>
+      </w:tr>
+      <w:tr>
+        <w:tc>
+          <w:tcPr>
+            <w:tcW w:type="dxa" w:w="2160"/>
+          </w:tcPr>
+          <w:p/>
+        </w:tc>
+        <w:tc>
+          <w:tcPr>
+            <w:tcW w:type="dxa" w:w="2160"/>
+          </w:tcPr>
+          <w:p/>
+        </w:tc>
+        <w:tc>
+          <w:tcPr>
+            <w:tcW w:type="dxa" w:w="2160"/>
+          </w:tcPr>
+          <w:p/>
+        </w:tc>
+        <w:tc>
+          <w:tcPr>
+            <w:tcW w:type="dxa" w:w="2160"/>
+          </w:tcPr>
+          <w:p/>
+        </w:tc>
+      </w:tr>
+      <w:tr>
+        <w:tc>
+          <w:tcPr>
+            <w:tcW w:type="dxa" w:w="2160"/>
+          </w:tcPr>
+          <w:p/>
+        </w:tc>
+        <w:tc>
+          <w:tcPr>
+            <w:tcW w:type="dxa" w:w="2160"/>
+          </w:tcPr>
+          <w:p/>
+        </w:tc>
+        <w:tc>
+          <w:tcPr>
+            <w:tcW w:type="dxa" w:w="2160"/>
+          </w:tcPr>
+          <w:p/>
+        </w:tc>
+        <w:tc>
+          <w:tcPr>
+            <w:tcW w:type="dxa" w:w="2160"/>
+          </w:tcPr>
+          <w:p/>
+        </w:tc>
+      </w:tr>
+      <w:tr>
+        <w:tc>
+          <w:tcPr>
+            <w:tcW w:type="dxa" w:w="2160"/>
+          </w:tcPr>
+          <w:p/>
+        </w:tc>
+        <w:tc>
+          <w:tcPr>
+            <w:tcW w:type="dxa" w:w="2160"/>
+          </w:tcPr>
+          <w:p/>
+        </w:tc>
+        <w:tc>
+          <w:tcPr>
+            <w:tcW w:type="dxa" w:w="2160"/>
+          </w:tcPr>
+          <w:p/>
+        </w:tc>
+        <w:tc>
+          <w:tcPr>
+            <w:tcW w:type="dxa" w:w="2160"/>
+          </w:tcPr>
+          <w:p/>
+        </w:tc>
+      </w:tr>
+      <w:tr>
+        <w:tc>
+          <w:tcPr>
+            <w:tcW w:type="dxa" w:w="2160"/>
+          </w:tcPr>
+          <w:p>
+            <w:r>
+              <w:t>Retriever Score</w:t>
+            </w:r>
+          </w:p>
+        </w:tc>
+        <w:tc>
+          <w:tcPr>
+            <w:tcW w:type="dxa" w:w="2160"/>
+          </w:tcPr>
+          <w:p>
+            <w:r>
+              <w:t>Alimlanan belgeler sorguyla iliskili mi?</w:t>
+            </w:r>
+          </w:p>
+        </w:tc>
+        <w:tc>
+          <w:tcPr>
+            <w:tcW w:type="dxa" w:w="2160"/>
+          </w:tcPr>
+          <w:p>
+            <w:r>
+              <w:t>keyword_overlap / required_keywords</w:t>
+            </w:r>
+          </w:p>
+        </w:tc>
+        <w:tc>
+          <w:tcPr>
+            <w:tcW w:type="dxa" w:w="2160"/>
+          </w:tcPr>
+          <w:p>
+            <w:r>
+              <w:t>1.000</w:t>
+            </w:r>
+          </w:p>
+        </w:tc>
+      </w:tr>
+      <w:tr>
+        <w:tc>
+          <w:tcPr>
+            <w:tcW w:type="dxa" w:w="2160"/>
+          </w:tcPr>
+          <w:p>
+            <w:r>
+              <w:t>Context Precision</w:t>
+            </w:r>
+          </w:p>
+        </w:tc>
+        <w:tc>
+          <w:tcPr>
+            <w:tcW w:type="dxa" w:w="2160"/>
+          </w:tcPr>
+          <w:p>
+            <w:r>
+              <w:t>Zorunlu anahtar kelimelerin kapsanmasi</w:t>
+            </w:r>
+          </w:p>
+        </w:tc>
+        <w:tc>
+          <w:tcPr>
+            <w:tcW w:type="dxa" w:w="2160"/>
+          </w:tcPr>
+          <w:p>
+            <w:r>
+              <w:t>hits / len(required_kw)</w:t>
+            </w:r>
+          </w:p>
+        </w:tc>
+        <w:tc>
+          <w:tcPr>
+            <w:tcW w:type="dxa" w:w="2160"/>
+          </w:tcPr>
+          <w:p>
+            <w:r>
+              <w:t>0.786</w:t>
+            </w:r>
+          </w:p>
+        </w:tc>
+      </w:tr>
+      <w:tr>
+        <w:tc>
+          <w:tcPr>
+            <w:tcW w:type="dxa" w:w="2160"/>
+          </w:tcPr>
+          <w:p>
+            <w:r>
+              <w:t>Hallucination Pass</w:t>
+            </w:r>
+          </w:p>
+        </w:tc>
+        <w:tc>
+          <w:tcPr>
+            <w:tcW w:type="dxa" w:w="2160"/>
+          </w:tcPr>
+          <w:p>
+            <w:r>
+              <w:t>LLM backend gercekleriyle uyumlu mu?</w:t>
+            </w:r>
+          </w:p>
+        </w:tc>
+        <w:tc>
+          <w:tcPr>
+            <w:tcW w:type="dxa" w:w="2160"/>
+          </w:tcPr>
+          <w:p>
+            <w:r>
+              <w:t>1=gecti / 0=kaldi (celismi yok)</w:t>
+            </w:r>
+          </w:p>
+        </w:tc>
+        <w:tc>
+          <w:tcPr>
+            <w:tcW w:type="dxa" w:w="2160"/>
+          </w:tcPr>
+          <w:p>
+            <w:r>
+              <w:t>1.000</w:t>
+            </w:r>
+          </w:p>
+        </w:tc>
+      </w:tr>
+      <w:tr>
+        <w:tc>
+          <w:tcPr>
+            <w:tcW w:type="dxa" w:w="2160"/>
+          </w:tcPr>
+          <w:p>
+            <w:r>
+              <w:t>Answer Score</w:t>
+            </w:r>
+          </w:p>
+        </w:tc>
+        <w:tc>
+          <w:tcPr>
+            <w:tcW w:type="dxa" w:w="2160"/>
+          </w:tcPr>
+          <w:p>
+            <w:r>
+              <w:t>Cevap kalitesi (uzunluk + alakalilik)</w:t>
+            </w:r>
+          </w:p>
+        </w:tc>
+        <w:tc>
+          <w:tcPr>
+            <w:tcW w:type="dxa" w:w="2160"/>
+          </w:tcPr>
+          <w:p>
+            <w:r>
+              <w:t>grade_answer().score</w:t>
+            </w:r>
+          </w:p>
+        </w:tc>
+        <w:tc>
+          <w:tcPr>
+            <w:tcW w:type="dxa" w:w="2160"/>
+          </w:tcPr>
+          <w:p>
+            <w:r>
+              <w:t>1.000</w:t>
+            </w:r>
+          </w:p>
+        </w:tc>
+      </w:tr>
+    </w:tbl>
+    <w:p/>
+    <w:p/>
+    <w:p>
+      <w:r>
+        <w:rPr>
+          <w:b w:val="0"/>
+          <w:sz w:val="21"/>
+        </w:rPr>
+        <w:t>Sekil 8: RAG Ortalama Metrik Skorlari. Retriever=1.0, Hallucination=1.0, Answer=1.0, Context Precision=0.786.</w:t>
+      </w:r>
+    </w:p>
+    <w:p/>
+    <w:p>
+      <w:r>
+        <w:rPr>
+          <w:b w:val="0"/>
+          <w:sz w:val="21"/>
+        </w:rPr>
+        <w:t>Sekil 9: RAG Ozet Istatistikler — 7 sorgu icin min/max/std dagilimi.</w:t>
+      </w:r>
+    </w:p>
+    <w:p/>
+    <w:p>
+      <w:r>
+        <w:rPr>
+          <w:b w:val="0"/>
+          <w:sz w:val="21"/>
+        </w:rPr>
+        <w:t>Sekil 10: RAG Isil Haritasi. Yesil=yuksek skor. Context Precision Q7 (trust) kategorisinde en dusuk — genis kavramli sorguda kelime eslesmesi daha zor.</w:t>
+      </w:r>
+    </w:p>
+    <w:p/>
+    <w:p>
+      <w:r>
+        <w:rPr>
+          <w:b w:val="0"/>
+          <w:sz w:val="21"/>
+        </w:rPr>
+        <w:t>Sekil 11: Soru bazinda metrik dagilimi. Retriever, Hallucination ve Answer tum sorgularda 1.0. Context Precision Q3-Q6-Q7 arasi 0.50-0.67.</w:t>
+      </w:r>
+    </w:p>
+    <w:p>
+      <w:pPr>
+        <w:pStyle w:val="Heading2"/>
+      </w:pPr>
+      <w:r>
+        <w:t>5.3 Context Precision 0.786 — Neden Mukemmel Degil?</w:t>
+      </w:r>
+    </w:p>
+    <w:p>
+      <w:r>
+        <w:rPr>
+          <w:b w:val="0"/>
+          <w:sz w:val="21"/>
+        </w:rPr>
+        <w:t>Context Precision &lt; 1.0 nedeni: TF-IDF kelime bazli esleme yapiyor. Q7 "trust" sorgusundaki "v9, r-squared, reliable, minimize cost" kelimelerinin hepsi tek belgede geçmiyor.</w:t>
+      </w:r>
+    </w:p>
+    <w:p>
+      <w:r>
+        <w:rPr>
+          <w:b w:val="0"/>
+          <w:sz w:val="21"/>
+        </w:rPr>
+        <w:t>Buna ragmen: Hallucination Pass=1.0, Answer Score=1.0 — sistem DOGRU cevap uretiyor.</w:t>
+      </w:r>
+    </w:p>
+    <w:p>
+      <w:r>
+        <w:rPr>
+          <w:b w:val="0"/>
+          <w:sz w:val="21"/>
+        </w:rPr>
+        <w:t>Iyilestirme yolu: Embedding tabanli retriever (BERT/sentence-transformers) Context Precision'u arttirir. TF-IDF bizim sistemimiz icin yeterli performans saglamaktadir.</w:t>
+      </w:r>
+    </w:p>
+    <w:p>
+      <w:pPr>
+        <w:pStyle w:val="Heading1"/>
+      </w:pPr>
+      <w:r>
+        <w:t>6. Sistem Dogrulugu — Genel Ozet</w:t>
+      </w:r>
+    </w:p>
+    <w:tbl>
+      <w:tblPr>
+        <w:tblStyle w:val="LightShading-Accent1"/>
+        <w:tblW w:type="auto" w:w="0"/>
+        <w:tblLook w:firstColumn="1" w:firstRow="1" w:lastColumn="0" w:lastRow="0" w:noHBand="0" w:noVBand="1" w:val="04A0"/>
+      </w:tblPr>
+      <w:tblGrid>
+        <w:gridCol w:w="2160"/>
+        <w:gridCol w:w="2160"/>
+        <w:gridCol w:w="2160"/>
+        <w:gridCol w:w="2160"/>
+      </w:tblGrid>
+      <w:tr>
+        <w:tc>
+          <w:tcPr>
+            <w:tcW w:type="dxa" w:w="2160"/>
+          </w:tcPr>
+          <w:p>
+            <w:r>
+              <w:rPr>
+                <w:b/>
+              </w:rPr>
+              <w:t>Bilesik</w:t>
+            </w:r>
+          </w:p>
+        </w:tc>
+        <w:tc>
+          <w:tcPr>
+            <w:tcW w:type="dxa" w:w="2160"/>
+          </w:tcPr>
+          <w:p>
+            <w:r>
+              <w:rPr>
+                <w:b/>
+              </w:rPr>
+              <w:t>Metrik</w:t>
+            </w:r>
+          </w:p>
+        </w:tc>
+        <w:tc>
+          <w:tcPr>
+            <w:tcW w:type="dxa" w:w="2160"/>
+          </w:tcPr>
+          <w:p>
+            <w:r>
+              <w:rPr>
+                <w:b/>
+              </w:rPr>
+              <w:t>Deger</w:t>
+            </w:r>
+          </w:p>
+        </w:tc>
+        <w:tc>
+          <w:tcPr>
+            <w:tcW w:type="dxa" w:w="2160"/>
+          </w:tcPr>
+          <w:p>
+            <w:r>
+              <w:rPr>
+                <w:b/>
+              </w:rPr>
+              <w:t>Yorum</w:t>
+            </w:r>
+          </w:p>
+        </w:tc>
+      </w:tr>
+      <w:tr>
+        <w:tc>
+          <w:tcPr>
+            <w:tcW w:type="dxa" w:w="2160"/>
+          </w:tcPr>
+          <w:p/>
+        </w:tc>
+        <w:tc>
+          <w:tcPr>
+            <w:tcW w:type="dxa" w:w="2160"/>
+          </w:tcPr>
+          <w:p/>
+        </w:tc>
+        <w:tc>
+          <w:tcPr>
+            <w:tcW w:type="dxa" w:w="2160"/>
+          </w:tcPr>
+          <w:p/>
+        </w:tc>
+        <w:tc>
+          <w:tcPr>
+            <w:tcW w:type="dxa" w:w="2160"/>
+          </w:tcPr>
+          <w:p/>
+        </w:tc>
+      </w:tr>
+      <w:tr>
+        <w:tc>
+          <w:tcPr>
+            <w:tcW w:type="dxa" w:w="2160"/>
+          </w:tcPr>
+          <w:p/>
+        </w:tc>
+        <w:tc>
+          <w:tcPr>
+            <w:tcW w:type="dxa" w:w="2160"/>
+          </w:tcPr>
+          <w:p/>
+        </w:tc>
+        <w:tc>
+          <w:tcPr>
+            <w:tcW w:type="dxa" w:w="2160"/>
+          </w:tcPr>
+          <w:p/>
+        </w:tc>
+        <w:tc>
+          <w:tcPr>
+            <w:tcW w:type="dxa" w:w="2160"/>
+          </w:tcPr>
+          <w:p/>
+        </w:tc>
+      </w:tr>
+      <w:tr>
+        <w:tc>
+          <w:tcPr>
+            <w:tcW w:type="dxa" w:w="2160"/>
+          </w:tcPr>
+          <w:p/>
+        </w:tc>
+        <w:tc>
+          <w:tcPr>
+            <w:tcW w:type="dxa" w:w="2160"/>
+          </w:tcPr>
+          <w:p/>
+        </w:tc>
+        <w:tc>
+          <w:tcPr>
+            <w:tcW w:type="dxa" w:w="2160"/>
+          </w:tcPr>
+          <w:p/>
+        </w:tc>
+        <w:tc>
+          <w:tcPr>
+            <w:tcW w:type="dxa" w:w="2160"/>
+          </w:tcPr>
+          <w:p/>
+        </w:tc>
+      </w:tr>
+      <w:tr>
+        <w:tc>
+          <w:tcPr>
+            <w:tcW w:type="dxa" w:w="2160"/>
+          </w:tcPr>
+          <w:p/>
+        </w:tc>
+        <w:tc>
+          <w:tcPr>
+            <w:tcW w:type="dxa" w:w="2160"/>
+          </w:tcPr>
+          <w:p/>
+        </w:tc>
+        <w:tc>
+          <w:tcPr>
+            <w:tcW w:type="dxa" w:w="2160"/>
+          </w:tcPr>
+          <w:p/>
+        </w:tc>
+        <w:tc>
+          <w:tcPr>
+            <w:tcW w:type="dxa" w:w="2160"/>
+          </w:tcPr>
+          <w:p/>
+        </w:tc>
+      </w:tr>
+      <w:tr>
+        <w:tc>
+          <w:tcPr>
+            <w:tcW w:type="dxa" w:w="2160"/>
+          </w:tcPr>
+          <w:p/>
+        </w:tc>
+        <w:tc>
+          <w:tcPr>
+            <w:tcW w:type="dxa" w:w="2160"/>
+          </w:tcPr>
+          <w:p/>
+        </w:tc>
+        <w:tc>
+          <w:tcPr>
+            <w:tcW w:type="dxa" w:w="2160"/>
+          </w:tcPr>
+          <w:p/>
+        </w:tc>
+        <w:tc>
+          <w:tcPr>
+            <w:tcW w:type="dxa" w:w="2160"/>
+          </w:tcPr>
+          <w:p/>
+        </w:tc>
+      </w:tr>
+      <w:tr>
+        <w:tc>
+          <w:tcPr>
+            <w:tcW w:type="dxa" w:w="2160"/>
+          </w:tcPr>
+          <w:p/>
+        </w:tc>
+        <w:tc>
+          <w:tcPr>
+            <w:tcW w:type="dxa" w:w="2160"/>
+          </w:tcPr>
+          <w:p/>
+        </w:tc>
+        <w:tc>
+          <w:tcPr>
+            <w:tcW w:type="dxa" w:w="2160"/>
+          </w:tcPr>
+          <w:p/>
+        </w:tc>
+        <w:tc>
+          <w:tcPr>
+            <w:tcW w:type="dxa" w:w="2160"/>
+          </w:tcPr>
+          <w:p/>
+        </w:tc>
+      </w:tr>
+      <w:tr>
+        <w:tc>
+          <w:tcPr>
+            <w:tcW w:type="dxa" w:w="2160"/>
+          </w:tcPr>
+          <w:p/>
+        </w:tc>
+        <w:tc>
+          <w:tcPr>
+            <w:tcW w:type="dxa" w:w="2160"/>
+          </w:tcPr>
+          <w:p/>
+        </w:tc>
+        <w:tc>
+          <w:tcPr>
+            <w:tcW w:type="dxa" w:w="2160"/>
+          </w:tcPr>
+          <w:p/>
+        </w:tc>
+        <w:tc>
+          <w:tcPr>
+            <w:tcW w:type="dxa" w:w="2160"/>
+          </w:tcPr>
+          <w:p/>
+        </w:tc>
+      </w:tr>
+      <w:tr>
+        <w:tc>
+          <w:tcPr>
+            <w:tcW w:type="dxa" w:w="2160"/>
+          </w:tcPr>
+          <w:p/>
+        </w:tc>
+        <w:tc>
+          <w:tcPr>
+            <w:tcW w:type="dxa" w:w="2160"/>
+          </w:tcPr>
+          <w:p/>
+        </w:tc>
+        <w:tc>
+          <w:tcPr>
+            <w:tcW w:type="dxa" w:w="2160"/>
+          </w:tcPr>
+          <w:p/>
+        </w:tc>
+        <w:tc>
+          <w:tcPr>
+            <w:tcW w:type="dxa" w:w="2160"/>
+          </w:tcPr>
+          <w:p/>
+        </w:tc>
+      </w:tr>
+      <w:tr>
+        <w:tc>
+          <w:tcPr>
+            <w:tcW w:type="dxa" w:w="2160"/>
+          </w:tcPr>
+          <w:p/>
+        </w:tc>
+        <w:tc>
+          <w:tcPr>
+            <w:tcW w:type="dxa" w:w="2160"/>
+          </w:tcPr>
+          <w:p/>
+        </w:tc>
+        <w:tc>
+          <w:tcPr>
+            <w:tcW w:type="dxa" w:w="2160"/>
+          </w:tcPr>
+          <w:p/>
+        </w:tc>
+        <w:tc>
+          <w:tcPr>
+            <w:tcW w:type="dxa" w:w="2160"/>
+          </w:tcPr>
+          <w:p/>
+        </w:tc>
+      </w:tr>
+      <w:tr>
+        <w:tc>
+          <w:tcPr>
+            <w:tcW w:type="dxa" w:w="2160"/>
+          </w:tcPr>
+          <w:p/>
+        </w:tc>
+        <w:tc>
+          <w:tcPr>
+            <w:tcW w:type="dxa" w:w="2160"/>
+          </w:tcPr>
+          <w:p/>
+        </w:tc>
+        <w:tc>
+          <w:tcPr>
+            <w:tcW w:type="dxa" w:w="2160"/>
+          </w:tcPr>
+          <w:p/>
+        </w:tc>
+        <w:tc>
+          <w:tcPr>
+            <w:tcW w:type="dxa" w:w="2160"/>
+          </w:tcPr>
+          <w:p/>
+        </w:tc>
+      </w:tr>
+      <w:tr>
+        <w:tc>
+          <w:tcPr>
+            <w:tcW w:type="dxa" w:w="2160"/>
+          </w:tcPr>
+          <w:p>
+            <w:r>
+              <w:t>ML Siniflandirici</w:t>
+            </w:r>
+          </w:p>
+        </w:tc>
+        <w:tc>
+          <w:tcPr>
+            <w:tcW w:type="dxa" w:w="2160"/>
+          </w:tcPr>
+          <w:p>
+            <w:r>
+              <w:t>AUC-ROC</w:t>
+            </w:r>
+          </w:p>
+        </w:tc>
+        <w:tc>
+          <w:tcPr>
+            <w:tcW w:type="dxa" w:w="2160"/>
+          </w:tcPr>
+          <w:p>
+            <w:r>
+              <w:t>0.91</w:t>
+            </w:r>
+          </w:p>
+        </w:tc>
+        <w:tc>
+          <w:tcPr>
+            <w:tcW w:type="dxa" w:w="2160"/>
+          </w:tcPr>
+          <w:p>
+            <w:r>
+              <w:t>Gecikme tespiti cok guvenilir</w:t>
+            </w:r>
+          </w:p>
+        </w:tc>
+      </w:tr>
+      <w:tr>
+        <w:tc>
+          <w:tcPr>
+            <w:tcW w:type="dxa" w:w="2160"/>
+          </w:tcPr>
+          <w:p>
+            <w:r>
+              <w:t>ML Siniflandirici</w:t>
+            </w:r>
+          </w:p>
+        </w:tc>
+        <w:tc>
+          <w:tcPr>
+            <w:tcW w:type="dxa" w:w="2160"/>
+          </w:tcPr>
+          <w:p>
+            <w:r>
+              <w:t>F2 Score</w:t>
+            </w:r>
+          </w:p>
+        </w:tc>
+        <w:tc>
+          <w:tcPr>
+            <w:tcW w:type="dxa" w:w="2160"/>
+          </w:tcPr>
+          <w:p>
+            <w:r>
+              <w:t>0.82</w:t>
+            </w:r>
+          </w:p>
+        </w:tc>
+        <w:tc>
+          <w:tcPr>
+            <w:tcW w:type="dxa" w:w="2160"/>
+          </w:tcPr>
+          <w:p>
+            <w:r>
+              <w:t>Kacirilmis gecikme minimumda</w:t>
+            </w:r>
+          </w:p>
+        </w:tc>
+      </w:tr>
+      <w:tr>
+        <w:tc>
+          <w:tcPr>
+            <w:tcW w:type="dxa" w:w="2160"/>
+          </w:tcPr>
+          <w:p>
+            <w:r>
+              <w:t>ML Regressor</w:t>
+            </w:r>
+          </w:p>
+        </w:tc>
+        <w:tc>
+          <w:tcPr>
+            <w:tcW w:type="dxa" w:w="2160"/>
+          </w:tcPr>
+          <w:p>
+            <w:r>
+              <w:t>R2 Score</w:t>
+            </w:r>
+          </w:p>
+        </w:tc>
+        <w:tc>
+          <w:tcPr>
+            <w:tcW w:type="dxa" w:w="2160"/>
+          </w:tcPr>
+          <w:p>
+            <w:r>
+              <w:t>0.921</w:t>
+            </w:r>
+          </w:p>
+        </w:tc>
+        <w:tc>
+          <w:tcPr>
+            <w:tcW w:type="dxa" w:w="2160"/>
+          </w:tcPr>
+          <w:p>
+            <w:r>
+              <w:t>Varyansin %92si aciklaniyor</w:t>
+            </w:r>
+          </w:p>
+        </w:tc>
+      </w:tr>
+      <w:tr>
+        <w:tc>
+          <w:tcPr>
+            <w:tcW w:type="dxa" w:w="2160"/>
+          </w:tcPr>
+          <w:p>
+            <w:r>
+              <w:t>ML Regressor</w:t>
+            </w:r>
+          </w:p>
+        </w:tc>
+        <w:tc>
+          <w:tcPr>
+            <w:tcW w:type="dxa" w:w="2160"/>
+          </w:tcPr>
+          <w:p>
+            <w:r>
+              <w:t>MAE</w:t>
+            </w:r>
+          </w:p>
+        </w:tc>
+        <w:tc>
+          <w:tcPr>
+            <w:tcW w:type="dxa" w:w="2160"/>
+          </w:tcPr>
+          <w:p>
+            <w:r>
+              <w:t>5.36 dk</w:t>
+            </w:r>
+          </w:p>
+        </w:tc>
+        <w:tc>
+          <w:tcPr>
+            <w:tcW w:type="dxa" w:w="2160"/>
+          </w:tcPr>
+          <w:p>
+            <w:r>
+              <w:t>Ortalama mutlak hata — iyi</w:t>
+            </w:r>
+          </w:p>
+        </w:tc>
+      </w:tr>
+      <w:tr>
+        <w:tc>
+          <w:tcPr>
+            <w:tcW w:type="dxa" w:w="2160"/>
+          </w:tcPr>
+          <w:p>
+            <w:r>
+              <w:t>P90 Regressor</w:t>
+            </w:r>
+          </w:p>
+        </w:tc>
+        <w:tc>
+          <w:tcPr>
+            <w:tcW w:type="dxa" w:w="2160"/>
+          </w:tcPr>
+          <w:p>
+            <w:r>
+              <w:t>Coverage</w:t>
+            </w:r>
+          </w:p>
+        </w:tc>
+        <w:tc>
+          <w:tcPr>
+            <w:tcW w:type="dxa" w:w="2160"/>
+          </w:tcPr>
+          <w:p>
+            <w:r>
+              <w:t>%88.97</w:t>
+            </w:r>
+          </w:p>
+        </w:tc>
+        <w:tc>
+          <w:tcPr>
+            <w:tcW w:type="dxa" w:w="2160"/>
+          </w:tcPr>
+          <w:p>
+            <w:r>
+              <w:t>Gerceklerin %89u tampon altinda</w:t>
+            </w:r>
+          </w:p>
+        </w:tc>
+      </w:tr>
+      <w:tr>
+        <w:tc>
+          <w:tcPr>
+            <w:tcW w:type="dxa" w:w="2160"/>
+          </w:tcPr>
+          <w:p>
+            <w:r>
+              <w:t>OR-Tools</w:t>
+            </w:r>
+          </w:p>
+        </w:tc>
+        <w:tc>
+          <w:tcPr>
+            <w:tcW w:type="dxa" w:w="2160"/>
+          </w:tcPr>
+          <w:p>
+            <w:r>
+              <w:t>Ort. Tasarruf</w:t>
+            </w:r>
+          </w:p>
+        </w:tc>
+        <w:tc>
+          <w:tcPr>
+            <w:tcW w:type="dxa" w:w="2160"/>
+          </w:tcPr>
+          <w:p>
+            <w:r>
+              <w:t>%15.6</w:t>
+            </w:r>
+          </w:p>
+        </w:tc>
+        <w:tc>
+          <w:tcPr>
+            <w:tcW w:type="dxa" w:w="2160"/>
+          </w:tcPr>
+          <w:p>
+            <w:r>
+              <w:t>5 senaryoda maliyet azaltimi</w:t>
+            </w:r>
+          </w:p>
+        </w:tc>
+      </w:tr>
+      <w:tr>
+        <w:tc>
+          <w:tcPr>
+            <w:tcW w:type="dxa" w:w="2160"/>
+          </w:tcPr>
+          <w:p>
+            <w:r>
+              <w:t>RAG Retriever</w:t>
+            </w:r>
+          </w:p>
+        </w:tc>
+        <w:tc>
+          <w:tcPr>
+            <w:tcW w:type="dxa" w:w="2160"/>
+          </w:tcPr>
+          <w:p>
+            <w:r>
+              <w:t>Score</w:t>
+            </w:r>
+          </w:p>
+        </w:tc>
+        <w:tc>
+          <w:tcPr>
+            <w:tcW w:type="dxa" w:w="2160"/>
+          </w:tcPr>
+          <w:p>
+            <w:r>
+              <w:t>1.000</w:t>
+            </w:r>
+          </w:p>
+        </w:tc>
+        <w:tc>
+          <w:tcPr>
+            <w:tcW w:type="dxa" w:w="2160"/>
+          </w:tcPr>
+          <w:p>
+            <w:r>
+              <w:t>Mukemmel — dogru belgeler</w:t>
+            </w:r>
+          </w:p>
+        </w:tc>
+      </w:tr>
+      <w:tr>
+        <w:tc>
+          <w:tcPr>
+            <w:tcW w:type="dxa" w:w="2160"/>
+          </w:tcPr>
+          <w:p>
+            <w:r>
+              <w:t>RAG Halusinasyon</w:t>
+            </w:r>
+          </w:p>
+        </w:tc>
+        <w:tc>
+          <w:tcPr>
+            <w:tcW w:type="dxa" w:w="2160"/>
+          </w:tcPr>
+          <w:p>
+            <w:r>
+              <w:t>Pass Rate</w:t>
+            </w:r>
+          </w:p>
+        </w:tc>
+        <w:tc>
+          <w:tcPr>
+            <w:tcW w:type="dxa" w:w="2160"/>
+          </w:tcPr>
+          <w:p>
+            <w:r>
+              <w:t>1.000</w:t>
+            </w:r>
+          </w:p>
+        </w:tc>
+        <w:tc>
+          <w:tcPr>
+            <w:tcW w:type="dxa" w:w="2160"/>
+          </w:tcPr>
+          <w:p>
+            <w:r>
+              <w:t>Hic yanlis bilgi gosterilmedi</w:t>
+            </w:r>
+          </w:p>
+        </w:tc>
+      </w:tr>
+      <w:tr>
+        <w:tc>
+          <w:tcPr>
+            <w:tcW w:type="dxa" w:w="2160"/>
+          </w:tcPr>
+          <w:p>
+            <w:r>
+              <w:t>RAG Cevap</w:t>
+            </w:r>
+          </w:p>
+        </w:tc>
+        <w:tc>
+          <w:tcPr>
+            <w:tcW w:type="dxa" w:w="2160"/>
+          </w:tcPr>
+          <w:p>
+            <w:r>
+              <w:t>Score</w:t>
+            </w:r>
+          </w:p>
+        </w:tc>
+        <w:tc>
+          <w:tcPr>
+            <w:tcW w:type="dxa" w:w="2160"/>
+          </w:tcPr>
+          <w:p>
+            <w:r>
+              <w:t>1.000</w:t>
+            </w:r>
+          </w:p>
+        </w:tc>
+        <w:tc>
+          <w:tcPr>
+            <w:tcW w:type="dxa" w:w="2160"/>
+          </w:tcPr>
+          <w:p>
+            <w:r>
+              <w:t>Kaliteli aciklama uretimi</w:t>
+            </w:r>
+          </w:p>
+        </w:tc>
+      </w:tr>
+      <w:tr>
+        <w:tc>
+          <w:tcPr>
+            <w:tcW w:type="dxa" w:w="2160"/>
+          </w:tcPr>
+          <w:p>
+            <w:r>
+              <w:t>RAG Context</w:t>
+            </w:r>
+          </w:p>
+        </w:tc>
+        <w:tc>
+          <w:tcPr>
+            <w:tcW w:type="dxa" w:w="2160"/>
+          </w:tcPr>
+          <w:p>
+            <w:r>
+              <w:t>Precision</w:t>
+            </w:r>
+          </w:p>
+        </w:tc>
+        <w:tc>
+          <w:tcPr>
+            <w:tcW w:type="dxa" w:w="2160"/>
+          </w:tcPr>
+          <w:p>
+            <w:r>
+              <w:t>0.786</w:t>
+            </w:r>
+          </w:p>
+        </w:tc>
+        <w:tc>
+          <w:tcPr>
+            <w:tcW w:type="dxa" w:w="2160"/>
+          </w:tcPr>
+          <w:p>
+            <w:r>
+              <w:t>Iyi — TF-IDF siniri, embedding ile artabilir</w:t>
+            </w:r>
+          </w:p>
+        </w:tc>
+      </w:tr>
+    </w:tbl>
+    <w:p/>
     <w:sectPr>
       <w:pgSz w:w="12240" w:h="15840"/>
       <w:pgMar w:top="1440" w:right="1800" w:bottom="1440" w:left="1800" w:header="720" w:footer="720" w:gutter="0"/>
@@ -5447,10 +5516,6 @@
     <w:name w:val="Normal"/>
     <w:qFormat/>
     <w:rsid w:val="00FC693F"/>
-    <w:rPr>
-      <w:rFonts w:ascii="Calibri" w:hAnsi="Calibri"/>
-      <w:sz w:val="22"/>
-    </w:rPr>
   </w:style>
   <w:style w:type="paragraph" w:styleId="Header">
     <w:name w:val="header"/>
